--- a/Apple_Customer_Support_Assistant_Report.docx
+++ b/Apple_Customer_Support_Assistant_Report.docx
@@ -18,7 +18,7 @@
     </w:p>
     <w:p>
       <w:pPr>
-        <w:spacing w:after="360"/>
+        <w:spacing w:after="320"/>
       </w:pPr>
       <w:r>
         <w:rPr>
@@ -42,14 +42,14 @@
           <w:rFonts w:ascii="Arial" w:hAnsi="Arial"/>
           <w:b/>
           <w:color w:val="0071E3"/>
-          <w:sz w:val="30"/>
+          <w:sz w:val="28"/>
         </w:rPr>
-        <w:t>1. Quick Start and Reproducibility</w:t>
+        <w:t>1. Executive Summary, Architecture, and Quick Start</w:t>
       </w:r>
     </w:p>
     <w:p>
       <w:pPr>
-        <w:spacing w:before="40" w:after="80"/>
+        <w:spacing w:before="60" w:after="100"/>
       </w:pPr>
       <w:r>
         <w:rPr>
@@ -57,13 +57,13 @@
           <w:color w:val="1D1D1F"/>
           <w:sz w:val="20"/>
         </w:rPr>
-        <w:t>You can run the full system locally in under three minutes without needing GPU hardware.</w:t>
+        <w:t>This project is an end-to-end customer support automation system built specifically for Apple customer interactions (@AppleSupport). The system combines multi-intent classification, Retrieval-Augmented Generation (RAG) using historical Apple interaction data, a 4-tier risk escalation guardrail engine, an admin specialist review console, and an automated LLM-as-Judge evaluation harness.</w:t>
       </w:r>
     </w:p>
     <w:p>
       <w:pPr>
         <w:pStyle w:val="Heading2"/>
-        <w:spacing w:before="200" w:after="80"/>
+        <w:spacing w:before="240" w:after="80"/>
       </w:pPr>
       <w:r>
         <w:rPr>
@@ -72,12 +72,12 @@
           <w:color w:val="1D1D1F"/>
           <w:sz w:val="24"/>
         </w:rPr>
-        <w:t>Running the Application Locally (Two Terminals)</w:t>
+        <w:t>System Architecture Flow</w:t>
       </w:r>
     </w:p>
     <w:p>
       <w:pPr>
-        <w:spacing w:before="40" w:after="80"/>
+        <w:spacing w:before="60" w:after="100"/>
       </w:pPr>
       <w:r>
         <w:rPr>
@@ -85,12 +85,637 @@
           <w:color w:val="1D1D1F"/>
           <w:sz w:val="20"/>
         </w:rPr>
-        <w:t>Terminal 1: Start the Express backend server (Port 3001)</w:t>
+        <w:t>+----------------------------------+</w:t>
+      </w:r>
+    </w:p>
+    <w:tbl>
+      <w:tblPr>
+        <w:tblW w:type="auto" w:w="0"/>
+        <w:jc w:val="center"/>
+        <w:tblLook w:firstColumn="1" w:firstRow="1" w:lastColumn="0" w:lastRow="0" w:noHBand="0" w:noVBand="1" w:val="04A0"/>
+      </w:tblPr>
+      <w:tblGrid>
+        <w:gridCol w:w="9360"/>
+      </w:tblGrid>
+      <w:tr>
+        <w:tc>
+          <w:tcPr>
+            <w:tcW w:type="dxa" w:w="9360"/>
+            <w:shd w:val="clear" w:color="auto" w:fill="0071E3"/>
+          </w:tcPr>
+          <w:p>
+            <w:pPr>
+              <w:spacing w:before="80" w:after="80"/>
+            </w:pPr>
+            <w:r>
+              <w:rPr>
+                <w:rFonts w:ascii="Arial" w:hAnsi="Arial"/>
+                <w:b/>
+                <w:color w:val="FFFFFF"/>
+                <w:sz w:val="19"/>
+              </w:rPr>
+              <w:t>Incoming Customer Query</w:t>
+            </w:r>
+          </w:p>
+        </w:tc>
+      </w:tr>
+    </w:tbl>
+    <w:p/>
+    <w:p>
+      <w:pPr>
+        <w:spacing w:before="60" w:after="100"/>
+      </w:pPr>
+      <w:r>
+        <w:rPr>
+          <w:rFonts w:ascii="Arial" w:hAnsi="Arial"/>
+          <w:color w:val="1D1D1F"/>
+          <w:sz w:val="20"/>
+        </w:rPr>
+        <w:t>+----------------+-----------------+</w:t>
+      </w:r>
+    </w:p>
+    <w:tbl>
+      <w:tblPr>
+        <w:tblW w:type="auto" w:w="0"/>
+        <w:jc w:val="center"/>
+        <w:tblLook w:firstColumn="1" w:firstRow="1" w:lastColumn="0" w:lastRow="0" w:noHBand="0" w:noVBand="1" w:val="04A0"/>
+      </w:tblPr>
+      <w:tblGrid>
+  </w:tblGrid>
+      <w:tr>
+  </w:tr>
+    </w:tbl>
+    <w:p/>
+    <w:p>
+      <w:pPr>
+        <w:spacing w:before="60" w:after="100"/>
+      </w:pPr>
+      <w:r>
+        <w:rPr>
+          <w:rFonts w:ascii="Arial" w:hAnsi="Arial"/>
+          <w:color w:val="1D1D1F"/>
+          <w:sz w:val="20"/>
+        </w:rPr>
+        <w:t>v</w:t>
       </w:r>
     </w:p>
     <w:p>
       <w:pPr>
-        <w:spacing w:before="40" w:after="80"/>
+        <w:spacing w:before="60" w:after="100"/>
+      </w:pPr>
+      <w:r>
+        <w:rPr>
+          <w:rFonts w:ascii="Arial" w:hAnsi="Arial"/>
+          <w:color w:val="1D1D1F"/>
+          <w:sz w:val="20"/>
+        </w:rPr>
+        <w:t>+----------------------------------+</w:t>
+      </w:r>
+    </w:p>
+    <w:tbl>
+      <w:tblPr>
+        <w:tblW w:type="auto" w:w="0"/>
+        <w:jc w:val="center"/>
+        <w:tblLook w:firstColumn="1" w:firstRow="1" w:lastColumn="0" w:lastRow="0" w:noHBand="0" w:noVBand="1" w:val="04A0"/>
+      </w:tblPr>
+      <w:tblGrid>
+        <w:gridCol w:w="9360"/>
+      </w:tblGrid>
+      <w:tr>
+        <w:tc>
+          <w:tcPr>
+            <w:tcW w:type="dxa" w:w="9360"/>
+            <w:shd w:val="clear" w:color="auto" w:fill="0071E3"/>
+          </w:tcPr>
+          <w:p>
+            <w:pPr>
+              <w:spacing w:before="80" w:after="80"/>
+            </w:pPr>
+            <w:r>
+              <w:rPr>
+                <w:rFonts w:ascii="Arial" w:hAnsi="Arial"/>
+                <w:b/>
+                <w:color w:val="FFFFFF"/>
+                <w:sz w:val="19"/>
+              </w:rPr>
+              <w:t>1. Intent Classification Engine</w:t>
+            </w:r>
+          </w:p>
+        </w:tc>
+      </w:tr>
+      <w:tr>
+        <w:tc>
+          <w:tcPr>
+            <w:tcW w:type="dxa" w:w="9360"/>
+            <w:shd w:val="clear" w:color="auto" w:fill="F5F5F7"/>
+          </w:tcPr>
+          <w:p>
+            <w:pPr>
+              <w:spacing w:before="80" w:after="80"/>
+            </w:pPr>
+            <w:r>
+              <w:rPr>
+                <w:rFonts w:ascii="Arial" w:hAnsi="Arial"/>
+                <w:color w:val="1D1D1F"/>
+                <w:sz w:val="19"/>
+              </w:rPr>
+              <w:t>(7 Taxonomy Classes + Conf %)</w:t>
+            </w:r>
+          </w:p>
+        </w:tc>
+      </w:tr>
+    </w:tbl>
+    <w:p/>
+    <w:p>
+      <w:pPr>
+        <w:spacing w:before="60" w:after="100"/>
+      </w:pPr>
+      <w:r>
+        <w:rPr>
+          <w:rFonts w:ascii="Arial" w:hAnsi="Arial"/>
+          <w:color w:val="1D1D1F"/>
+          <w:sz w:val="20"/>
+        </w:rPr>
+        <w:t>+----------------+-----------------+</w:t>
+      </w:r>
+    </w:p>
+    <w:tbl>
+      <w:tblPr>
+        <w:tblW w:type="auto" w:w="0"/>
+        <w:jc w:val="center"/>
+        <w:tblLook w:firstColumn="1" w:firstRow="1" w:lastColumn="0" w:lastRow="0" w:noHBand="0" w:noVBand="1" w:val="04A0"/>
+      </w:tblPr>
+      <w:tblGrid>
+  </w:tblGrid>
+      <w:tr>
+  </w:tr>
+    </w:tbl>
+    <w:p/>
+    <w:p>
+      <w:pPr>
+        <w:spacing w:before="60" w:after="100"/>
+      </w:pPr>
+      <w:r>
+        <w:rPr>
+          <w:rFonts w:ascii="Arial" w:hAnsi="Arial"/>
+          <w:color w:val="1D1D1F"/>
+          <w:sz w:val="20"/>
+        </w:rPr>
+        <w:t>v</w:t>
+      </w:r>
+    </w:p>
+    <w:p>
+      <w:pPr>
+        <w:spacing w:before="60" w:after="100"/>
+      </w:pPr>
+      <w:r>
+        <w:rPr>
+          <w:rFonts w:ascii="Arial" w:hAnsi="Arial"/>
+          <w:color w:val="1D1D1F"/>
+          <w:sz w:val="20"/>
+        </w:rPr>
+        <w:t>+----------------------------------+</w:t>
+      </w:r>
+    </w:p>
+    <w:tbl>
+      <w:tblPr>
+        <w:tblW w:type="auto" w:w="0"/>
+        <w:jc w:val="center"/>
+        <w:tblLook w:firstColumn="1" w:firstRow="1" w:lastColumn="0" w:lastRow="0" w:noHBand="0" w:noVBand="1" w:val="04A0"/>
+      </w:tblPr>
+      <w:tblGrid>
+        <w:gridCol w:w="9360"/>
+      </w:tblGrid>
+      <w:tr>
+        <w:tc>
+          <w:tcPr>
+            <w:tcW w:type="dxa" w:w="9360"/>
+            <w:shd w:val="clear" w:color="auto" w:fill="0071E3"/>
+          </w:tcPr>
+          <w:p>
+            <w:pPr>
+              <w:spacing w:before="80" w:after="80"/>
+            </w:pPr>
+            <w:r>
+              <w:rPr>
+                <w:rFonts w:ascii="Arial" w:hAnsi="Arial"/>
+                <w:b/>
+                <w:color w:val="FFFFFF"/>
+                <w:sz w:val="19"/>
+              </w:rPr>
+              <w:t>2. RAG Context Retrieval Store</w:t>
+            </w:r>
+          </w:p>
+        </w:tc>
+      </w:tr>
+      <w:tr>
+        <w:tc>
+          <w:tcPr>
+            <w:tcW w:type="dxa" w:w="9360"/>
+            <w:shd w:val="clear" w:color="auto" w:fill="F5F5F7"/>
+          </w:tcPr>
+          <w:p>
+            <w:pPr>
+              <w:spacing w:before="80" w:after="80"/>
+            </w:pPr>
+            <w:r>
+              <w:rPr>
+                <w:rFonts w:ascii="Arial" w:hAnsi="Arial"/>
+                <w:color w:val="1D1D1F"/>
+                <w:sz w:val="19"/>
+              </w:rPr>
+              <w:t>(TF-IDF Vector Similarity)</w:t>
+            </w:r>
+          </w:p>
+        </w:tc>
+      </w:tr>
+    </w:tbl>
+    <w:p/>
+    <w:p>
+      <w:pPr>
+        <w:spacing w:before="60" w:after="100"/>
+      </w:pPr>
+      <w:r>
+        <w:rPr>
+          <w:rFonts w:ascii="Arial" w:hAnsi="Arial"/>
+          <w:color w:val="1D1D1F"/>
+          <w:sz w:val="20"/>
+        </w:rPr>
+        <w:t>+----------------+-----------------+</w:t>
+      </w:r>
+    </w:p>
+    <w:tbl>
+      <w:tblPr>
+        <w:tblW w:type="auto" w:w="0"/>
+        <w:jc w:val="center"/>
+        <w:tblLook w:firstColumn="1" w:firstRow="1" w:lastColumn="0" w:lastRow="0" w:noHBand="0" w:noVBand="1" w:val="04A0"/>
+      </w:tblPr>
+      <w:tblGrid>
+  </w:tblGrid>
+      <w:tr>
+  </w:tr>
+    </w:tbl>
+    <w:p/>
+    <w:p>
+      <w:pPr>
+        <w:spacing w:before="60" w:after="100"/>
+      </w:pPr>
+      <w:r>
+        <w:rPr>
+          <w:rFonts w:ascii="Arial" w:hAnsi="Arial"/>
+          <w:color w:val="1D1D1F"/>
+          <w:sz w:val="20"/>
+        </w:rPr>
+        <w:t>v</w:t>
+      </w:r>
+    </w:p>
+    <w:p>
+      <w:pPr>
+        <w:spacing w:before="60" w:after="100"/>
+      </w:pPr>
+      <w:r>
+        <w:rPr>
+          <w:rFonts w:ascii="Arial" w:hAnsi="Arial"/>
+          <w:color w:val="1D1D1F"/>
+          <w:sz w:val="20"/>
+        </w:rPr>
+        <w:t>+----------------------------------+</w:t>
+      </w:r>
+    </w:p>
+    <w:tbl>
+      <w:tblPr>
+        <w:tblW w:type="auto" w:w="0"/>
+        <w:jc w:val="center"/>
+        <w:tblLook w:firstColumn="1" w:firstRow="1" w:lastColumn="0" w:lastRow="0" w:noHBand="0" w:noVBand="1" w:val="04A0"/>
+      </w:tblPr>
+      <w:tblGrid>
+        <w:gridCol w:w="9360"/>
+      </w:tblGrid>
+      <w:tr>
+        <w:tc>
+          <w:tcPr>
+            <w:tcW w:type="dxa" w:w="9360"/>
+            <w:shd w:val="clear" w:color="auto" w:fill="0071E3"/>
+          </w:tcPr>
+          <w:p>
+            <w:pPr>
+              <w:spacing w:before="80" w:after="80"/>
+            </w:pPr>
+            <w:r>
+              <w:rPr>
+                <w:rFonts w:ascii="Arial" w:hAnsi="Arial"/>
+                <w:b/>
+                <w:color w:val="FFFFFF"/>
+                <w:sz w:val="19"/>
+              </w:rPr>
+              <w:t>3. Policy &amp; Escalation Guardrail</w:t>
+            </w:r>
+          </w:p>
+        </w:tc>
+      </w:tr>
+      <w:tr>
+        <w:tc>
+          <w:tcPr>
+            <w:tcW w:type="dxa" w:w="9360"/>
+            <w:shd w:val="clear" w:color="auto" w:fill="F5F5F7"/>
+          </w:tcPr>
+          <w:p>
+            <w:pPr>
+              <w:spacing w:before="80" w:after="80"/>
+            </w:pPr>
+            <w:r>
+              <w:rPr>
+                <w:rFonts w:ascii="Arial" w:hAnsi="Arial"/>
+                <w:color w:val="1D1D1F"/>
+                <w:sz w:val="19"/>
+              </w:rPr>
+              <w:t>(4 Tiers: Auto, Suggest, etc.)</w:t>
+            </w:r>
+          </w:p>
+        </w:tc>
+      </w:tr>
+    </w:tbl>
+    <w:p/>
+    <w:p>
+      <w:pPr>
+        <w:spacing w:before="60" w:after="100"/>
+      </w:pPr>
+      <w:r>
+        <w:rPr>
+          <w:rFonts w:ascii="Arial" w:hAnsi="Arial"/>
+          <w:color w:val="1D1D1F"/>
+          <w:sz w:val="20"/>
+        </w:rPr>
+        <w:t>+----------------+-----------------+</w:t>
+      </w:r>
+    </w:p>
+    <w:tbl>
+      <w:tblPr>
+        <w:tblW w:type="auto" w:w="0"/>
+        <w:jc w:val="center"/>
+        <w:tblLook w:firstColumn="1" w:firstRow="1" w:lastColumn="0" w:lastRow="0" w:noHBand="0" w:noVBand="1" w:val="04A0"/>
+      </w:tblPr>
+      <w:tblGrid>
+  </w:tblGrid>
+      <w:tr>
+  </w:tr>
+    </w:tbl>
+    <w:p/>
+    <w:p>
+      <w:pPr>
+        <w:spacing w:before="60" w:after="100"/>
+      </w:pPr>
+      <w:r>
+        <w:rPr>
+          <w:rFonts w:ascii="Arial" w:hAnsi="Arial"/>
+          <w:color w:val="1D1D1F"/>
+          <w:sz w:val="20"/>
+        </w:rPr>
+        <w:t>v</w:t>
+      </w:r>
+    </w:p>
+    <w:p>
+      <w:pPr>
+        <w:spacing w:before="60" w:after="100"/>
+      </w:pPr>
+      <w:r>
+        <w:rPr>
+          <w:rFonts w:ascii="Arial" w:hAnsi="Arial"/>
+          <w:color w:val="1D1D1F"/>
+          <w:sz w:val="20"/>
+        </w:rPr>
+        <w:t>+----------------------------------+</w:t>
+      </w:r>
+    </w:p>
+    <w:tbl>
+      <w:tblPr>
+        <w:tblW w:type="auto" w:w="0"/>
+        <w:jc w:val="center"/>
+        <w:tblLook w:firstColumn="1" w:firstRow="1" w:lastColumn="0" w:lastRow="0" w:noHBand="0" w:noVBand="1" w:val="04A0"/>
+      </w:tblPr>
+      <w:tblGrid>
+        <w:gridCol w:w="9360"/>
+      </w:tblGrid>
+      <w:tr>
+        <w:tc>
+          <w:tcPr>
+            <w:tcW w:type="dxa" w:w="9360"/>
+            <w:shd w:val="clear" w:color="auto" w:fill="0071E3"/>
+          </w:tcPr>
+          <w:p>
+            <w:pPr>
+              <w:spacing w:before="80" w:after="80"/>
+            </w:pPr>
+            <w:r>
+              <w:rPr>
+                <w:rFonts w:ascii="Arial" w:hAnsi="Arial"/>
+                <w:b/>
+                <w:color w:val="FFFFFF"/>
+                <w:sz w:val="19"/>
+              </w:rPr>
+              <w:t>4. Response Generator Engine</w:t>
+            </w:r>
+          </w:p>
+        </w:tc>
+      </w:tr>
+      <w:tr>
+        <w:tc>
+          <w:tcPr>
+            <w:tcW w:type="dxa" w:w="9360"/>
+            <w:shd w:val="clear" w:color="auto" w:fill="F5F5F7"/>
+          </w:tcPr>
+          <w:p>
+            <w:pPr>
+              <w:spacing w:before="80" w:after="80"/>
+            </w:pPr>
+            <w:r>
+              <w:rPr>
+                <w:rFonts w:ascii="Arial" w:hAnsi="Arial"/>
+                <w:color w:val="1D1D1F"/>
+                <w:sz w:val="19"/>
+              </w:rPr>
+              <w:t>(Grounded Apple Resolution)</w:t>
+            </w:r>
+          </w:p>
+        </w:tc>
+      </w:tr>
+    </w:tbl>
+    <w:p/>
+    <w:p>
+      <w:pPr>
+        <w:spacing w:before="60" w:after="100"/>
+      </w:pPr>
+      <w:r>
+        <w:rPr>
+          <w:rFonts w:ascii="Arial" w:hAnsi="Arial"/>
+          <w:color w:val="1D1D1F"/>
+          <w:sz w:val="20"/>
+        </w:rPr>
+        <w:t>+----------------+-----------------+</w:t>
+      </w:r>
+    </w:p>
+    <w:tbl>
+      <w:tblPr>
+        <w:tblW w:type="auto" w:w="0"/>
+        <w:jc w:val="center"/>
+        <w:tblLook w:firstColumn="1" w:firstRow="1" w:lastColumn="0" w:lastRow="0" w:noHBand="0" w:noVBand="1" w:val="04A0"/>
+      </w:tblPr>
+      <w:tblGrid>
+  </w:tblGrid>
+      <w:tr>
+  </w:tr>
+    </w:tbl>
+    <w:p/>
+    <w:p>
+      <w:pPr>
+        <w:spacing w:before="60" w:after="100"/>
+      </w:pPr>
+      <w:r>
+        <w:rPr>
+          <w:rFonts w:ascii="Arial" w:hAnsi="Arial"/>
+          <w:color w:val="1D1D1F"/>
+          <w:sz w:val="20"/>
+        </w:rPr>
+        <w:t>v</w:t>
+      </w:r>
+    </w:p>
+    <w:p>
+      <w:pPr>
+        <w:spacing w:before="60" w:after="100"/>
+      </w:pPr>
+      <w:r>
+        <w:rPr>
+          <w:rFonts w:ascii="Arial" w:hAnsi="Arial"/>
+          <w:color w:val="1D1D1F"/>
+          <w:sz w:val="20"/>
+        </w:rPr>
+        <w:t>+----------------------------------+</w:t>
+      </w:r>
+    </w:p>
+    <w:tbl>
+      <w:tblPr>
+        <w:tblW w:type="auto" w:w="0"/>
+        <w:jc w:val="center"/>
+        <w:tblLook w:firstColumn="1" w:firstRow="1" w:lastColumn="0" w:lastRow="0" w:noHBand="0" w:noVBand="1" w:val="04A0"/>
+      </w:tblPr>
+      <w:tblGrid>
+        <w:gridCol w:w="9360"/>
+      </w:tblGrid>
+      <w:tr>
+        <w:tc>
+          <w:tcPr>
+            <w:tcW w:type="dxa" w:w="9360"/>
+            <w:shd w:val="clear" w:color="auto" w:fill="0071E3"/>
+          </w:tcPr>
+          <w:p>
+            <w:pPr>
+              <w:spacing w:before="80" w:after="80"/>
+            </w:pPr>
+            <w:r>
+              <w:rPr>
+                <w:rFonts w:ascii="Arial" w:hAnsi="Arial"/>
+                <w:b/>
+                <w:color w:val="FFFFFF"/>
+                <w:sz w:val="19"/>
+              </w:rPr>
+              <w:t>5. LLM Quality Judge &amp; Console</w:t>
+            </w:r>
+          </w:p>
+        </w:tc>
+      </w:tr>
+      <w:tr>
+        <w:tc>
+          <w:tcPr>
+            <w:tcW w:type="dxa" w:w="9360"/>
+            <w:shd w:val="clear" w:color="auto" w:fill="F5F5F7"/>
+          </w:tcPr>
+          <w:p>
+            <w:pPr>
+              <w:spacing w:before="80" w:after="80"/>
+            </w:pPr>
+            <w:r>
+              <w:rPr>
+                <w:rFonts w:ascii="Arial" w:hAnsi="Arial"/>
+                <w:color w:val="1D1D1F"/>
+                <w:sz w:val="19"/>
+              </w:rPr>
+              <w:t>(5-Dimension Rubric Evaluation)</w:t>
+            </w:r>
+          </w:p>
+        </w:tc>
+      </w:tr>
+    </w:tbl>
+    <w:p/>
+    <w:p>
+      <w:pPr>
+        <w:spacing w:before="60" w:after="100"/>
+      </w:pPr>
+      <w:r>
+        <w:rPr>
+          <w:rFonts w:ascii="Arial" w:hAnsi="Arial"/>
+          <w:color w:val="1D1D1F"/>
+          <w:sz w:val="20"/>
+        </w:rPr>
+        <w:t>+----------------------------------+</w:t>
+      </w:r>
+    </w:p>
+    <w:p>
+      <w:pPr>
+        <w:pStyle w:val="Heading2"/>
+        <w:spacing w:before="240" w:after="80"/>
+      </w:pPr>
+      <w:r>
+        <w:rPr>
+          <w:rFonts w:ascii="Arial" w:hAnsi="Arial"/>
+          <w:b/>
+          <w:color w:val="1D1D1F"/>
+          <w:sz w:val="24"/>
+        </w:rPr>
+        <w:t>Quick Start Instructions (Under 3 Minutes)</w:t>
+      </w:r>
+    </w:p>
+    <w:p>
+      <w:pPr>
+        <w:spacing w:before="60" w:after="100"/>
+      </w:pPr>
+      <w:r>
+        <w:rPr>
+          <w:rFonts w:ascii="Arial" w:hAnsi="Arial"/>
+          <w:color w:val="1D1D1F"/>
+          <w:sz w:val="20"/>
+        </w:rPr>
+        <w:t>You can run the full application and evaluation suite locally on any laptop without GPU requirements.</w:t>
+      </w:r>
+    </w:p>
+    <w:p>
+      <w:pPr>
+        <w:spacing w:before="60" w:after="100"/>
+      </w:pPr>
+      <w:r>
+        <w:rPr>
+          <w:rFonts w:ascii="Arial" w:hAnsi="Arial"/>
+          <w:color w:val="1D1D1F"/>
+          <w:sz w:val="20"/>
+        </w:rPr>
+        <w:t>#### Option A: Running the Interactive Web Application (Two Terminals)</w:t>
+      </w:r>
+    </w:p>
+    <w:p>
+      <w:pPr>
+        <w:spacing w:before="60" w:after="100"/>
+      </w:pPr>
+      <w:r>
+        <w:rPr>
+          <w:rFonts w:ascii="Arial" w:hAnsi="Arial"/>
+          <w:color w:val="1D1D1F"/>
+          <w:sz w:val="20"/>
+        </w:rPr>
+        <w:t>Terminal 1: Start the Express backend API server (Port 3001)</w:t>
+      </w:r>
+    </w:p>
+    <w:p>
+      <w:pPr>
+        <w:spacing w:before="60" w:after="100"/>
       </w:pPr>
       <w:r>
         <w:rPr>
@@ -103,7 +728,7 @@
     </w:p>
     <w:p>
       <w:pPr>
-        <w:spacing w:before="40" w:after="80"/>
+        <w:spacing w:before="60" w:after="100"/>
       </w:pPr>
       <w:r>
         <w:rPr>
@@ -116,7 +741,7 @@
     </w:p>
     <w:p>
       <w:pPr>
-        <w:spacing w:before="40" w:after="80"/>
+        <w:spacing w:before="60" w:after="100"/>
       </w:pPr>
       <w:r>
         <w:rPr>
@@ -129,7 +754,7 @@
     </w:p>
     <w:p>
       <w:pPr>
-        <w:spacing w:before="40" w:after="80"/>
+        <w:spacing w:before="60" w:after="100"/>
       </w:pPr>
       <w:r>
         <w:rPr>
@@ -137,12 +762,12 @@
           <w:color w:val="1D1D1F"/>
           <w:sz w:val="20"/>
         </w:rPr>
-        <w:t>Terminal 2: Start the React frontend application (Port 5173)</w:t>
+        <w:t>Terminal 2: Start the React frontend user interface (Port 5173)</w:t>
       </w:r>
     </w:p>
     <w:p>
       <w:pPr>
-        <w:spacing w:before="40" w:after="80"/>
+        <w:spacing w:before="60" w:after="100"/>
       </w:pPr>
       <w:r>
         <w:rPr>
@@ -155,7 +780,7 @@
     </w:p>
     <w:p>
       <w:pPr>
-        <w:spacing w:before="40" w:after="80"/>
+        <w:spacing w:before="60" w:after="100"/>
       </w:pPr>
       <w:r>
         <w:rPr>
@@ -168,7 +793,7 @@
     </w:p>
     <w:p>
       <w:pPr>
-        <w:spacing w:before="40" w:after="80"/>
+        <w:spacing w:before="60" w:after="100"/>
       </w:pPr>
       <w:r>
         <w:rPr>
@@ -181,7 +806,7 @@
     </w:p>
     <w:p>
       <w:pPr>
-        <w:spacing w:before="40" w:after="80"/>
+        <w:spacing w:before="60" w:after="100"/>
       </w:pPr>
       <w:r>
         <w:rPr>
@@ -189,27 +814,25 @@
           <w:color w:val="1D1D1F"/>
           <w:sz w:val="20"/>
         </w:rPr>
-        <w:t>Open http://localhost:5173 in your browser to test the full interactive application.</w:t>
+        <w:t>Open http://localhost:5173 in your web browser to access the full Apple Customer Support Assistant dashboard.</w:t>
       </w:r>
     </w:p>
     <w:p>
       <w:pPr>
-        <w:pStyle w:val="Heading2"/>
-        <w:spacing w:before="200" w:after="80"/>
+        <w:spacing w:before="60" w:after="100"/>
       </w:pPr>
       <w:r>
         <w:rPr>
           <w:rFonts w:ascii="Arial" w:hAnsi="Arial"/>
-          <w:b/>
           <w:color w:val="1D1D1F"/>
-          <w:sz w:val="24"/>
+          <w:sz w:val="20"/>
         </w:rPr>
-        <w:t>Running the Evaluation Script (Under 60 Seconds)</w:t>
+        <w:t>#### Option B: Running the Automated Evaluation Script (Under 60 Seconds)</w:t>
       </w:r>
     </w:p>
     <w:p>
       <w:pPr>
-        <w:spacing w:before="40" w:after="80"/>
+        <w:spacing w:before="60" w:after="100"/>
       </w:pPr>
       <w:r>
         <w:rPr>
@@ -222,7 +845,7 @@
     </w:p>
     <w:p>
       <w:pPr>
-        <w:spacing w:before="40" w:after="80"/>
+        <w:spacing w:before="60" w:after="100"/>
       </w:pPr>
       <w:r>
         <w:rPr>
@@ -235,7 +858,7 @@
     </w:p>
     <w:p>
       <w:pPr>
-        <w:spacing w:before="40" w:after="80"/>
+        <w:spacing w:before="60" w:after="100"/>
       </w:pPr>
       <w:r>
         <w:rPr>
@@ -248,22 +871,7 @@
     </w:p>
     <w:p>
       <w:pPr>
-        <w:pStyle w:val="Heading2"/>
-        <w:spacing w:before="200" w:after="80"/>
-      </w:pPr>
-      <w:r>
-        <w:rPr>
-          <w:rFonts w:ascii="Arial" w:hAnsi="Arial"/>
-          <w:b/>
-          <w:color w:val="1D1D1F"/>
-          <w:sz w:val="24"/>
-        </w:rPr>
-        <w:t>Deploying to Render</w:t>
-      </w:r>
-    </w:p>
-    <w:p>
-      <w:pPr>
-        <w:spacing w:before="40" w:after="80"/>
+        <w:spacing w:before="60" w:after="100"/>
       </w:pPr>
       <w:r>
         <w:rPr>
@@ -271,13 +879,12 @@
           <w:color w:val="1D1D1F"/>
           <w:sz w:val="20"/>
         </w:rPr>
-        <w:t>This project includes a pre-configured render.yaml file for 1-click deployments on Render.</w:t>
+        <w:t>#### Option C: Deploying to Render Cloud Platform</w:t>
       </w:r>
     </w:p>
     <w:p>
       <w:pPr>
-        <w:pStyle w:val="ListBullet"/>
-        <w:spacing w:before="20" w:after="60"/>
+        <w:spacing w:before="60" w:after="100"/>
       </w:pPr>
       <w:r>
         <w:rPr>
@@ -285,13 +892,27 @@
           <w:color w:val="1D1D1F"/>
           <w:sz w:val="20"/>
         </w:rPr>
-        <w:t>Connect your repository to Render Blueprints.</w:t>
+        <w:t>This repository contains a pre-configured render.yaml specification for 1-click cloud deployments:</w:t>
       </w:r>
     </w:p>
     <w:p>
       <w:pPr>
         <w:pStyle w:val="ListBullet"/>
-        <w:spacing w:before="20" w:after="60"/>
+        <w:spacing w:before="40" w:after="80"/>
+      </w:pPr>
+      <w:r>
+        <w:rPr>
+          <w:rFonts w:ascii="Arial" w:hAnsi="Arial"/>
+          <w:color w:val="1D1D1F"/>
+          <w:sz w:val="20"/>
+        </w:rPr>
+        <w:t>Connect your repository to Render Blueprints in the Render Dashboard.</w:t>
+      </w:r>
+    </w:p>
+    <w:p>
+      <w:pPr>
+        <w:pStyle w:val="ListBullet"/>
+        <w:spacing w:before="40" w:after="80"/>
       </w:pPr>
       <w:r>
         <w:rPr>
@@ -305,7 +926,7 @@
     <w:p>
       <w:pPr>
         <w:pStyle w:val="ListBullet"/>
-        <w:spacing w:before="20" w:after="60"/>
+        <w:spacing w:before="40" w:after="80"/>
       </w:pPr>
       <w:r>
         <w:rPr>
@@ -313,7 +934,7 @@
           <w:color w:val="1D1D1F"/>
           <w:sz w:val="20"/>
         </w:rPr>
-        <w:t>Click Apply. The system will build and serve both backend APIs and static React assets on a single Web Service.</w:t>
+        <w:t>Click Apply. Render will automatically build the React application and launch the Express web service.</w:t>
       </w:r>
     </w:p>
     <w:p>
@@ -326,7 +947,7 @@
           <w:rFonts w:ascii="Arial" w:hAnsi="Arial"/>
           <w:b/>
           <w:color w:val="0071E3"/>
-          <w:sz w:val="30"/>
+          <w:sz w:val="28"/>
         </w:rPr>
         <w:t>2. Problem Framing and Brand Alignment</w:t>
       </w:r>
@@ -334,7 +955,7 @@
     <w:p>
       <w:pPr>
         <w:pStyle w:val="Heading2"/>
-        <w:spacing w:before="200" w:after="80"/>
+        <w:spacing w:before="240" w:after="80"/>
       </w:pPr>
       <w:r>
         <w:rPr>
@@ -343,12 +964,12 @@
           <w:color w:val="1D1D1F"/>
           <w:sz w:val="24"/>
         </w:rPr>
-        <w:t>What Good Means for Apple Support</w:t>
+        <w:t>What Good Means for Apple Customer Support</w:t>
       </w:r>
     </w:p>
     <w:p>
       <w:pPr>
-        <w:spacing w:before="40" w:after="80"/>
+        <w:spacing w:before="60" w:after="100"/>
       </w:pPr>
       <w:r>
         <w:rPr>
@@ -356,13 +977,13 @@
           <w:color w:val="1D1D1F"/>
           <w:sz w:val="20"/>
         </w:rPr>
-        <w:t>Apple built its reputation on trust, privacy, high technical precision, and empathetic communication. When designing a customer support system for Apple (@AppleSupport), standard chatbot behavior is unacceptable.</w:t>
+        <w:t>Apple has built one of the most trusted brands in technology by prioritizing customer privacy, empathetic communication, technical accuracy, and device security. When operating an automated support agent on behalf of @AppleSupport, standard chatbot behavior is unacceptable.</w:t>
       </w:r>
     </w:p>
     <w:p>
       <w:pPr>
         <w:pStyle w:val="ListBullet"/>
-        <w:spacing w:before="20" w:after="60"/>
+        <w:spacing w:before="40" w:after="80"/>
       </w:pPr>
       <w:r>
         <w:rPr>
@@ -370,13 +991,13 @@
           <w:color w:val="1D1D1F"/>
           <w:sz w:val="20"/>
         </w:rPr>
-        <w:t>Zero Policy and Price Hallucinations: The system must never invent warranty terms or repair prices, such as claiming liquid damage is covered under standard AppleCare.</w:t>
+        <w:t>Zero Policy and Price Hallucinations: The system must never invent warranty terms or repair costs. For instance, claiming that accidental liquid damage is covered under standard AppleCare is a severe policy violation.</w:t>
       </w:r>
     </w:p>
     <w:p>
       <w:pPr>
         <w:pStyle w:val="ListBullet"/>
-        <w:spacing w:before="20" w:after="60"/>
+        <w:spacing w:before="40" w:after="80"/>
       </w:pPr>
       <w:r>
         <w:rPr>
@@ -384,13 +1005,13 @@
           <w:color w:val="1D1D1F"/>
           <w:sz w:val="20"/>
         </w:rPr>
-        <w:t>Strict Escalation for Security and Safety: High-risk issues like locked Apple IDs, compromised payments, or swollen batteries must immediately route to human specialists rather than automated replies.</w:t>
+        <w:t>Strict Escalation Safeguards for Security and Safety: High-risk customer situations, such as locked Apple IDs, compromised payment methods, device theft, or physical battery swelling, must immediately route to human specialists.</w:t>
       </w:r>
     </w:p>
     <w:p>
       <w:pPr>
         <w:pStyle w:val="ListBullet"/>
-        <w:spacing w:before="20" w:after="60"/>
+        <w:spacing w:before="40" w:after="80"/>
       </w:pPr>
       <w:r>
         <w:rPr>
@@ -398,13 +1019,13 @@
           <w:color w:val="1D1D1F"/>
           <w:sz w:val="20"/>
         </w:rPr>
-        <w:t>Authentic Apple Voice: Tone must be polite, direct, and structured, ending with an official support handle (^AS).</w:t>
+        <w:t>Authentic Apple Voice: All customer responses must maintain a polite, clear, and structured tone, concluding with an official specialist handle (^AS).</w:t>
       </w:r>
     </w:p>
     <w:p>
       <w:pPr>
         <w:pStyle w:val="ListBullet"/>
-        <w:spacing w:before="20" w:after="60"/>
+        <w:spacing w:before="40" w:after="80"/>
       </w:pPr>
       <w:r>
         <w:rPr>
@@ -412,13 +1033,13 @@
           <w:color w:val="1D1D1F"/>
           <w:sz w:val="20"/>
         </w:rPr>
-        <w:t>Full Customer Transparency: Users must see real-time confidence scores and clear status indicators showing whether an issue was auto-resolved or reviewed by an admin specialist.</w:t>
+        <w:t>Complete Customer Transparency: Customers must see real-time confidence scores and clear status indicators showing whether an issue was auto-resolved or reviewed by an admin specialist.</w:t>
       </w:r>
     </w:p>
     <w:p>
       <w:pPr>
         <w:pStyle w:val="Heading2"/>
-        <w:spacing w:before="200" w:after="80"/>
+        <w:spacing w:before="240" w:after="80"/>
       </w:pPr>
       <w:r>
         <w:rPr>
@@ -433,7 +1054,7 @@
     <w:p>
       <w:pPr>
         <w:pStyle w:val="ListBullet"/>
-        <w:spacing w:before="20" w:after="60"/>
+        <w:spacing w:before="40" w:after="80"/>
       </w:pPr>
       <w:r>
         <w:rPr>
@@ -441,13 +1062,13 @@
           <w:color w:val="1D1D1F"/>
           <w:sz w:val="20"/>
         </w:rPr>
-        <w:t>Fine-tuning Heavy Local LLMs: Fine-tuning an 8B model on noisy Twitter data takes hours to train and produces fragile results compared to calibrated prompt engineering with RAG. I prioritized fast local execution and total reproducibility.</w:t>
+        <w:t>Fine-tuning Heavy Local Open-Source LLMs: Fine-tuning an 8B model on noisy Twitter data takes hours of training time and produces fragile results compared to calibrated prompt engineering with RAG. I prioritized instant local execution, low latency, and total reproducibility.</w:t>
       </w:r>
     </w:p>
     <w:p>
       <w:pPr>
         <w:pStyle w:val="ListBullet"/>
-        <w:spacing w:before="20" w:after="60"/>
+        <w:spacing w:before="40" w:after="80"/>
       </w:pPr>
       <w:r>
         <w:rPr>
@@ -455,13 +1076,13 @@
           <w:color w:val="1D1D1F"/>
           <w:sz w:val="20"/>
         </w:rPr>
-        <w:t>Fully Autonomous Account Mutations: Allowing an AI to trigger automated password resets or issue refunds directly introduces severe security liabilities. I designed a 4-tier engine where sensitive requests generate human-reviewable drafts instead.</w:t>
+        <w:t>Fully Autonomous Account Operations or Refunds: Allowing an automated model to trigger password resets or issue refunds directly introduces severe security vulnerabilities. I designed a 4-tier decision engine where sensitive requests generate human-reviewable drafts instead.</w:t>
       </w:r>
     </w:p>
     <w:p>
       <w:pPr>
         <w:pStyle w:val="ListBullet"/>
-        <w:spacing w:before="20" w:after="60"/>
+        <w:spacing w:before="40" w:after="80"/>
       </w:pPr>
       <w:r>
         <w:rPr>
@@ -469,7 +1090,7 @@
           <w:color w:val="1D1D1F"/>
           <w:sz w:val="20"/>
         </w:rPr>
-        <w:t>Over-Segmented 30-Class Taxonomies: Customer tweets are inherently noisy. Forcing a classifier into 30 granular classes leads to confusion. I focused on a clean 7-class taxonomy matching real Apple department teams.</w:t>
+        <w:t>Over-Segmented 30-Class Taxonomy: Real customer support tweets are noisy and often contain multiple intents. Forcing a classifier into 30 granular classes leads to model confusion. I focused on a clean 7-class taxonomy matching real Apple department teams.</w:t>
       </w:r>
     </w:p>
     <w:p>
@@ -482,14 +1103,14 @@
           <w:rFonts w:ascii="Arial" w:hAnsi="Arial"/>
           <w:b/>
           <w:color w:val="0071E3"/>
-          <w:sz w:val="30"/>
+          <w:sz w:val="28"/>
         </w:rPr>
         <w:t>3. Golden Evaluation Set and Sampling Methodology</w:t>
       </w:r>
     </w:p>
     <w:p>
       <w:pPr>
-        <w:spacing w:before="40" w:after="80"/>
+        <w:spacing w:before="60" w:after="100"/>
       </w:pPr>
       <w:r>
         <w:rPr>
@@ -497,13 +1118,13 @@
           <w:color w:val="1D1D1F"/>
           <w:sz w:val="20"/>
         </w:rPr>
-        <w:t>To evaluate performance accurately, I curated a Golden Evaluation Set of 150 real multi-turn support interactions from the Kaggle Twitter Customer Support dataset (filtering specifically for @AppleSupport interactions).</w:t>
+        <w:t>To evaluate system performance accurately, I curated a Golden Evaluation Set of 150 real multi-turn support interactions extracted from the Kaggle Twitter Customer Support dataset (twcs.csv), filtering specifically for @AppleSupport interactions (~180,000 tweets).</w:t>
       </w:r>
     </w:p>
     <w:p>
       <w:pPr>
         <w:pStyle w:val="Heading2"/>
-        <w:spacing w:before="200" w:after="80"/>
+        <w:spacing w:before="240" w:after="80"/>
       </w:pPr>
       <w:r>
         <w:rPr>
@@ -512,13 +1133,13 @@
           <w:color w:val="1D1D1F"/>
           <w:sz w:val="24"/>
         </w:rPr>
-        <w:t>How I Sampled and Labelled the Data</w:t>
+        <w:t>Sampling and Labeling Strategy</w:t>
       </w:r>
     </w:p>
     <w:p>
       <w:pPr>
         <w:pStyle w:val="ListBullet"/>
-        <w:spacing w:before="20" w:after="60"/>
+        <w:spacing w:before="40" w:after="80"/>
       </w:pPr>
       <w:r>
         <w:rPr>
@@ -526,13 +1147,13 @@
           <w:color w:val="1D1D1F"/>
           <w:sz w:val="20"/>
         </w:rPr>
-        <w:t>Stratified Sampling: I sampled examples across seven core intent categories to prevent majority-class bias.</w:t>
+        <w:t>Stratified Sampling: I sampled examples evenly across seven core intent categories to prevent majority-class evaluation bias.</w:t>
       </w:r>
     </w:p>
     <w:p>
       <w:pPr>
         <w:pStyle w:val="ListBullet"/>
-        <w:spacing w:before="20" w:after="60"/>
+        <w:spacing w:before="40" w:after="80"/>
       </w:pPr>
       <w:r>
         <w:rPr>
@@ -540,13 +1161,13 @@
           <w:color w:val="1D1D1F"/>
           <w:sz w:val="20"/>
         </w:rPr>
-        <w:t>Cleaning and Noise Removal: I removed truncated tweets, spam messages, and threads missing crucial context.</w:t>
+        <w:t>Noise Removal and Thread Reconstruction: I removed incomplete tweets, automated bot messages, and truncated threads that lacked essential customer context.</w:t>
       </w:r>
     </w:p>
     <w:p>
       <w:pPr>
         <w:pStyle w:val="ListBullet"/>
-        <w:spacing w:before="20" w:after="60"/>
+        <w:spacing w:before="40" w:after="80"/>
       </w:pPr>
       <w:r>
         <w:rPr>
@@ -554,13 +1175,13 @@
           <w:color w:val="1D1D1F"/>
           <w:sz w:val="20"/>
         </w:rPr>
-        <w:t>Manual Annotation: I reviewed each sample by hand and assigned:</w:t>
+        <w:t>Manual Annotation Protocol: Each sample was reviewed by hand and annotated with:</w:t>
       </w:r>
     </w:p>
     <w:p>
       <w:pPr>
         <w:pStyle w:val="ListBullet"/>
-        <w:spacing w:before="20" w:after="60"/>
+        <w:spacing w:before="40" w:after="80"/>
       </w:pPr>
       <w:r>
         <w:rPr>
@@ -574,7 +1195,7 @@
     <w:p>
       <w:pPr>
         <w:pStyle w:val="ListBullet"/>
-        <w:spacing w:before="20" w:after="60"/>
+        <w:spacing w:before="40" w:after="80"/>
       </w:pPr>
       <w:r>
         <w:rPr>
@@ -588,7 +1209,7 @@
     <w:p>
       <w:pPr>
         <w:pStyle w:val="ListBullet"/>
-        <w:spacing w:before="20" w:after="60"/>
+        <w:spacing w:before="40" w:after="80"/>
       </w:pPr>
       <w:r>
         <w:rPr>
@@ -602,7 +1223,7 @@
     <w:p>
       <w:pPr>
         <w:pStyle w:val="Heading2"/>
-        <w:spacing w:before="200" w:after="80"/>
+        <w:spacing w:before="240" w:after="80"/>
       </w:pPr>
       <w:r>
         <w:rPr>
@@ -611,13 +1232,13 @@
           <w:color w:val="1D1D1F"/>
           <w:sz w:val="24"/>
         </w:rPr>
-        <w:t>Intent Distribution (150 Samples)</w:t>
+        <w:t>Intent Distribution Breakdown (150 Samples)</w:t>
       </w:r>
     </w:p>
     <w:p>
       <w:pPr>
         <w:pStyle w:val="ListBullet"/>
-        <w:spacing w:before="20" w:after="60"/>
+        <w:spacing w:before="40" w:after="80"/>
       </w:pPr>
       <w:r>
         <w:rPr>
@@ -625,13 +1246,13 @@
           <w:color w:val="1D1D1F"/>
           <w:sz w:val="20"/>
         </w:rPr>
-        <w:t>SOFTWARE_BUG: 28 samples (18.7%)</w:t>
+        <w:t>SOFTWARE_BUG: 28 samples (18.7%) — OS update issues, app crashes, performance slowdowns.</w:t>
       </w:r>
     </w:p>
     <w:p>
       <w:pPr>
         <w:pStyle w:val="ListBullet"/>
-        <w:spacing w:before="20" w:after="60"/>
+        <w:spacing w:before="40" w:after="80"/>
       </w:pPr>
       <w:r>
         <w:rPr>
@@ -639,13 +1260,13 @@
           <w:color w:val="1D1D1F"/>
           <w:sz w:val="20"/>
         </w:rPr>
-        <w:t>DEVICE_ISSUE: 26 samples (17.3%)</w:t>
+        <w:t>DEVICE_ISSUE: 26 samples (17.3%) — Battery drain, screen flickering, speaker distortion.</w:t>
       </w:r>
     </w:p>
     <w:p>
       <w:pPr>
         <w:pStyle w:val="ListBullet"/>
-        <w:spacing w:before="20" w:after="60"/>
+        <w:spacing w:before="40" w:after="80"/>
       </w:pPr>
       <w:r>
         <w:rPr>
@@ -653,13 +1274,13 @@
           <w:color w:val="1D1D1F"/>
           <w:sz w:val="20"/>
         </w:rPr>
-        <w:t>ACCOUNT_ACCESS: 22 samples (14.7%)</w:t>
+        <w:t>ACCOUNT_ACCESS: 22 samples (14.7%) — Two-factor authentication, locked Apple ID, password resets.</w:t>
       </w:r>
     </w:p>
     <w:p>
       <w:pPr>
         <w:pStyle w:val="ListBullet"/>
-        <w:spacing w:before="20" w:after="60"/>
+        <w:spacing w:before="40" w:after="80"/>
       </w:pPr>
       <w:r>
         <w:rPr>
@@ -667,13 +1288,13 @@
           <w:color w:val="1D1D1F"/>
           <w:sz w:val="20"/>
         </w:rPr>
-        <w:t>BILLING_PAYMENT: 22 samples (14.7%)</w:t>
+        <w:t>BILLING_PAYMENT: 22 samples (14.7%) — Unexpected App Store charges, subscription cancellations.</w:t>
       </w:r>
     </w:p>
     <w:p>
       <w:pPr>
         <w:pStyle w:val="ListBullet"/>
-        <w:spacing w:before="20" w:after="60"/>
+        <w:spacing w:before="40" w:after="80"/>
       </w:pPr>
       <w:r>
         <w:rPr>
@@ -681,13 +1302,13 @@
           <w:color w:val="1D1D1F"/>
           <w:sz w:val="20"/>
         </w:rPr>
-        <w:t>SERVICE_OUTAGE: 16 samples (10.7%)</w:t>
+        <w:t>SERVICE_OUTAGE: 16 samples (10.7%) — iCloud Sync down, iMessage delivery failures, App Store connection errors.</w:t>
       </w:r>
     </w:p>
     <w:p>
       <w:pPr>
         <w:pStyle w:val="ListBullet"/>
-        <w:spacing w:before="20" w:after="60"/>
+        <w:spacing w:before="40" w:after="80"/>
       </w:pPr>
       <w:r>
         <w:rPr>
@@ -695,13 +1316,13 @@
           <w:color w:val="1D1D1F"/>
           <w:sz w:val="20"/>
         </w:rPr>
-        <w:t>REPAIR_WARRANTY: 18 samples (12.0%)</w:t>
+        <w:t>REPAIR_WARRANTY: 18 samples (12.0%) — Screen replacement costs, AppleCare+ coverage checks, trade-in logistics.</w:t>
       </w:r>
     </w:p>
     <w:p>
       <w:pPr>
         <w:pStyle w:val="ListBullet"/>
-        <w:spacing w:before="20" w:after="60"/>
+        <w:spacing w:before="40" w:after="80"/>
       </w:pPr>
       <w:r>
         <w:rPr>
@@ -709,7 +1330,7 @@
           <w:color w:val="1D1D1F"/>
           <w:sz w:val="20"/>
         </w:rPr>
-        <w:t>GENERAL_INQUIRY: 18 samples (12.0%)</w:t>
+        <w:t>GENERAL_INQUIRY: 18 samples (12.0%) — General product feature questions, store hours, compatibility checks.</w:t>
       </w:r>
     </w:p>
     <w:p>
@@ -722,14 +1343,14 @@
           <w:rFonts w:ascii="Arial" w:hAnsi="Arial"/>
           <w:b/>
           <w:color w:val="0071E3"/>
-          <w:sz w:val="30"/>
+          <w:sz w:val="28"/>
         </w:rPr>
         <w:t>4. Evaluation Harness and LLM-as-Judge Calibration</w:t>
       </w:r>
     </w:p>
     <w:p>
       <w:pPr>
-        <w:spacing w:before="40" w:after="80"/>
+        <w:spacing w:before="60" w:after="100"/>
       </w:pPr>
       <w:r>
         <w:rPr>
@@ -743,7 +1364,7 @@
     <w:p>
       <w:pPr>
         <w:pStyle w:val="ListBullet"/>
-        <w:spacing w:before="20" w:after="60"/>
+        <w:spacing w:before="40" w:after="80"/>
       </w:pPr>
       <w:r>
         <w:rPr>
@@ -751,13 +1372,13 @@
           <w:color w:val="1D1D1F"/>
           <w:sz w:val="20"/>
         </w:rPr>
-        <w:t>Accuracy: Technical correctness of advice.</w:t>
+        <w:t>Accuracy: Technical correctness of troubleshooting steps and advice.</w:t>
       </w:r>
     </w:p>
     <w:p>
       <w:pPr>
         <w:pStyle w:val="ListBullet"/>
-        <w:spacing w:before="20" w:after="60"/>
+        <w:spacing w:before="40" w:after="80"/>
       </w:pPr>
       <w:r>
         <w:rPr>
@@ -765,13 +1386,13 @@
           <w:color w:val="1D1D1F"/>
           <w:sz w:val="20"/>
         </w:rPr>
-        <w:t>Empathy: Respectful and polite customer tone.</w:t>
+        <w:t>Empathy: Respectful, polite, and customer-focused tone.</w:t>
       </w:r>
     </w:p>
     <w:p>
       <w:pPr>
         <w:pStyle w:val="ListBullet"/>
-        <w:spacing w:before="20" w:after="60"/>
+        <w:spacing w:before="40" w:after="80"/>
       </w:pPr>
       <w:r>
         <w:rPr>
@@ -779,13 +1400,13 @@
           <w:color w:val="1D1D1F"/>
           <w:sz w:val="20"/>
         </w:rPr>
-        <w:t>Actionability: Clear troubleshooting steps.</w:t>
+        <w:t>Actionability: Clear, step-by-step resolution guidance.</w:t>
       </w:r>
     </w:p>
     <w:p>
       <w:pPr>
         <w:pStyle w:val="ListBullet"/>
-        <w:spacing w:before="20" w:after="60"/>
+        <w:spacing w:before="40" w:after="80"/>
       </w:pPr>
       <w:r>
         <w:rPr>
@@ -793,13 +1414,13 @@
           <w:color w:val="1D1D1F"/>
           <w:sz w:val="20"/>
         </w:rPr>
-        <w:t>Groundedness: Adherence to retrieved factual context.</w:t>
+        <w:t>Groundedness: Strict adherence to retrieved factual KB context without hallucination.</w:t>
       </w:r>
     </w:p>
     <w:p>
       <w:pPr>
         <w:pStyle w:val="ListBullet"/>
-        <w:spacing w:before="20" w:after="60"/>
+        <w:spacing w:before="40" w:after="80"/>
       </w:pPr>
       <w:r>
         <w:rPr>
@@ -807,13 +1428,13 @@
           <w:color w:val="1D1D1F"/>
           <w:sz w:val="20"/>
         </w:rPr>
-        <w:t>Tone and Compliance: Standard sign-off (^AS) and policy rules.</w:t>
+        <w:t>Tone and Compliance: Inclusion of standard specialist handles (^AS) and policy rules.</w:t>
       </w:r>
     </w:p>
     <w:p>
       <w:pPr>
         <w:pStyle w:val="Heading2"/>
-        <w:spacing w:before="200" w:after="80"/>
+        <w:spacing w:before="240" w:after="80"/>
       </w:pPr>
       <w:r>
         <w:rPr>
@@ -822,12 +1443,12 @@
           <w:color w:val="1D1D1F"/>
           <w:sz w:val="24"/>
         </w:rPr>
-        <w:t>Measuring Agreement Between LLM Judge and Human Annotator</w:t>
+        <w:t>Measuring Agreement Between Automated Judge and Human Annotators</w:t>
       </w:r>
     </w:p>
     <w:p>
       <w:pPr>
-        <w:spacing w:before="40" w:after="80"/>
+        <w:spacing w:before="60" w:after="100"/>
       </w:pPr>
       <w:r>
         <w:rPr>
@@ -841,7 +1462,7 @@
     <w:p>
       <w:pPr>
         <w:pStyle w:val="ListBullet"/>
-        <w:spacing w:before="20" w:after="60"/>
+        <w:spacing w:before="40" w:after="80"/>
       </w:pPr>
       <w:r>
         <w:rPr>
@@ -849,13 +1470,13 @@
           <w:color w:val="1D1D1F"/>
           <w:sz w:val="20"/>
         </w:rPr>
-        <w:t>Cohen's Kappa Score: 0.67 (Substantial Agreement)</w:t>
+        <w:t>Cohen's Kappa Score: 0.67 (Substantial Agreement under standard inter-rater reliability benchmarks).</w:t>
       </w:r>
     </w:p>
     <w:p>
       <w:pPr>
         <w:pStyle w:val="ListBullet"/>
-        <w:spacing w:before="20" w:after="60"/>
+        <w:spacing w:before="40" w:after="80"/>
       </w:pPr>
       <w:r>
         <w:rPr>
@@ -863,13 +1484,13 @@
           <w:color w:val="1D1D1F"/>
           <w:sz w:val="20"/>
         </w:rPr>
-        <w:t>Exact or Near Agreement (within 1 point): 83.3%</w:t>
+        <w:t>Exact or Near Agreement (within 1 point): 83.3%.</w:t>
       </w:r>
     </w:p>
     <w:p>
       <w:pPr>
         <w:pStyle w:val="ListBullet"/>
-        <w:spacing w:before="20" w:after="60"/>
+        <w:spacing w:before="40" w:after="80"/>
       </w:pPr>
       <w:r>
         <w:rPr>
@@ -877,12 +1498,12 @@
           <w:color w:val="1D1D1F"/>
           <w:sz w:val="20"/>
         </w:rPr>
-        <w:t>Pearson Correlation Score: 0.76</w:t>
+        <w:t>Pearson Correlation Score: 0.76 across overall quality scores.</w:t>
       </w:r>
     </w:p>
     <w:p>
       <w:pPr>
-        <w:spacing w:before="40" w:after="80"/>
+        <w:spacing w:before="60" w:after="100"/>
       </w:pPr>
       <w:r>
         <w:rPr>
@@ -890,7 +1511,7 @@
           <w:color w:val="1D1D1F"/>
           <w:sz w:val="20"/>
         </w:rPr>
-        <w:t>Key Takeaway: The automated judge aligns closely with human judgment on technical correctness and factual groundedness, though it scores tone slightly higher (+0.3 points) than human raters.</w:t>
+        <w:t>Calibration Insight: The automated judge aligns closely with human raters on technical correctness and factual groundedness, though it scores tone slightly higher (+0.3 points) than human raters.</w:t>
       </w:r>
     </w:p>
     <w:p>
@@ -903,14 +1524,14 @@
           <w:rFonts w:ascii="Arial" w:hAnsi="Arial"/>
           <w:b/>
           <w:color w:val="0071E3"/>
-          <w:sz w:val="30"/>
+          <w:sz w:val="28"/>
         </w:rPr>
         <w:t>5. Results vs Baselines</w:t>
       </w:r>
     </w:p>
     <w:p>
       <w:pPr>
-        <w:spacing w:before="40" w:after="80"/>
+        <w:spacing w:before="60" w:after="100"/>
       </w:pPr>
       <w:r>
         <w:rPr>
@@ -924,7 +1545,7 @@
     <w:p>
       <w:pPr>
         <w:pStyle w:val="ListBullet"/>
-        <w:spacing w:before="20" w:after="60"/>
+        <w:spacing w:before="40" w:after="80"/>
       </w:pPr>
       <w:r>
         <w:rPr>
@@ -938,7 +1559,7 @@
     <w:p>
       <w:pPr>
         <w:pStyle w:val="ListBullet"/>
-        <w:spacing w:before="20" w:after="60"/>
+        <w:spacing w:before="40" w:after="80"/>
       </w:pPr>
       <w:r>
         <w:rPr>
@@ -946,13 +1567,13 @@
           <w:color w:val="1D1D1F"/>
           <w:sz w:val="20"/>
         </w:rPr>
-        <w:t>Simple Baseline: A keyword-matching script using regex rules for terms like "battery" or "password".</w:t>
+        <w:t>Simple Baseline: A keyword-matching script using regex rules for terms like "battery", "bill", or "password".</w:t>
       </w:r>
     </w:p>
     <w:p>
       <w:pPr>
         <w:pStyle w:val="ListBullet"/>
-        <w:spacing w:before="20" w:after="60"/>
+        <w:spacing w:before="40" w:after="80"/>
       </w:pPr>
       <w:r>
         <w:rPr>
@@ -960,13 +1581,13 @@
           <w:color w:val="1D1D1F"/>
           <w:sz w:val="20"/>
         </w:rPr>
-        <w:t>Full System: Intent Classifier + TF-IDF RAG Store + 4-Tier Guardrail Escalation Engine + Gemini 1.5.</w:t>
+        <w:t>Proposed System: Intent Classifier + TF-IDF RAG Store + 4-Tier Guardrail Escalation Engine + Gemini 1.5.</w:t>
       </w:r>
     </w:p>
     <w:p>
       <w:pPr>
         <w:pStyle w:val="Heading2"/>
-        <w:spacing w:before="200" w:after="80"/>
+        <w:spacing w:before="240" w:after="80"/>
       </w:pPr>
       <w:r>
         <w:rPr>
@@ -975,7 +1596,7 @@
           <w:color w:val="1D1D1F"/>
           <w:sz w:val="24"/>
         </w:rPr>
-        <w:t>Evaluation Results Table</w:t>
+        <w:t>System Benchmark Performance Table</w:t>
       </w:r>
     </w:p>
     <w:tbl>
@@ -1000,14 +1621,14 @@
           </w:tcPr>
           <w:p>
             <w:pPr>
-              <w:spacing w:before="60" w:after="60"/>
+              <w:spacing w:before="80" w:after="80"/>
             </w:pPr>
             <w:r>
               <w:rPr>
                 <w:rFonts w:ascii="Arial" w:hAnsi="Arial"/>
                 <w:b/>
                 <w:color w:val="FFFFFF"/>
-                <w:sz w:val="18"/>
+                <w:sz w:val="19"/>
               </w:rPr>
               <w:t>System Name</w:t>
             </w:r>
@@ -1020,14 +1641,14 @@
           </w:tcPr>
           <w:p>
             <w:pPr>
-              <w:spacing w:before="60" w:after="60"/>
+              <w:spacing w:before="80" w:after="80"/>
             </w:pPr>
             <w:r>
               <w:rPr>
                 <w:rFonts w:ascii="Arial" w:hAnsi="Arial"/>
                 <w:b/>
                 <w:color w:val="FFFFFF"/>
-                <w:sz w:val="18"/>
+                <w:sz w:val="19"/>
               </w:rPr>
               <w:t>Intent Accuracy</w:t>
             </w:r>
@@ -1040,14 +1661,14 @@
           </w:tcPr>
           <w:p>
             <w:pPr>
-              <w:spacing w:before="60" w:after="60"/>
+              <w:spacing w:before="80" w:after="80"/>
             </w:pPr>
             <w:r>
               <w:rPr>
                 <w:rFonts w:ascii="Arial" w:hAnsi="Arial"/>
                 <w:b/>
                 <w:color w:val="FFFFFF"/>
-                <w:sz w:val="18"/>
+                <w:sz w:val="19"/>
               </w:rPr>
               <w:t>Escalation Accuracy</w:t>
             </w:r>
@@ -1060,14 +1681,14 @@
           </w:tcPr>
           <w:p>
             <w:pPr>
-              <w:spacing w:before="60" w:after="60"/>
+              <w:spacing w:before="80" w:after="80"/>
             </w:pPr>
             <w:r>
               <w:rPr>
                 <w:rFonts w:ascii="Arial" w:hAnsi="Arial"/>
                 <w:b/>
                 <w:color w:val="FFFFFF"/>
-                <w:sz w:val="18"/>
+                <w:sz w:val="19"/>
               </w:rPr>
               <w:t>Macro F1</w:t>
             </w:r>
@@ -1080,14 +1701,14 @@
           </w:tcPr>
           <w:p>
             <w:pPr>
-              <w:spacing w:before="60" w:after="60"/>
+              <w:spacing w:before="80" w:after="80"/>
             </w:pPr>
             <w:r>
               <w:rPr>
                 <w:rFonts w:ascii="Arial" w:hAnsi="Arial"/>
                 <w:b/>
                 <w:color w:val="FFFFFF"/>
-                <w:sz w:val="18"/>
+                <w:sz w:val="19"/>
               </w:rPr>
               <w:t>RAG Precision</w:t>
             </w:r>
@@ -1100,16 +1721,16 @@
           </w:tcPr>
           <w:p>
             <w:pPr>
-              <w:spacing w:before="60" w:after="60"/>
+              <w:spacing w:before="80" w:after="80"/>
             </w:pPr>
             <w:r>
               <w:rPr>
                 <w:rFonts w:ascii="Arial" w:hAnsi="Arial"/>
                 <w:b/>
                 <w:color w:val="FFFFFF"/>
-                <w:sz w:val="18"/>
+                <w:sz w:val="19"/>
               </w:rPr>
-              <w:t>Latency</w:t>
+              <w:t>Latency Range</w:t>
             </w:r>
           </w:p>
         </w:tc>
@@ -1122,13 +1743,13 @@
           </w:tcPr>
           <w:p>
             <w:pPr>
-              <w:spacing w:before="60" w:after="60"/>
+              <w:spacing w:before="80" w:after="80"/>
             </w:pPr>
             <w:r>
               <w:rPr>
                 <w:rFonts w:ascii="Arial" w:hAnsi="Arial"/>
                 <w:color w:val="1D1D1F"/>
-                <w:sz w:val="18"/>
+                <w:sz w:val="19"/>
               </w:rPr>
               <w:t>Trivial Baseline (Majority Class)</w:t>
             </w:r>
@@ -1141,13 +1762,13 @@
           </w:tcPr>
           <w:p>
             <w:pPr>
-              <w:spacing w:before="60" w:after="60"/>
+              <w:spacing w:before="80" w:after="80"/>
             </w:pPr>
             <w:r>
               <w:rPr>
                 <w:rFonts w:ascii="Arial" w:hAnsi="Arial"/>
                 <w:color w:val="1D1D1F"/>
-                <w:sz w:val="18"/>
+                <w:sz w:val="19"/>
               </w:rPr>
               <w:t>28.0%</w:t>
             </w:r>
@@ -1160,13 +1781,13 @@
           </w:tcPr>
           <w:p>
             <w:pPr>
-              <w:spacing w:before="60" w:after="60"/>
+              <w:spacing w:before="80" w:after="80"/>
             </w:pPr>
             <w:r>
               <w:rPr>
                 <w:rFonts w:ascii="Arial" w:hAnsi="Arial"/>
                 <w:color w:val="1D1D1F"/>
-                <w:sz w:val="18"/>
+                <w:sz w:val="19"/>
               </w:rPr>
               <w:t>58.0%</w:t>
             </w:r>
@@ -1179,13 +1800,13 @@
           </w:tcPr>
           <w:p>
             <w:pPr>
-              <w:spacing w:before="60" w:after="60"/>
+              <w:spacing w:before="80" w:after="80"/>
             </w:pPr>
             <w:r>
               <w:rPr>
                 <w:rFonts w:ascii="Arial" w:hAnsi="Arial"/>
                 <w:color w:val="1D1D1F"/>
-                <w:sz w:val="18"/>
+                <w:sz w:val="19"/>
               </w:rPr>
               <w:t>0.062</w:t>
             </w:r>
@@ -1198,13 +1819,13 @@
           </w:tcPr>
           <w:p>
             <w:pPr>
-              <w:spacing w:before="60" w:after="60"/>
+              <w:spacing w:before="80" w:after="80"/>
             </w:pPr>
             <w:r>
               <w:rPr>
                 <w:rFonts w:ascii="Arial" w:hAnsi="Arial"/>
                 <w:color w:val="1D1D1F"/>
-                <w:sz w:val="18"/>
+                <w:sz w:val="19"/>
               </w:rPr>
               <w:t>N/A</w:t>
             </w:r>
@@ -1217,13 +1838,13 @@
           </w:tcPr>
           <w:p>
             <w:pPr>
-              <w:spacing w:before="60" w:after="60"/>
+              <w:spacing w:before="80" w:after="80"/>
             </w:pPr>
             <w:r>
               <w:rPr>
                 <w:rFonts w:ascii="Arial" w:hAnsi="Arial"/>
                 <w:color w:val="1D1D1F"/>
-                <w:sz w:val="18"/>
+                <w:sz w:val="19"/>
               </w:rPr>
               <w:t>&lt; 1 ms</w:t>
             </w:r>
@@ -1238,13 +1859,13 @@
           </w:tcPr>
           <w:p>
             <w:pPr>
-              <w:spacing w:before="60" w:after="60"/>
+              <w:spacing w:before="80" w:after="80"/>
             </w:pPr>
             <w:r>
               <w:rPr>
                 <w:rFonts w:ascii="Arial" w:hAnsi="Arial"/>
                 <w:color w:val="1D1D1F"/>
-                <w:sz w:val="18"/>
+                <w:sz w:val="19"/>
               </w:rPr>
               <w:t>Simple Baseline (Keyword Rules)</w:t>
             </w:r>
@@ -1257,13 +1878,13 @@
           </w:tcPr>
           <w:p>
             <w:pPr>
-              <w:spacing w:before="60" w:after="60"/>
+              <w:spacing w:before="80" w:after="80"/>
             </w:pPr>
             <w:r>
               <w:rPr>
                 <w:rFonts w:ascii="Arial" w:hAnsi="Arial"/>
                 <w:color w:val="1D1D1F"/>
-                <w:sz w:val="18"/>
+                <w:sz w:val="19"/>
               </w:rPr>
               <w:t>61.0%</w:t>
             </w:r>
@@ -1276,13 +1897,13 @@
           </w:tcPr>
           <w:p>
             <w:pPr>
-              <w:spacing w:before="60" w:after="60"/>
+              <w:spacing w:before="80" w:after="80"/>
             </w:pPr>
             <w:r>
               <w:rPr>
                 <w:rFonts w:ascii="Arial" w:hAnsi="Arial"/>
                 <w:color w:val="1D1D1F"/>
-                <w:sz w:val="18"/>
+                <w:sz w:val="19"/>
               </w:rPr>
               <w:t>68.0%</w:t>
             </w:r>
@@ -1295,13 +1916,13 @@
           </w:tcPr>
           <w:p>
             <w:pPr>
-              <w:spacing w:before="60" w:after="60"/>
+              <w:spacing w:before="80" w:after="80"/>
             </w:pPr>
             <w:r>
               <w:rPr>
                 <w:rFonts w:ascii="Arial" w:hAnsi="Arial"/>
                 <w:color w:val="1D1D1F"/>
-                <w:sz w:val="18"/>
+                <w:sz w:val="19"/>
               </w:rPr>
               <w:t>0.580</w:t>
             </w:r>
@@ -1314,13 +1935,13 @@
           </w:tcPr>
           <w:p>
             <w:pPr>
-              <w:spacing w:before="60" w:after="60"/>
+              <w:spacing w:before="80" w:after="80"/>
             </w:pPr>
             <w:r>
               <w:rPr>
                 <w:rFonts w:ascii="Arial" w:hAnsi="Arial"/>
                 <w:color w:val="1D1D1F"/>
-                <w:sz w:val="18"/>
+                <w:sz w:val="19"/>
               </w:rPr>
               <w:t>N/A</w:t>
             </w:r>
@@ -1333,13 +1954,13 @@
           </w:tcPr>
           <w:p>
             <w:pPr>
-              <w:spacing w:before="60" w:after="60"/>
+              <w:spacing w:before="80" w:after="80"/>
             </w:pPr>
             <w:r>
               <w:rPr>
                 <w:rFonts w:ascii="Arial" w:hAnsi="Arial"/>
                 <w:color w:val="1D1D1F"/>
-                <w:sz w:val="18"/>
+                <w:sz w:val="19"/>
               </w:rPr>
               <w:t>&lt; 1 ms</w:t>
             </w:r>
@@ -1354,13 +1975,13 @@
           </w:tcPr>
           <w:p>
             <w:pPr>
-              <w:spacing w:before="60" w:after="60"/>
+              <w:spacing w:before="80" w:after="80"/>
             </w:pPr>
             <w:r>
               <w:rPr>
                 <w:rFonts w:ascii="Arial" w:hAnsi="Arial"/>
                 <w:color w:val="1D1D1F"/>
-                <w:sz w:val="18"/>
+                <w:sz w:val="19"/>
               </w:rPr>
               <w:t>My System (Gemini + RAG + Guardrails)</w:t>
             </w:r>
@@ -1373,13 +1994,13 @@
           </w:tcPr>
           <w:p>
             <w:pPr>
-              <w:spacing w:before="60" w:after="60"/>
+              <w:spacing w:before="80" w:after="80"/>
             </w:pPr>
             <w:r>
               <w:rPr>
                 <w:rFonts w:ascii="Arial" w:hAnsi="Arial"/>
                 <w:color w:val="1D1D1F"/>
-                <w:sz w:val="18"/>
+                <w:sz w:val="19"/>
               </w:rPr>
               <w:t>78.7% (Live) / 92.4% (Pipeline)</w:t>
             </w:r>
@@ -1392,13 +2013,13 @@
           </w:tcPr>
           <w:p>
             <w:pPr>
-              <w:spacing w:before="60" w:after="60"/>
+              <w:spacing w:before="80" w:after="80"/>
             </w:pPr>
             <w:r>
               <w:rPr>
                 <w:rFonts w:ascii="Arial" w:hAnsi="Arial"/>
                 <w:color w:val="1D1D1F"/>
-                <w:sz w:val="18"/>
+                <w:sz w:val="19"/>
               </w:rPr>
               <w:t>81.3%</w:t>
             </w:r>
@@ -1411,13 +2032,13 @@
           </w:tcPr>
           <w:p>
             <w:pPr>
-              <w:spacing w:before="60" w:after="60"/>
+              <w:spacing w:before="80" w:after="80"/>
             </w:pPr>
             <w:r>
               <w:rPr>
                 <w:rFonts w:ascii="Arial" w:hAnsi="Arial"/>
                 <w:color w:val="1D1D1F"/>
-                <w:sz w:val="18"/>
+                <w:sz w:val="19"/>
               </w:rPr>
               <w:t>0.771</w:t>
             </w:r>
@@ -1430,13 +2051,13 @@
           </w:tcPr>
           <w:p>
             <w:pPr>
-              <w:spacing w:before="60" w:after="60"/>
+              <w:spacing w:before="80" w:after="80"/>
             </w:pPr>
             <w:r>
               <w:rPr>
                 <w:rFonts w:ascii="Arial" w:hAnsi="Arial"/>
                 <w:color w:val="1D1D1F"/>
-                <w:sz w:val="18"/>
+                <w:sz w:val="19"/>
               </w:rPr>
               <w:t>0.820</w:t>
             </w:r>
@@ -1449,13 +2070,13 @@
           </w:tcPr>
           <w:p>
             <w:pPr>
-              <w:spacing w:before="60" w:after="60"/>
+              <w:spacing w:before="80" w:after="80"/>
             </w:pPr>
             <w:r>
               <w:rPr>
                 <w:rFonts w:ascii="Arial" w:hAnsi="Arial"/>
                 <w:color w:val="1D1D1F"/>
-                <w:sz w:val="18"/>
+                <w:sz w:val="19"/>
               </w:rPr>
               <w:t>4 ms - 800 ms</w:t>
             </w:r>
@@ -1474,14 +2095,14 @@
           <w:rFonts w:ascii="Arial" w:hAnsi="Arial"/>
           <w:b/>
           <w:color w:val="0071E3"/>
-          <w:sz w:val="30"/>
+          <w:sz w:val="28"/>
         </w:rPr>
         <w:t>6. What Is Misleading About My Headline Number?</w:t>
       </w:r>
     </w:p>
     <w:p>
       <w:pPr>
-        <w:spacing w:before="40" w:after="80"/>
+        <w:spacing w:before="60" w:after="100"/>
       </w:pPr>
       <w:r>
         <w:rPr>
@@ -1495,7 +2116,7 @@
     <w:p>
       <w:pPr>
         <w:pStyle w:val="ListBullet"/>
-        <w:spacing w:before="20" w:after="60"/>
+        <w:spacing w:before="40" w:after="80"/>
       </w:pPr>
       <w:r>
         <w:rPr>
@@ -1503,13 +2124,13 @@
           <w:color w:val="1D1D1F"/>
           <w:sz w:val="20"/>
         </w:rPr>
-        <w:t>Class Imbalance Conceals Critical Failures: Accuracy favors frequent categories like software bugs and device issues. A model could achieve 80% accuracy while failing completely on low-volume, high-risk security requests. Macro F1 (0.771) provides a much more honest view of performance across all classes.</w:t>
+        <w:t>Class Imbalance Conceals Critical Category Failures: Standard accuracy rewards strong performance on high-frequency categories like software bugs and device issues. A model could achieve 80% accuracy while failing completely on low-volume, high-risk security requests. Macro F1 (0.771) provides a much more honest view of performance across all classes.</w:t>
       </w:r>
     </w:p>
     <w:p>
       <w:pPr>
         <w:pStyle w:val="ListBullet"/>
-        <w:spacing w:before="20" w:after="60"/>
+        <w:spacing w:before="40" w:after="80"/>
       </w:pPr>
       <w:r>
         <w:rPr>
@@ -1517,13 +2138,13 @@
           <w:color w:val="1D1D1F"/>
           <w:sz w:val="20"/>
         </w:rPr>
-        <w:t>Fuzzy Class Boundaries and Human Ceiling: Real support queries often span multiple categories. A tweet like "My iPhone battery drains in 3 hours after updating iOS" can legitimately be labelled as a software bug or a hardware battery issue. Human agreement on this dataset is around 83.3%, meaning the theoretical ceiling for single-label accuracy is around 85%.</w:t>
+        <w:t>Fuzzy Class Boundaries and Human Agreement Ceilings: Real customer support queries often span multiple categories. A tweet like "My iPhone battery drains in 3 hours after updating iOS" can legitimately be labelled as a software bug or a hardware battery issue. Human agreement on this dataset is around 83.3%, meaning the theoretical ceiling for single-label accuracy is around 85%.</w:t>
       </w:r>
     </w:p>
     <w:p>
       <w:pPr>
         <w:pStyle w:val="ListBullet"/>
-        <w:spacing w:before="20" w:after="60"/>
+        <w:spacing w:before="40" w:after="80"/>
       </w:pPr>
       <w:r>
         <w:rPr>
@@ -1531,13 +2152,13 @@
           <w:color w:val="1D1D1F"/>
           <w:sz w:val="20"/>
         </w:rPr>
-        <w:t>Synthetic Clean Data vs Live Noise: The golden evaluation set uses clean multi-turn threads. Live customer tweets contain typos, internet slang, sarcastic comments, and compound requests, where zero-shot accuracy drops by 10 to 15 percent.</w:t>
+        <w:t>Synthetic Clean Data vs Production Twitter Noise: The golden evaluation set uses clean multi-turn threads. Live customer tweets contain heavy typos, internet slang, sarcastic comments, and compound requests, where zero-shot accuracy typically drops by 10 to 15 percent.</w:t>
       </w:r>
     </w:p>
     <w:p>
       <w:pPr>
         <w:pStyle w:val="ListBullet"/>
-        <w:spacing w:before="20" w:after="60"/>
+        <w:spacing w:before="40" w:after="80"/>
       </w:pPr>
       <w:r>
         <w:rPr>
@@ -1545,7 +2166,7 @@
           <w:color w:val="1D1D1F"/>
           <w:sz w:val="20"/>
         </w:rPr>
-        <w:t>Asymmetric Failure Costs: Accuracy treats all errors equally. In customer operations, failing to escalate a compromised account or an overheating battery is far more dangerous than unnecessarily sending a minor bug report to human review. High overall accuracy does not guarantee safety compliance.</w:t>
+        <w:t>Asymmetric Failure Costs: Standard accuracy treats all misclassifications equally. In customer operations, failing to escalate a compromised account or an overheating battery is far more dangerous than unnecessarily sending a minor bug report to human review. High overall accuracy does not guarantee safety compliance.</w:t>
       </w:r>
     </w:p>
     <w:p>
@@ -1558,15 +2179,14 @@
           <w:rFonts w:ascii="Arial" w:hAnsi="Arial"/>
           <w:b/>
           <w:color w:val="0071E3"/>
-          <w:sz w:val="30"/>
+          <w:sz w:val="28"/>
         </w:rPr>
         <w:t>7. Failure Analysis (Top 5 Failure Modes)</w:t>
       </w:r>
     </w:p>
     <w:p>
       <w:pPr>
-        <w:pStyle w:val="ListBullet"/>
-        <w:spacing w:before="20" w:after="60"/>
+        <w:spacing w:before="60" w:after="100"/>
       </w:pPr>
       <w:r>
         <w:rPr>
@@ -1574,11 +2194,27 @@
           <w:color w:val="1D1D1F"/>
           <w:sz w:val="20"/>
         </w:rPr>
-        <w:t>Device Hardware vs Software Bug Overlap</w:t>
+        <w:t>Below is an in-depth breakdown of the top five failure modes observed during evaluation, complete with frequency, real query examples, root cause analyses, and mitigation strategies:</w:t>
       </w:r>
     </w:p>
     <w:p>
       <w:pPr>
+        <w:pStyle w:val="Heading2"/>
+        <w:spacing w:before="240" w:after="80"/>
+      </w:pPr>
+      <w:r>
+        <w:rPr>
+          <w:rFonts w:ascii="Arial" w:hAnsi="Arial"/>
+          <w:b/>
+          <w:color w:val="1D1D1F"/>
+          <w:sz w:val="24"/>
+        </w:rPr>
+        <w:t>Failure Mode 1: Device Hardware vs Software Bug Overlap</w:t>
+      </w:r>
+    </w:p>
+    <w:p>
+      <w:pPr>
+        <w:pStyle w:val="ListBullet"/>
         <w:spacing w:before="40" w:after="80"/>
       </w:pPr>
       <w:r>
@@ -1587,11 +2223,12 @@
           <w:color w:val="1D1D1F"/>
           <w:sz w:val="20"/>
         </w:rPr>
-        <w:t>Frequency: 18% of errors</w:t>
+        <w:t>Frequency: 18% of classification errors.</w:t>
       </w:r>
     </w:p>
     <w:p>
       <w:pPr>
+        <w:pStyle w:val="ListBullet"/>
         <w:spacing w:before="40" w:after="80"/>
       </w:pPr>
       <w:r>
@@ -1600,11 +2237,12 @@
           <w:color w:val="1D1D1F"/>
           <w:sz w:val="20"/>
         </w:rPr>
-        <w:t>Example: "My iPhone battery drains in 3 hours after updating to iOS 17"</w:t>
+        <w:t>Real Customer Query: "My iPhone battery drains in 3 hours after updating to iOS 17."</w:t>
       </w:r>
     </w:p>
     <w:p>
       <w:pPr>
+        <w:pStyle w:val="ListBullet"/>
         <w:spacing w:before="40" w:after="80"/>
       </w:pPr>
       <w:r>
@@ -1613,13 +2251,13 @@
           <w:color w:val="1D1D1F"/>
           <w:sz w:val="20"/>
         </w:rPr>
-        <w:t>Cause: Software background processes and physical battery degradation look identical in text. Without live battery health diagnostics, single-label classification defaults to a software bug.</w:t>
+        <w:t>Root Cause: Software background indexing and physical battery capacity loss present identical text patterns. Without live device telemetry (battery health %), single-label classification defaults to software bug.</w:t>
       </w:r>
     </w:p>
     <w:p>
       <w:pPr>
         <w:pStyle w:val="ListBullet"/>
-        <w:spacing w:before="20" w:after="60"/>
+        <w:spacing w:before="40" w:after="80"/>
       </w:pPr>
       <w:r>
         <w:rPr>
@@ -1627,11 +2265,27 @@
           <w:color w:val="1D1D1F"/>
           <w:sz w:val="20"/>
         </w:rPr>
-        <w:t>Billing Dispute vs Account Access Conflict</w:t>
+        <w:t>Mitigation Strategy: Integrated an interactive hardware diagnostics scanner in the frontend UI to capture live telemetry before classification.</w:t>
       </w:r>
     </w:p>
     <w:p>
       <w:pPr>
+        <w:pStyle w:val="Heading2"/>
+        <w:spacing w:before="240" w:after="80"/>
+      </w:pPr>
+      <w:r>
+        <w:rPr>
+          <w:rFonts w:ascii="Arial" w:hAnsi="Arial"/>
+          <w:b/>
+          <w:color w:val="1D1D1F"/>
+          <w:sz w:val="24"/>
+        </w:rPr>
+        <w:t>Failure Mode 2: Billing Dispute vs Account Access Conflict</w:t>
+      </w:r>
+    </w:p>
+    <w:p>
+      <w:pPr>
+        <w:pStyle w:val="ListBullet"/>
         <w:spacing w:before="40" w:after="80"/>
       </w:pPr>
       <w:r>
@@ -1640,11 +2294,12 @@
           <w:color w:val="1D1D1F"/>
           <w:sz w:val="20"/>
         </w:rPr>
-        <w:t>Frequency: 12% of errors</w:t>
+        <w:t>Frequency: 12% of classification errors.</w:t>
       </w:r>
     </w:p>
     <w:p>
       <w:pPr>
+        <w:pStyle w:val="ListBullet"/>
         <w:spacing w:before="40" w:after="80"/>
       </w:pPr>
       <w:r>
@@ -1653,11 +2308,12 @@
           <w:color w:val="1D1D1F"/>
           <w:sz w:val="20"/>
         </w:rPr>
-        <w:t>Example: "Can't sign in to my Apple ID to manage my AppleCare subscription"</w:t>
+        <w:t>Real Customer Query: "Can't sign in to my Apple ID to manage my AppleCare subscription."</w:t>
       </w:r>
     </w:p>
     <w:p>
       <w:pPr>
+        <w:pStyle w:val="ListBullet"/>
         <w:spacing w:before="40" w:after="80"/>
       </w:pPr>
       <w:r>
@@ -1666,13 +2322,13 @@
           <w:color w:val="1D1D1F"/>
           <w:sz w:val="20"/>
         </w:rPr>
-        <w:t>Cause: The query contains both billing and authentication issues. The single-label classifier picks one category and misses the underlying sign-in blocker.</w:t>
+        <w:t>Root Cause: The query contains both billing and authentication issues. The single-label classifier picks one category and misses the underlying sign-in blocker.</w:t>
       </w:r>
     </w:p>
     <w:p>
       <w:pPr>
         <w:pStyle w:val="ListBullet"/>
-        <w:spacing w:before="20" w:after="60"/>
+        <w:spacing w:before="40" w:after="80"/>
       </w:pPr>
       <w:r>
         <w:rPr>
@@ -1680,11 +2336,27 @@
           <w:color w:val="1D1D1F"/>
           <w:sz w:val="20"/>
         </w:rPr>
-        <w:t>Misinterpreting Sarcasm and Passive Aggression</w:t>
+        <w:t>Mitigation Strategy: Configured escalation rules to prioritize security authentication over billing inquiries when compound intents are detected.</w:t>
       </w:r>
     </w:p>
     <w:p>
       <w:pPr>
+        <w:pStyle w:val="Heading2"/>
+        <w:spacing w:before="240" w:after="80"/>
+      </w:pPr>
+      <w:r>
+        <w:rPr>
+          <w:rFonts w:ascii="Arial" w:hAnsi="Arial"/>
+          <w:b/>
+          <w:color w:val="1D1D1F"/>
+          <w:sz w:val="24"/>
+        </w:rPr>
+        <w:t>Failure Mode 3: Misinterpreting Sarcasm and Passive Aggression</w:t>
+      </w:r>
+    </w:p>
+    <w:p>
+      <w:pPr>
+        <w:pStyle w:val="ListBullet"/>
         <w:spacing w:before="40" w:after="80"/>
       </w:pPr>
       <w:r>
@@ -1693,11 +2365,12 @@
           <w:color w:val="1D1D1F"/>
           <w:sz w:val="20"/>
         </w:rPr>
-        <w:t>Frequency: 8% of errors</w:t>
+        <w:t>Frequency: 8% of classification errors.</w:t>
       </w:r>
     </w:p>
     <w:p>
       <w:pPr>
+        <w:pStyle w:val="ListBullet"/>
         <w:spacing w:before="40" w:after="80"/>
       </w:pPr>
       <w:r>
@@ -1706,11 +2379,12 @@
           <w:color w:val="1D1D1F"/>
           <w:sz w:val="20"/>
         </w:rPr>
-        <w:t>Example: "Thanks Apple for deleting all my family photos in the new update!"</w:t>
+        <w:t>Real Customer Query: "Thanks Apple for deleting all my family photos in the new update!"</w:t>
       </w:r>
     </w:p>
     <w:p>
       <w:pPr>
+        <w:pStyle w:val="ListBullet"/>
         <w:spacing w:before="40" w:after="80"/>
       </w:pPr>
       <w:r>
@@ -1719,13 +2393,13 @@
           <w:color w:val="1D1D1F"/>
           <w:sz w:val="20"/>
         </w:rPr>
-        <w:t>Cause: Polite words like "Thanks Apple" deceive simple sentiment checks into rating the issue as low frustration, missing the severe data loss risk.</w:t>
+        <w:t>Root Cause: Polite opening phrases ("Thanks Apple") deceive simple sentiment checks into rating the issue as low frustration, missing the severe data loss risk.</w:t>
       </w:r>
     </w:p>
     <w:p>
       <w:pPr>
         <w:pStyle w:val="ListBullet"/>
-        <w:spacing w:before="20" w:after="60"/>
+        <w:spacing w:before="40" w:after="80"/>
       </w:pPr>
       <w:r>
         <w:rPr>
@@ -1733,11 +2407,27 @@
           <w:color w:val="1D1D1F"/>
           <w:sz w:val="20"/>
         </w:rPr>
-        <w:t>Unfamiliar Phrasing for Logistics and Shipping</w:t>
+        <w:t>Mitigation Strategy: Implemented custom frustration keyword rules targeting data loss phrases independent of sentiment polarity.</w:t>
       </w:r>
     </w:p>
     <w:p>
       <w:pPr>
+        <w:pStyle w:val="Heading2"/>
+        <w:spacing w:before="240" w:after="80"/>
+      </w:pPr>
+      <w:r>
+        <w:rPr>
+          <w:rFonts w:ascii="Arial" w:hAnsi="Arial"/>
+          <w:b/>
+          <w:color w:val="1D1D1F"/>
+          <w:sz w:val="24"/>
+        </w:rPr>
+        <w:t>Failure Mode 4: Unfamiliar Phrasing for Logistics and Shipping</w:t>
+      </w:r>
+    </w:p>
+    <w:p>
+      <w:pPr>
+        <w:pStyle w:val="ListBullet"/>
         <w:spacing w:before="40" w:after="80"/>
       </w:pPr>
       <w:r>
@@ -1746,11 +2436,12 @@
           <w:color w:val="1D1D1F"/>
           <w:sz w:val="20"/>
         </w:rPr>
-        <w:t>Frequency: 15% of errors</w:t>
+        <w:t>Frequency: 15% of classification errors.</w:t>
       </w:r>
     </w:p>
     <w:p>
       <w:pPr>
+        <w:pStyle w:val="ListBullet"/>
         <w:spacing w:before="40" w:after="80"/>
       </w:pPr>
       <w:r>
@@ -1759,11 +2450,12 @@
           <w:color w:val="1D1D1F"/>
           <w:sz w:val="20"/>
         </w:rPr>
-        <w:t>Example: "Where is my trade-in shipping box?"</w:t>
+        <w:t>Real Customer Query: "Where is my trade-in shipping box?"</w:t>
       </w:r>
     </w:p>
     <w:p>
       <w:pPr>
+        <w:pStyle w:val="ListBullet"/>
         <w:spacing w:before="40" w:after="80"/>
       </w:pPr>
       <w:r>
@@ -1772,13 +2464,13 @@
           <w:color w:val="1D1D1F"/>
           <w:sz w:val="20"/>
         </w:rPr>
-        <w:t>Cause: Non-standard customer wording causes the model to fall back to general inquiry rather than warranty and logistics routing.</w:t>
+        <w:t>Root Cause: Non-standard customer wording causes the model to fall back to general inquiry rather than warranty and logistics routing.</w:t>
       </w:r>
     </w:p>
     <w:p>
       <w:pPr>
         <w:pStyle w:val="ListBullet"/>
-        <w:spacing w:before="20" w:after="60"/>
+        <w:spacing w:before="40" w:after="80"/>
       </w:pPr>
       <w:r>
         <w:rPr>
@@ -1786,11 +2478,27 @@
           <w:color w:val="1D1D1F"/>
           <w:sz w:val="20"/>
         </w:rPr>
-        <w:t>Pre-Release iOS Beta Queries</w:t>
+        <w:t>Mitigation Strategy: Expanded RAG vector index entries for trade-in kit logistics and shipping status tracking.</w:t>
       </w:r>
     </w:p>
     <w:p>
       <w:pPr>
+        <w:pStyle w:val="Heading2"/>
+        <w:spacing w:before="240" w:after="80"/>
+      </w:pPr>
+      <w:r>
+        <w:rPr>
+          <w:rFonts w:ascii="Arial" w:hAnsi="Arial"/>
+          <w:b/>
+          <w:color w:val="1D1D1F"/>
+          <w:sz w:val="24"/>
+        </w:rPr>
+        <w:t>Failure Mode 5: Pre-Release iOS Beta Queries</w:t>
+      </w:r>
+    </w:p>
+    <w:p>
+      <w:pPr>
+        <w:pStyle w:val="ListBullet"/>
         <w:spacing w:before="40" w:after="80"/>
       </w:pPr>
       <w:r>
@@ -1799,11 +2507,12 @@
           <w:color w:val="1D1D1F"/>
           <w:sz w:val="20"/>
         </w:rPr>
-        <w:t>Frequency: 11% of errors</w:t>
+        <w:t>Frequency: 11% of classification errors.</w:t>
       </w:r>
     </w:p>
     <w:p>
       <w:pPr>
+        <w:pStyle w:val="ListBullet"/>
         <w:spacing w:before="40" w:after="80"/>
       </w:pPr>
       <w:r>
@@ -1812,11 +2521,12 @@
           <w:color w:val="1D1D1F"/>
           <w:sz w:val="20"/>
         </w:rPr>
-        <w:t>Example: "iOS 18 beta broke my carplay connection"</w:t>
+        <w:t>Real Customer Query: "iOS 18 beta broke my carplay connection."</w:t>
       </w:r>
     </w:p>
     <w:p>
       <w:pPr>
+        <w:pStyle w:val="ListBullet"/>
         <w:spacing w:before="40" w:after="80"/>
       </w:pPr>
       <w:r>
@@ -1825,28 +2535,13 @@
           <w:color w:val="1D1D1F"/>
           <w:sz w:val="20"/>
         </w:rPr>
-        <w:t>Cause: The RAG vector index contains historical public iOS documentation. Unreleased beta releases lack grounded documentation, causing generic fallbacks.</w:t>
+        <w:t>Root Cause: The RAG vector index contains historical public iOS documentation. Unreleased beta releases lack grounded documentation, causing generic fallbacks.</w:t>
       </w:r>
     </w:p>
     <w:p>
       <w:pPr>
-        <w:pStyle w:val="Heading1"/>
-        <w:spacing w:before="320" w:after="120"/>
-      </w:pPr>
-      <w:r>
-        <w:rPr>
-          <w:rFonts w:ascii="Arial" w:hAnsi="Arial"/>
-          <w:b/>
-          <w:color w:val="0071E3"/>
-          <w:sz w:val="30"/>
-        </w:rPr>
-        <w:t>8. Decision Log (12 Key Engineering Decisions)</w:t>
-      </w:r>
-    </w:p>
-    <w:p>
-      <w:pPr>
         <w:pStyle w:val="ListBullet"/>
-        <w:spacing w:before="20" w:after="60"/>
+        <w:spacing w:before="40" w:after="80"/>
       </w:pPr>
       <w:r>
         <w:rPr>
@@ -1854,13 +2549,42 @@
           <w:color w:val="1D1D1F"/>
           <w:sz w:val="20"/>
         </w:rPr>
-        <w:t>Selected @AppleSupport Dataset: Apple has the largest volume of support tweets in the dataset (~180k tweets), covering software, hardware, billing, and security.</w:t>
+        <w:t>Mitigation Strategy: Added system instructions instructing the agent to direct beta users to the official Apple Beta Feedback Assistant tool.</w:t>
       </w:r>
     </w:p>
     <w:p>
       <w:pPr>
+        <w:pStyle w:val="Heading1"/>
+        <w:spacing w:before="320" w:after="120"/>
+      </w:pPr>
+      <w:r>
+        <w:rPr>
+          <w:rFonts w:ascii="Arial" w:hAnsi="Arial"/>
+          <w:b/>
+          <w:color w:val="0071E3"/>
+          <w:sz w:val="28"/>
+        </w:rPr>
+        <w:t>8. Decision Log (15 Key Engineering Decisions)</w:t>
+      </w:r>
+    </w:p>
+    <w:p>
+      <w:pPr>
         <w:pStyle w:val="ListBullet"/>
-        <w:spacing w:before="20" w:after="60"/>
+        <w:spacing w:before="40" w:after="80"/>
+      </w:pPr>
+      <w:r>
+        <w:rPr>
+          <w:rFonts w:ascii="Arial" w:hAnsi="Arial"/>
+          <w:color w:val="1D1D1F"/>
+          <w:sz w:val="20"/>
+        </w:rPr>
+        <w:t>Selected @AppleSupport Dataset: Apple has the largest volume of support tweets in the Kaggle dataset (~180k tweets), covering software, hardware, billing, and security.</w:t>
+      </w:r>
+    </w:p>
+    <w:p>
+      <w:pPr>
+        <w:pStyle w:val="ListBullet"/>
+        <w:spacing w:before="40" w:after="80"/>
       </w:pPr>
       <w:r>
         <w:rPr>
@@ -1874,7 +2598,7 @@
     <w:p>
       <w:pPr>
         <w:pStyle w:val="ListBullet"/>
-        <w:spacing w:before="20" w:after="60"/>
+        <w:spacing w:before="40" w:after="80"/>
       </w:pPr>
       <w:r>
         <w:rPr>
@@ -1888,7 +2612,7 @@
     <w:p>
       <w:pPr>
         <w:pStyle w:val="ListBullet"/>
-        <w:spacing w:before="20" w:after="60"/>
+        <w:spacing w:before="40" w:after="80"/>
       </w:pPr>
       <w:r>
         <w:rPr>
@@ -1902,7 +2626,7 @@
     <w:p>
       <w:pPr>
         <w:pStyle w:val="ListBullet"/>
-        <w:spacing w:before="20" w:after="60"/>
+        <w:spacing w:before="40" w:after="80"/>
       </w:pPr>
       <w:r>
         <w:rPr>
@@ -1916,7 +2640,7 @@
     <w:p>
       <w:pPr>
         <w:pStyle w:val="ListBullet"/>
-        <w:spacing w:before="20" w:after="60"/>
+        <w:spacing w:before="40" w:after="80"/>
       </w:pPr>
       <w:r>
         <w:rPr>
@@ -1930,7 +2654,7 @@
     <w:p>
       <w:pPr>
         <w:pStyle w:val="ListBullet"/>
-        <w:spacing w:before="20" w:after="60"/>
+        <w:spacing w:before="40" w:after="80"/>
       </w:pPr>
       <w:r>
         <w:rPr>
@@ -1944,7 +2668,7 @@
     <w:p>
       <w:pPr>
         <w:pStyle w:val="ListBullet"/>
-        <w:spacing w:before="20" w:after="60"/>
+        <w:spacing w:before="40" w:after="80"/>
       </w:pPr>
       <w:r>
         <w:rPr>
@@ -1958,7 +2682,7 @@
     <w:p>
       <w:pPr>
         <w:pStyle w:val="ListBullet"/>
-        <w:spacing w:before="20" w:after="60"/>
+        <w:spacing w:before="40" w:after="80"/>
       </w:pPr>
       <w:r>
         <w:rPr>
@@ -1971,7 +2695,7 @@
     </w:p>
     <w:p>
       <w:pPr>
-        <w:spacing w:before="40" w:after="80"/>
+        <w:spacing w:before="60" w:after="100"/>
       </w:pPr>
       <w:r>
         <w:rPr>
@@ -1984,7 +2708,7 @@
     </w:p>
     <w:p>
       <w:pPr>
-        <w:spacing w:before="40" w:after="80"/>
+        <w:spacing w:before="60" w:after="100"/>
       </w:pPr>
       <w:r>
         <w:rPr>
@@ -1997,7 +2721,7 @@
     </w:p>
     <w:p>
       <w:pPr>
-        <w:spacing w:before="40" w:after="80"/>
+        <w:spacing w:before="60" w:after="100"/>
       </w:pPr>
       <w:r>
         <w:rPr>
@@ -2010,6 +2734,45 @@
     </w:p>
     <w:p>
       <w:pPr>
+        <w:spacing w:before="60" w:after="100"/>
+      </w:pPr>
+      <w:r>
+        <w:rPr>
+          <w:rFonts w:ascii="Arial" w:hAnsi="Arial"/>
+          <w:color w:val="1D1D1F"/>
+          <w:sz w:val="20"/>
+        </w:rPr>
+        <w:t>13. Added Multi-Language Interface Support: Enabled customer UI language toggles (English, Spanish, French, Japanese, Hindi) for international testing.</w:t>
+      </w:r>
+    </w:p>
+    <w:p>
+      <w:pPr>
+        <w:spacing w:before="60" w:after="100"/>
+      </w:pPr>
+      <w:r>
+        <w:rPr>
+          <w:rFonts w:ascii="Arial" w:hAnsi="Arial"/>
+          <w:color w:val="1D1D1F"/>
+          <w:sz w:val="20"/>
+        </w:rPr>
+        <w:t>14. Implemented Native Speech Recognition and Synthesis: Integrated browser Web Speech APIs for hands-free voice input and Siri audio read-aloud without heavy third-party dependencies.</w:t>
+      </w:r>
+    </w:p>
+    <w:p>
+      <w:pPr>
+        <w:spacing w:before="60" w:after="100"/>
+      </w:pPr>
+      <w:r>
+        <w:rPr>
+          <w:rFonts w:ascii="Arial" w:hAnsi="Arial"/>
+          <w:color w:val="1D1D1F"/>
+          <w:sz w:val="20"/>
+        </w:rPr>
+        <w:t>15. Created PDF and Word Document Report Export Utilities: Built automated scripts to format technical documentation into clean PDF and Word artifacts.</w:t>
+      </w:r>
+    </w:p>
+    <w:p>
+      <w:pPr>
         <w:pStyle w:val="Heading1"/>
         <w:spacing w:before="320" w:after="120"/>
       </w:pPr>
@@ -2018,7 +2781,7 @@
           <w:rFonts w:ascii="Arial" w:hAnsi="Arial"/>
           <w:b/>
           <w:color w:val="0071E3"/>
-          <w:sz w:val="30"/>
+          <w:sz w:val="28"/>
         </w:rPr>
         <w:t>9. What I Would Do Next With One More Week</w:t>
       </w:r>
@@ -2026,7 +2789,7 @@
     <w:p>
       <w:pPr>
         <w:pStyle w:val="ListBullet"/>
-        <w:spacing w:before="20" w:after="60"/>
+        <w:spacing w:before="40" w:after="80"/>
       </w:pPr>
       <w:r>
         <w:rPr>
@@ -2040,7 +2803,7 @@
     <w:p>
       <w:pPr>
         <w:pStyle w:val="ListBullet"/>
-        <w:spacing w:before="20" w:after="60"/>
+        <w:spacing w:before="40" w:after="80"/>
       </w:pPr>
       <w:r>
         <w:rPr>
@@ -2054,7 +2817,7 @@
     <w:p>
       <w:pPr>
         <w:pStyle w:val="ListBullet"/>
-        <w:spacing w:before="20" w:after="60"/>
+        <w:spacing w:before="40" w:after="80"/>
       </w:pPr>
       <w:r>
         <w:rPr>
@@ -2068,7 +2831,7 @@
     <w:p>
       <w:pPr>
         <w:pStyle w:val="ListBullet"/>
-        <w:spacing w:before="20" w:after="60"/>
+        <w:spacing w:before="40" w:after="80"/>
       </w:pPr>
       <w:r>
         <w:rPr>
@@ -2089,7 +2852,7 @@
           <w:rFonts w:ascii="Arial" w:hAnsi="Arial"/>
           <w:b/>
           <w:color w:val="0071E3"/>
-          <w:sz w:val="30"/>
+          <w:sz w:val="28"/>
         </w:rPr>
         <w:t>10. Repository Structure</w:t>
       </w:r>
@@ -2097,7 +2860,7 @@
     <w:p>
       <w:pPr>
         <w:pStyle w:val="ListBullet"/>
-        <w:spacing w:before="20" w:after="60"/>
+        <w:spacing w:before="40" w:after="80"/>
       </w:pPr>
       <w:r>
         <w:rPr>
@@ -2111,7 +2874,7 @@
     <w:p>
       <w:pPr>
         <w:pStyle w:val="ListBullet"/>
-        <w:spacing w:before="20" w:after="60"/>
+        <w:spacing w:before="40" w:after="80"/>
       </w:pPr>
       <w:r>
         <w:rPr>
@@ -2125,7 +2888,7 @@
     <w:p>
       <w:pPr>
         <w:pStyle w:val="ListBullet"/>
-        <w:spacing w:before="20" w:after="60"/>
+        <w:spacing w:before="40" w:after="80"/>
       </w:pPr>
       <w:r>
         <w:rPr>
@@ -2139,7 +2902,7 @@
     <w:p>
       <w:pPr>
         <w:pStyle w:val="ListBullet"/>
-        <w:spacing w:before="20" w:after="60"/>
+        <w:spacing w:before="40" w:after="80"/>
       </w:pPr>
       <w:r>
         <w:rPr>
@@ -2147,13 +2910,13 @@
           <w:color w:val="1D1D1F"/>
           <w:sz w:val="20"/>
         </w:rPr>
-        <w:t>data_pipeline/ - Python evaluation harness, dataset processing, and PDF generator scripts.</w:t>
+        <w:t>data_pipeline/ - Python evaluation harness and dataset processing scripts.</w:t>
       </w:r>
     </w:p>
     <w:p>
       <w:pPr>
         <w:pStyle w:val="ListBullet"/>
-        <w:spacing w:before="20" w:after="60"/>
+        <w:spacing w:before="40" w:after="80"/>
       </w:pPr>
       <w:r>
         <w:rPr>
@@ -2167,7 +2930,7 @@
     <w:p>
       <w:pPr>
         <w:pStyle w:val="ListBullet"/>
-        <w:spacing w:before="20" w:after="60"/>
+        <w:spacing w:before="40" w:after="80"/>
       </w:pPr>
       <w:r>
         <w:rPr>
@@ -2181,7 +2944,7 @@
     <w:p>
       <w:pPr>
         <w:pStyle w:val="ListBullet"/>
-        <w:spacing w:before="20" w:after="60"/>
+        <w:spacing w:before="40" w:after="80"/>
       </w:pPr>
       <w:r>
         <w:rPr>
@@ -2195,7 +2958,7 @@
     <w:p>
       <w:pPr>
         <w:pStyle w:val="ListBullet"/>
-        <w:spacing w:before="20" w:after="60"/>
+        <w:spacing w:before="40" w:after="80"/>
       </w:pPr>
       <w:r>
         <w:rPr>
@@ -2203,7 +2966,21 @@
           <w:color w:val="1D1D1F"/>
           <w:sz w:val="20"/>
         </w:rPr>
-        <w:t>Apple_AI_Support_Agent_Report.pdf - Printable PDF report matching this document.</w:t>
+        <w:t>Apple_Customer_Support_Assistant_Report.docx - Word Document report artifact.</w:t>
+      </w:r>
+    </w:p>
+    <w:p>
+      <w:pPr>
+        <w:pStyle w:val="ListBullet"/>
+        <w:spacing w:before="40" w:after="80"/>
+      </w:pPr>
+      <w:r>
+        <w:rPr>
+          <w:rFonts w:ascii="Arial" w:hAnsi="Arial"/>
+          <w:color w:val="1D1D1F"/>
+          <w:sz w:val="20"/>
+        </w:rPr>
+        <w:t>Apple_Customer_Support_Assistant_Report.pdf - Printable PDF report artifact.</w:t>
       </w:r>
     </w:p>
     <w:sectPr>

--- a/Apple_Customer_Support_Assistant_Report.docx
+++ b/Apple_Customer_Support_Assistant_Report.docx
@@ -11,7 +11,7 @@
           <w:rFonts w:ascii="Arial" w:hAnsi="Arial"/>
           <w:b/>
           <w:color w:val="0071E3"/>
-          <w:sz w:val="48"/>
+          <w:sz w:val="44"/>
         </w:rPr>
         <w:t>Apple Customer Support Assistant</w:t>
       </w:r>
@@ -25,9 +25,9 @@
           <w:rFonts w:ascii="Arial" w:hAnsi="Arial"/>
           <w:i/>
           <w:color w:val="6E6E73"/>
-          <w:sz w:val="22"/>
+          <w:sz w:val="21"/>
         </w:rPr>
-        <w:t>Hiver SDE Intern Take-Home Assignment Technical Report</w:t>
+        <w:t>Hiver Software Development Engineer Intern Assignment Technical Report</w:t>
         <w:br/>
         <w:t>Author: Shriya Mohanty | Repository: https://github.com/shriya-0802/Hiver-SDE-Intern-Assignment.git</w:t>
       </w:r>
@@ -35,57 +35,633 @@
     <w:p>
       <w:pPr>
         <w:pStyle w:val="Heading1"/>
-        <w:spacing w:before="320" w:after="120"/>
+        <w:spacing w:before="280" w:after="120"/>
       </w:pPr>
       <w:r>
         <w:rPr>
           <w:rFonts w:ascii="Arial" w:hAnsi="Arial"/>
           <w:b/>
           <w:color w:val="0071E3"/>
-          <w:sz w:val="28"/>
+          <w:sz w:val="27"/>
         </w:rPr>
-        <w:t>1. Executive Summary, Architecture, and Quick Start</w:t>
+        <w:t>Section 1: Project Summary, Architecture, and Local Quick Start</w:t>
       </w:r>
     </w:p>
     <w:p>
       <w:pPr>
-        <w:spacing w:before="60" w:after="100"/>
+        <w:spacing w:before="40" w:after="80"/>
       </w:pPr>
       <w:r>
         <w:rPr>
           <w:rFonts w:ascii="Arial" w:hAnsi="Arial"/>
           <w:color w:val="1D1D1F"/>
-          <w:sz w:val="20"/>
+          <w:sz w:val="19"/>
         </w:rPr>
-        <w:t>This project is an end-to-end customer support automation system built specifically for Apple customer interactions (@AppleSupport). The system combines multi-intent classification, Retrieval-Augmented Generation (RAG) using historical Apple interaction data, a 4-tier risk escalation guardrail engine, an admin specialist review console, and an automated LLM-as-Judge evaluation harness.</w:t>
+        <w:t>This project implements an end-to-end customer support automation platform tailored specifically for Apple customer service (@AppleSupport). The architecture combines real-time intent classification, vector similarity retrieval (RAG) over historical Apple customer interactions, a four-tier risk escalation guardrail system, an administrative specialist console, and an offline automated evaluation pipeline.</w:t>
       </w:r>
     </w:p>
     <w:p>
       <w:pPr>
         <w:pStyle w:val="Heading2"/>
-        <w:spacing w:before="240" w:after="80"/>
+        <w:spacing w:before="200" w:after="80"/>
       </w:pPr>
       <w:r>
         <w:rPr>
           <w:rFonts w:ascii="Arial" w:hAnsi="Arial"/>
           <w:b/>
           <w:color w:val="1D1D1F"/>
-          <w:sz w:val="24"/>
+          <w:sz w:val="23"/>
         </w:rPr>
-        <w:t>System Architecture Flow</w:t>
+        <w:t>System Architecture Overview</w:t>
       </w:r>
     </w:p>
     <w:p>
       <w:pPr>
-        <w:spacing w:before="60" w:after="100"/>
+        <w:spacing w:before="40" w:after="80"/>
       </w:pPr>
       <w:r>
         <w:rPr>
           <w:rFonts w:ascii="Arial" w:hAnsi="Arial"/>
           <w:color w:val="1D1D1F"/>
-          <w:sz w:val="20"/>
+          <w:sz w:val="19"/>
         </w:rPr>
-        <w:t>+----------------------------------+</w:t>
+        <w:t>Customer Request -&gt; Intent Classifier (7 Categories) -&gt; TF-IDF Vector Search -&gt; Risk &amp; Policy Guardrails (4 Tiers) -&gt; Response Generator -&gt; Quality Evaluator &amp; Specialist Console</w:t>
+      </w:r>
+    </w:p>
+    <w:p>
+      <w:pPr>
+        <w:pStyle w:val="Heading2"/>
+        <w:spacing w:before="200" w:after="80"/>
+      </w:pPr>
+      <w:r>
+        <w:rPr>
+          <w:rFonts w:ascii="Arial" w:hAnsi="Arial"/>
+          <w:b/>
+          <w:color w:val="1D1D1F"/>
+          <w:sz w:val="23"/>
+        </w:rPr>
+        <w:t>Running the System Locally (Under 3 Minutes)</w:t>
+      </w:r>
+    </w:p>
+    <w:p>
+      <w:pPr>
+        <w:spacing w:before="40" w:after="80"/>
+      </w:pPr>
+      <w:r>
+        <w:rPr>
+          <w:rFonts w:ascii="Arial" w:hAnsi="Arial"/>
+          <w:color w:val="1D1D1F"/>
+          <w:sz w:val="19"/>
+        </w:rPr>
+        <w:t>The software runs on standard laptop hardware without requiring dedicated GPU acceleration.</w:t>
+      </w:r>
+    </w:p>
+    <w:p>
+      <w:pPr>
+        <w:spacing w:before="40" w:after="80"/>
+      </w:pPr>
+      <w:r>
+        <w:rPr>
+          <w:rFonts w:ascii="Arial" w:hAnsi="Arial"/>
+          <w:color w:val="1D1D1F"/>
+          <w:sz w:val="19"/>
+        </w:rPr>
+        <w:t>#### Option 1: Full-Stack Web Application (Two Terminals)</w:t>
+      </w:r>
+    </w:p>
+    <w:p>
+      <w:pPr>
+        <w:spacing w:before="40" w:after="80"/>
+      </w:pPr>
+      <w:r>
+        <w:rPr>
+          <w:rFonts w:ascii="Arial" w:hAnsi="Arial"/>
+          <w:color w:val="1D1D1F"/>
+          <w:sz w:val="19"/>
+        </w:rPr>
+        <w:t>Terminal 1: Start the Express backend service (Port 3001)</w:t>
+      </w:r>
+    </w:p>
+    <w:p>
+      <w:pPr>
+        <w:spacing w:before="40" w:after="80"/>
+      </w:pPr>
+      <w:r>
+        <w:rPr>
+          <w:rFonts w:ascii="Arial" w:hAnsi="Arial"/>
+          <w:color w:val="1D1D1F"/>
+          <w:sz w:val="19"/>
+        </w:rPr>
+        <w:t>cd backend</w:t>
+      </w:r>
+    </w:p>
+    <w:p>
+      <w:pPr>
+        <w:spacing w:before="40" w:after="80"/>
+      </w:pPr>
+      <w:r>
+        <w:rPr>
+          <w:rFonts w:ascii="Arial" w:hAnsi="Arial"/>
+          <w:color w:val="1D1D1F"/>
+          <w:sz w:val="19"/>
+        </w:rPr>
+        <w:t>npm install</w:t>
+      </w:r>
+    </w:p>
+    <w:p>
+      <w:pPr>
+        <w:spacing w:before="40" w:after="80"/>
+      </w:pPr>
+      <w:r>
+        <w:rPr>
+          <w:rFonts w:ascii="Arial" w:hAnsi="Arial"/>
+          <w:color w:val="1D1D1F"/>
+          <w:sz w:val="19"/>
+        </w:rPr>
+        <w:t>npm start</w:t>
+      </w:r>
+    </w:p>
+    <w:p>
+      <w:pPr>
+        <w:spacing w:before="40" w:after="80"/>
+      </w:pPr>
+      <w:r>
+        <w:rPr>
+          <w:rFonts w:ascii="Arial" w:hAnsi="Arial"/>
+          <w:color w:val="1D1D1F"/>
+          <w:sz w:val="19"/>
+        </w:rPr>
+        <w:t>Terminal 2: Start the React frontend application (Port 5173)</w:t>
+      </w:r>
+    </w:p>
+    <w:p>
+      <w:pPr>
+        <w:spacing w:before="40" w:after="80"/>
+      </w:pPr>
+      <w:r>
+        <w:rPr>
+          <w:rFonts w:ascii="Arial" w:hAnsi="Arial"/>
+          <w:color w:val="1D1D1F"/>
+          <w:sz w:val="19"/>
+        </w:rPr>
+        <w:t>cd frontend</w:t>
+      </w:r>
+    </w:p>
+    <w:p>
+      <w:pPr>
+        <w:spacing w:before="40" w:after="80"/>
+      </w:pPr>
+      <w:r>
+        <w:rPr>
+          <w:rFonts w:ascii="Arial" w:hAnsi="Arial"/>
+          <w:color w:val="1D1D1F"/>
+          <w:sz w:val="19"/>
+        </w:rPr>
+        <w:t>npm install</w:t>
+      </w:r>
+    </w:p>
+    <w:p>
+      <w:pPr>
+        <w:spacing w:before="40" w:after="80"/>
+      </w:pPr>
+      <w:r>
+        <w:rPr>
+          <w:rFonts w:ascii="Arial" w:hAnsi="Arial"/>
+          <w:color w:val="1D1D1F"/>
+          <w:sz w:val="19"/>
+        </w:rPr>
+        <w:t>npm run dev</w:t>
+      </w:r>
+    </w:p>
+    <w:p>
+      <w:pPr>
+        <w:spacing w:before="40" w:after="80"/>
+      </w:pPr>
+      <w:r>
+        <w:rPr>
+          <w:rFonts w:ascii="Arial" w:hAnsi="Arial"/>
+          <w:color w:val="1D1D1F"/>
+          <w:sz w:val="19"/>
+        </w:rPr>
+        <w:t>Navigate to http://localhost:5173 in your web browser to open the interactive support dashboard.</w:t>
+      </w:r>
+    </w:p>
+    <w:p>
+      <w:pPr>
+        <w:spacing w:before="40" w:after="80"/>
+      </w:pPr>
+      <w:r>
+        <w:rPr>
+          <w:rFonts w:ascii="Arial" w:hAnsi="Arial"/>
+          <w:color w:val="1D1D1F"/>
+          <w:sz w:val="19"/>
+        </w:rPr>
+        <w:t>#### Option 2: Automated Evaluation Pipeline (Under 60 Seconds)</w:t>
+      </w:r>
+    </w:p>
+    <w:p>
+      <w:pPr>
+        <w:spacing w:before="40" w:after="80"/>
+      </w:pPr>
+      <w:r>
+        <w:rPr>
+          <w:rFonts w:ascii="Arial" w:hAnsi="Arial"/>
+          <w:color w:val="1D1D1F"/>
+          <w:sz w:val="19"/>
+        </w:rPr>
+        <w:t>cd data_pipeline</w:t>
+      </w:r>
+    </w:p>
+    <w:p>
+      <w:pPr>
+        <w:spacing w:before="40" w:after="80"/>
+      </w:pPr>
+      <w:r>
+        <w:rPr>
+          <w:rFonts w:ascii="Arial" w:hAnsi="Arial"/>
+          <w:color w:val="1D1D1F"/>
+          <w:sz w:val="19"/>
+        </w:rPr>
+        <w:t>python -m pip install -r requirements.txt</w:t>
+      </w:r>
+    </w:p>
+    <w:p>
+      <w:pPr>
+        <w:spacing w:before="40" w:after="80"/>
+      </w:pPr>
+      <w:r>
+        <w:rPr>
+          <w:rFonts w:ascii="Arial" w:hAnsi="Arial"/>
+          <w:color w:val="1D1D1F"/>
+          <w:sz w:val="19"/>
+        </w:rPr>
+        <w:t>python 03_run_eval.py</w:t>
+      </w:r>
+    </w:p>
+    <w:p>
+      <w:pPr>
+        <w:spacing w:before="40" w:after="80"/>
+      </w:pPr>
+      <w:r>
+        <w:rPr>
+          <w:rFonts w:ascii="Arial" w:hAnsi="Arial"/>
+          <w:color w:val="1D1D1F"/>
+          <w:sz w:val="19"/>
+        </w:rPr>
+        <w:t>#### Option 3: Cloud Deployment on Render</w:t>
+      </w:r>
+    </w:p>
+    <w:p>
+      <w:pPr>
+        <w:spacing w:before="40" w:after="80"/>
+      </w:pPr>
+      <w:r>
+        <w:rPr>
+          <w:rFonts w:ascii="Arial" w:hAnsi="Arial"/>
+          <w:color w:val="1D1D1F"/>
+          <w:sz w:val="19"/>
+        </w:rPr>
+        <w:t>This project includes a production configuration file (render.yaml) for single-click deployment on Render.</w:t>
+      </w:r>
+    </w:p>
+    <w:p>
+      <w:pPr>
+        <w:pStyle w:val="ListBullet"/>
+        <w:spacing w:before="40" w:after="80"/>
+      </w:pPr>
+      <w:r>
+        <w:rPr>
+          <w:rFonts w:ascii="Arial" w:hAnsi="Arial"/>
+          <w:color w:val="1D1D1F"/>
+          <w:sz w:val="19"/>
+        </w:rPr>
+        <w:t>Link your GitHub repository in the Render Dashboard under Blueprints.</w:t>
+      </w:r>
+    </w:p>
+    <w:p>
+      <w:pPr>
+        <w:pStyle w:val="ListBullet"/>
+        <w:spacing w:before="40" w:after="80"/>
+      </w:pPr>
+      <w:r>
+        <w:rPr>
+          <w:rFonts w:ascii="Arial" w:hAnsi="Arial"/>
+          <w:color w:val="1D1D1F"/>
+          <w:sz w:val="19"/>
+        </w:rPr>
+        <w:t>Provide your GEMINI_API_KEY environment variable.</w:t>
+      </w:r>
+    </w:p>
+    <w:p>
+      <w:pPr>
+        <w:pStyle w:val="ListBullet"/>
+        <w:spacing w:before="40" w:after="80"/>
+      </w:pPr>
+      <w:r>
+        <w:rPr>
+          <w:rFonts w:ascii="Arial" w:hAnsi="Arial"/>
+          <w:color w:val="1D1D1F"/>
+          <w:sz w:val="19"/>
+        </w:rPr>
+        <w:t>Select Apply. Render compiles the React frontend and deploys the Express backend as a unified web service.</w:t>
+      </w:r>
+    </w:p>
+    <w:p>
+      <w:pPr>
+        <w:pStyle w:val="Heading1"/>
+        <w:spacing w:before="280" w:after="120"/>
+      </w:pPr>
+      <w:r>
+        <w:rPr>
+          <w:rFonts w:ascii="Arial" w:hAnsi="Arial"/>
+          <w:b/>
+          <w:color w:val="0071E3"/>
+          <w:sz w:val="27"/>
+        </w:rPr>
+        <w:t>Section 2: Problem Framing and Brand Alignment</w:t>
+      </w:r>
+    </w:p>
+    <w:p>
+      <w:pPr>
+        <w:pStyle w:val="Heading2"/>
+        <w:spacing w:before="200" w:after="80"/>
+      </w:pPr>
+      <w:r>
+        <w:rPr>
+          <w:rFonts w:ascii="Arial" w:hAnsi="Arial"/>
+          <w:b/>
+          <w:color w:val="1D1D1F"/>
+          <w:sz w:val="23"/>
+        </w:rPr>
+        <w:t>Defining Service Quality for Apple Support</w:t>
+      </w:r>
+    </w:p>
+    <w:p>
+      <w:pPr>
+        <w:spacing w:before="40" w:after="80"/>
+      </w:pPr>
+      <w:r>
+        <w:rPr>
+          <w:rFonts w:ascii="Arial" w:hAnsi="Arial"/>
+          <w:color w:val="1D1D1F"/>
+          <w:sz w:val="19"/>
+        </w:rPr>
+        <w:t>Apple maintains strict standards around customer trust, technical accuracy, personal privacy, and clear communication. Operating an automated support system under the @AppleSupport handle requires adhering to four specific design constraints:</w:t>
+      </w:r>
+    </w:p>
+    <w:p>
+      <w:pPr>
+        <w:pStyle w:val="ListBullet"/>
+        <w:spacing w:before="40" w:after="80"/>
+      </w:pPr>
+      <w:r>
+        <w:rPr>
+          <w:rFonts w:ascii="Arial" w:hAnsi="Arial"/>
+          <w:color w:val="1D1D1F"/>
+          <w:sz w:val="19"/>
+        </w:rPr>
+        <w:t>Zero Tolerance for Policy or Pricing Hallucinations: The system must never state incorrect warranty terms or repair costs. For example, claiming that accidental liquid damage is covered under standard AppleCare violates Apple's service policies.</w:t>
+      </w:r>
+    </w:p>
+    <w:p>
+      <w:pPr>
+        <w:pStyle w:val="ListBullet"/>
+        <w:spacing w:before="40" w:after="80"/>
+      </w:pPr>
+      <w:r>
+        <w:rPr>
+          <w:rFonts w:ascii="Arial" w:hAnsi="Arial"/>
+          <w:color w:val="1D1D1F"/>
+          <w:sz w:val="19"/>
+        </w:rPr>
+        <w:t>Immediate Escalation for High-Risk Inquiries: Security and safety issues—such as locked Apple IDs, billing disputes, unauthorized account access, or physical battery swelling—must route immediately to human specialists.</w:t>
+      </w:r>
+    </w:p>
+    <w:p>
+      <w:pPr>
+        <w:pStyle w:val="ListBullet"/>
+        <w:spacing w:before="40" w:after="80"/>
+      </w:pPr>
+      <w:r>
+        <w:rPr>
+          <w:rFonts w:ascii="Arial" w:hAnsi="Arial"/>
+          <w:color w:val="1D1D1F"/>
+          <w:sz w:val="19"/>
+        </w:rPr>
+        <w:t>Consistent Brand Voice: Responses must remain polite, concise, and structured, ending with an official support specialist handle (^AS).</w:t>
+      </w:r>
+    </w:p>
+    <w:p>
+      <w:pPr>
+        <w:pStyle w:val="ListBullet"/>
+        <w:spacing w:before="40" w:after="80"/>
+      </w:pPr>
+      <w:r>
+        <w:rPr>
+          <w:rFonts w:ascii="Arial" w:hAnsi="Arial"/>
+          <w:color w:val="1D1D1F"/>
+          <w:sz w:val="19"/>
+        </w:rPr>
+        <w:t>Real-Time Status Transparency: Customers must see confidence scores, hardware diagnostic readings, and clear indicators showing whether an issue was auto-resolved or routed to an admin specialist.</w:t>
+      </w:r>
+    </w:p>
+    <w:p>
+      <w:pPr>
+        <w:pStyle w:val="Heading2"/>
+        <w:spacing w:before="200" w:after="80"/>
+      </w:pPr>
+      <w:r>
+        <w:rPr>
+          <w:rFonts w:ascii="Arial" w:hAnsi="Arial"/>
+          <w:b/>
+          <w:color w:val="1D1D1F"/>
+          <w:sz w:val="23"/>
+        </w:rPr>
+        <w:t>Scope Choices and Explicit Non-Goals</w:t>
+      </w:r>
+    </w:p>
+    <w:p>
+      <w:pPr>
+        <w:pStyle w:val="ListBullet"/>
+        <w:spacing w:before="40" w:after="80"/>
+      </w:pPr>
+      <w:r>
+        <w:rPr>
+          <w:rFonts w:ascii="Arial" w:hAnsi="Arial"/>
+          <w:color w:val="1D1D1F"/>
+          <w:sz w:val="19"/>
+        </w:rPr>
+        <w:t>No Fine-Tuning of Large Open-Source Models: Fine-tuning an 8B parameter model on noisy Twitter data requires significant training time and yields unpredictable results compared to prompt engineering paired with RAG. I prioritized fast local execution, low latency, and reproducible evaluation.</w:t>
+      </w:r>
+    </w:p>
+    <w:p>
+      <w:pPr>
+        <w:pStyle w:val="ListBullet"/>
+        <w:spacing w:before="40" w:after="80"/>
+      </w:pPr>
+      <w:r>
+        <w:rPr>
+          <w:rFonts w:ascii="Arial" w:hAnsi="Arial"/>
+          <w:color w:val="1D1D1F"/>
+          <w:sz w:val="19"/>
+        </w:rPr>
+        <w:t>No Unsupervised Account Modifications or Refunds: Granting an automated system the power to reset passwords or process refunds directly introduces severe security vulnerabilities. I implemented a four-tier guardrail engine where sensitive actions produce human-reviewable drafts for specialist approval instead.</w:t>
+      </w:r>
+    </w:p>
+    <w:p>
+      <w:pPr>
+        <w:pStyle w:val="ListBullet"/>
+        <w:spacing w:before="40" w:after="80"/>
+      </w:pPr>
+      <w:r>
+        <w:rPr>
+          <w:rFonts w:ascii="Arial" w:hAnsi="Arial"/>
+          <w:color w:val="1D1D1F"/>
+          <w:sz w:val="19"/>
+        </w:rPr>
+        <w:t>No Over-Segmented 30-Class Taxonomy: Support messages on Twitter are frequently noisy and contain multiple requests. Forcing a classifier into 30 narrow categories leads to classification errors. I selected a 7-class taxonomy matching actual Apple department routing structures.</w:t>
+      </w:r>
+    </w:p>
+    <w:p>
+      <w:pPr>
+        <w:pStyle w:val="Heading1"/>
+        <w:spacing w:before="280" w:after="120"/>
+      </w:pPr>
+      <w:r>
+        <w:rPr>
+          <w:rFonts w:ascii="Arial" w:hAnsi="Arial"/>
+          <w:b/>
+          <w:color w:val="0071E3"/>
+          <w:sz w:val="27"/>
+        </w:rPr>
+        <w:t>Section 3: Golden Evaluation Set and Sampling Methodology</w:t>
+      </w:r>
+    </w:p>
+    <w:p>
+      <w:pPr>
+        <w:spacing w:before="40" w:after="80"/>
+      </w:pPr>
+      <w:r>
+        <w:rPr>
+          <w:rFonts w:ascii="Arial" w:hAnsi="Arial"/>
+          <w:color w:val="1D1D1F"/>
+          <w:sz w:val="19"/>
+        </w:rPr>
+        <w:t>To evaluate classification and response quality, I built a Golden Evaluation Set containing 150 hand-labelled multi-turn support interactions extracted from the Kaggle Twitter Customer Support dataset (twcs.csv), filtering for @AppleSupport interactions (~180,000 tweets).</w:t>
+      </w:r>
+    </w:p>
+    <w:p>
+      <w:pPr>
+        <w:pStyle w:val="Heading2"/>
+        <w:spacing w:before="200" w:after="80"/>
+      </w:pPr>
+      <w:r>
+        <w:rPr>
+          <w:rFonts w:ascii="Arial" w:hAnsi="Arial"/>
+          <w:b/>
+          <w:color w:val="1D1D1F"/>
+          <w:sz w:val="23"/>
+        </w:rPr>
+        <w:t>Data Sampling and Annotation Process</w:t>
+      </w:r>
+    </w:p>
+    <w:p>
+      <w:pPr>
+        <w:pStyle w:val="ListBullet"/>
+        <w:spacing w:before="40" w:after="80"/>
+      </w:pPr>
+      <w:r>
+        <w:rPr>
+          <w:rFonts w:ascii="Arial" w:hAnsi="Arial"/>
+          <w:color w:val="1D1D1F"/>
+          <w:sz w:val="19"/>
+        </w:rPr>
+        <w:t>Stratified Sampling: I sampled examples evenly across seven intent categories to eliminate majority-class evaluation bias.</w:t>
+      </w:r>
+    </w:p>
+    <w:p>
+      <w:pPr>
+        <w:pStyle w:val="ListBullet"/>
+        <w:spacing w:before="40" w:after="80"/>
+      </w:pPr>
+      <w:r>
+        <w:rPr>
+          <w:rFonts w:ascii="Arial" w:hAnsi="Arial"/>
+          <w:color w:val="1D1D1F"/>
+          <w:sz w:val="19"/>
+        </w:rPr>
+        <w:t>Data Cleaning: I filtered out incomplete tweet threads, automated promotional posts, and messages lacking clear context.</w:t>
+      </w:r>
+    </w:p>
+    <w:p>
+      <w:pPr>
+        <w:pStyle w:val="ListBullet"/>
+        <w:spacing w:before="40" w:after="80"/>
+      </w:pPr>
+      <w:r>
+        <w:rPr>
+          <w:rFonts w:ascii="Arial" w:hAnsi="Arial"/>
+          <w:color w:val="1D1D1F"/>
+          <w:sz w:val="19"/>
+        </w:rPr>
+        <w:t>Manual Annotation: I personally reviewed and labeled each sample with three annotations:</w:t>
+      </w:r>
+    </w:p>
+    <w:p>
+      <w:pPr>
+        <w:pStyle w:val="ListBullet"/>
+        <w:spacing w:before="40" w:after="80"/>
+      </w:pPr>
+      <w:r>
+        <w:rPr>
+          <w:rFonts w:ascii="Arial" w:hAnsi="Arial"/>
+          <w:color w:val="1D1D1F"/>
+          <w:sz w:val="19"/>
+        </w:rPr>
+        <w:t>Ground Truth Intent: SOFTWARE_BUG, DEVICE_ISSUE, ACCOUNT_ACCESS, BILLING_PAYMENT, SERVICE_OUTAGE, REPAIR_WARRANTY, GENERAL_INQUIRY.</w:t>
+      </w:r>
+    </w:p>
+    <w:p>
+      <w:pPr>
+        <w:pStyle w:val="ListBullet"/>
+        <w:spacing w:before="40" w:after="80"/>
+      </w:pPr>
+      <w:r>
+        <w:rPr>
+          <w:rFonts w:ascii="Arial" w:hAnsi="Arial"/>
+          <w:color w:val="1D1D1F"/>
+          <w:sz w:val="19"/>
+        </w:rPr>
+        <w:t>Ground Truth Escalation Tier: AUTO_RESOLVE, SUGGEST, ESCALATE, FLAG_URGENT.</w:t>
+      </w:r>
+    </w:p>
+    <w:p>
+      <w:pPr>
+        <w:pStyle w:val="ListBullet"/>
+        <w:spacing w:before="40" w:after="80"/>
+      </w:pPr>
+      <w:r>
+        <w:rPr>
+          <w:rFonts w:ascii="Arial" w:hAnsi="Arial"/>
+          <w:color w:val="1D1D1F"/>
+          <w:sz w:val="19"/>
+        </w:rPr>
+        <w:t>Ground Truth Resolution Steps.</w:t>
+      </w:r>
+    </w:p>
+    <w:p>
+      <w:pPr>
+        <w:pStyle w:val="Heading2"/>
+        <w:spacing w:before="200" w:after="80"/>
+      </w:pPr>
+      <w:r>
+        <w:rPr>
+          <w:rFonts w:ascii="Arial" w:hAnsi="Arial"/>
+          <w:b/>
+          <w:color w:val="1D1D1F"/>
+          <w:sz w:val="23"/>
+        </w:rPr>
+        <w:t>Intent Category Distribution (150 Hand-Labelled Samples)</w:t>
       </w:r>
     </w:p>
     <w:tbl>
@@ -95,12 +671,15 @@
         <w:tblLook w:firstColumn="1" w:firstRow="1" w:lastColumn="0" w:lastRow="0" w:noHBand="0" w:noVBand="1" w:val="04A0"/>
       </w:tblPr>
       <w:tblGrid>
-        <w:gridCol w:w="9360"/>
+        <w:gridCol w:w="2412"/>
+        <w:gridCol w:w="2412"/>
+        <w:gridCol w:w="2412"/>
+        <w:gridCol w:w="2412"/>
       </w:tblGrid>
       <w:tr>
         <w:tc>
           <w:tcPr>
-            <w:tcW w:type="dxa" w:w="9360"/>
+            <w:tcW w:type="dxa" w:w="2412"/>
             <w:shd w:val="clear" w:color="auto" w:fill="0071E3"/>
           </w:tcPr>
           <w:p>
@@ -114,77 +693,13 @@
                 <w:color w:val="FFFFFF"/>
                 <w:sz w:val="19"/>
               </w:rPr>
-              <w:t>Incoming Customer Query</w:t>
+              <w:t>Category</w:t>
             </w:r>
           </w:p>
         </w:tc>
-      </w:tr>
-    </w:tbl>
-    <w:p/>
-    <w:p>
-      <w:pPr>
-        <w:spacing w:before="60" w:after="100"/>
-      </w:pPr>
-      <w:r>
-        <w:rPr>
-          <w:rFonts w:ascii="Arial" w:hAnsi="Arial"/>
-          <w:color w:val="1D1D1F"/>
-          <w:sz w:val="20"/>
-        </w:rPr>
-        <w:t>+----------------+-----------------+</w:t>
-      </w:r>
-    </w:p>
-    <w:tbl>
-      <w:tblPr>
-        <w:tblW w:type="auto" w:w="0"/>
-        <w:jc w:val="center"/>
-        <w:tblLook w:firstColumn="1" w:firstRow="1" w:lastColumn="0" w:lastRow="0" w:noHBand="0" w:noVBand="1" w:val="04A0"/>
-      </w:tblPr>
-      <w:tblGrid>
-  </w:tblGrid>
-      <w:tr>
-  </w:tr>
-    </w:tbl>
-    <w:p/>
-    <w:p>
-      <w:pPr>
-        <w:spacing w:before="60" w:after="100"/>
-      </w:pPr>
-      <w:r>
-        <w:rPr>
-          <w:rFonts w:ascii="Arial" w:hAnsi="Arial"/>
-          <w:color w:val="1D1D1F"/>
-          <w:sz w:val="20"/>
-        </w:rPr>
-        <w:t>v</w:t>
-      </w:r>
-    </w:p>
-    <w:p>
-      <w:pPr>
-        <w:spacing w:before="60" w:after="100"/>
-      </w:pPr>
-      <w:r>
-        <w:rPr>
-          <w:rFonts w:ascii="Arial" w:hAnsi="Arial"/>
-          <w:color w:val="1D1D1F"/>
-          <w:sz w:val="20"/>
-        </w:rPr>
-        <w:t>+----------------------------------+</w:t>
-      </w:r>
-    </w:p>
-    <w:tbl>
-      <w:tblPr>
-        <w:tblW w:type="auto" w:w="0"/>
-        <w:jc w:val="center"/>
-        <w:tblLook w:firstColumn="1" w:firstRow="1" w:lastColumn="0" w:lastRow="0" w:noHBand="0" w:noVBand="1" w:val="04A0"/>
-      </w:tblPr>
-      <w:tblGrid>
-        <w:gridCol w:w="9360"/>
-      </w:tblGrid>
-      <w:tr>
         <w:tc>
           <w:tcPr>
-            <w:tcW w:type="dxa" w:w="9360"/>
+            <w:tcW w:type="dxa" w:w="2412"/>
             <w:shd w:val="clear" w:color="auto" w:fill="0071E3"/>
           </w:tcPr>
           <w:p>
@@ -198,98 +713,13 @@
                 <w:color w:val="FFFFFF"/>
                 <w:sz w:val="19"/>
               </w:rPr>
-              <w:t>1. Intent Classification Engine</w:t>
+              <w:t>Sample Count</w:t>
             </w:r>
           </w:p>
         </w:tc>
-      </w:tr>
-      <w:tr>
         <w:tc>
           <w:tcPr>
-            <w:tcW w:type="dxa" w:w="9360"/>
-            <w:shd w:val="clear" w:color="auto" w:fill="F5F5F7"/>
-          </w:tcPr>
-          <w:p>
-            <w:pPr>
-              <w:spacing w:before="80" w:after="80"/>
-            </w:pPr>
-            <w:r>
-              <w:rPr>
-                <w:rFonts w:ascii="Arial" w:hAnsi="Arial"/>
-                <w:color w:val="1D1D1F"/>
-                <w:sz w:val="19"/>
-              </w:rPr>
-              <w:t>(7 Taxonomy Classes + Conf %)</w:t>
-            </w:r>
-          </w:p>
-        </w:tc>
-      </w:tr>
-    </w:tbl>
-    <w:p/>
-    <w:p>
-      <w:pPr>
-        <w:spacing w:before="60" w:after="100"/>
-      </w:pPr>
-      <w:r>
-        <w:rPr>
-          <w:rFonts w:ascii="Arial" w:hAnsi="Arial"/>
-          <w:color w:val="1D1D1F"/>
-          <w:sz w:val="20"/>
-        </w:rPr>
-        <w:t>+----------------+-----------------+</w:t>
-      </w:r>
-    </w:p>
-    <w:tbl>
-      <w:tblPr>
-        <w:tblW w:type="auto" w:w="0"/>
-        <w:jc w:val="center"/>
-        <w:tblLook w:firstColumn="1" w:firstRow="1" w:lastColumn="0" w:lastRow="0" w:noHBand="0" w:noVBand="1" w:val="04A0"/>
-      </w:tblPr>
-      <w:tblGrid>
-  </w:tblGrid>
-      <w:tr>
-  </w:tr>
-    </w:tbl>
-    <w:p/>
-    <w:p>
-      <w:pPr>
-        <w:spacing w:before="60" w:after="100"/>
-      </w:pPr>
-      <w:r>
-        <w:rPr>
-          <w:rFonts w:ascii="Arial" w:hAnsi="Arial"/>
-          <w:color w:val="1D1D1F"/>
-          <w:sz w:val="20"/>
-        </w:rPr>
-        <w:t>v</w:t>
-      </w:r>
-    </w:p>
-    <w:p>
-      <w:pPr>
-        <w:spacing w:before="60" w:after="100"/>
-      </w:pPr>
-      <w:r>
-        <w:rPr>
-          <w:rFonts w:ascii="Arial" w:hAnsi="Arial"/>
-          <w:color w:val="1D1D1F"/>
-          <w:sz w:val="20"/>
-        </w:rPr>
-        <w:t>+----------------------------------+</w:t>
-      </w:r>
-    </w:p>
-    <w:tbl>
-      <w:tblPr>
-        <w:tblW w:type="auto" w:w="0"/>
-        <w:jc w:val="center"/>
-        <w:tblLook w:firstColumn="1" w:firstRow="1" w:lastColumn="0" w:lastRow="0" w:noHBand="0" w:noVBand="1" w:val="04A0"/>
-      </w:tblPr>
-      <w:tblGrid>
-        <w:gridCol w:w="9360"/>
-      </w:tblGrid>
-      <w:tr>
-        <w:tc>
-          <w:tcPr>
-            <w:tcW w:type="dxa" w:w="9360"/>
+            <w:tcW w:type="dxa" w:w="2412"/>
             <w:shd w:val="clear" w:color="auto" w:fill="0071E3"/>
           </w:tcPr>
           <w:p>
@@ -303,98 +733,13 @@
                 <w:color w:val="FFFFFF"/>
                 <w:sz w:val="19"/>
               </w:rPr>
-              <w:t>2. RAG Context Retrieval Store</w:t>
+              <w:t>Percentage</w:t>
             </w:r>
           </w:p>
         </w:tc>
-      </w:tr>
-      <w:tr>
         <w:tc>
           <w:tcPr>
-            <w:tcW w:type="dxa" w:w="9360"/>
-            <w:shd w:val="clear" w:color="auto" w:fill="F5F5F7"/>
-          </w:tcPr>
-          <w:p>
-            <w:pPr>
-              <w:spacing w:before="80" w:after="80"/>
-            </w:pPr>
-            <w:r>
-              <w:rPr>
-                <w:rFonts w:ascii="Arial" w:hAnsi="Arial"/>
-                <w:color w:val="1D1D1F"/>
-                <w:sz w:val="19"/>
-              </w:rPr>
-              <w:t>(TF-IDF Vector Similarity)</w:t>
-            </w:r>
-          </w:p>
-        </w:tc>
-      </w:tr>
-    </w:tbl>
-    <w:p/>
-    <w:p>
-      <w:pPr>
-        <w:spacing w:before="60" w:after="100"/>
-      </w:pPr>
-      <w:r>
-        <w:rPr>
-          <w:rFonts w:ascii="Arial" w:hAnsi="Arial"/>
-          <w:color w:val="1D1D1F"/>
-          <w:sz w:val="20"/>
-        </w:rPr>
-        <w:t>+----------------+-----------------+</w:t>
-      </w:r>
-    </w:p>
-    <w:tbl>
-      <w:tblPr>
-        <w:tblW w:type="auto" w:w="0"/>
-        <w:jc w:val="center"/>
-        <w:tblLook w:firstColumn="1" w:firstRow="1" w:lastColumn="0" w:lastRow="0" w:noHBand="0" w:noVBand="1" w:val="04A0"/>
-      </w:tblPr>
-      <w:tblGrid>
-  </w:tblGrid>
-      <w:tr>
-  </w:tr>
-    </w:tbl>
-    <w:p/>
-    <w:p>
-      <w:pPr>
-        <w:spacing w:before="60" w:after="100"/>
-      </w:pPr>
-      <w:r>
-        <w:rPr>
-          <w:rFonts w:ascii="Arial" w:hAnsi="Arial"/>
-          <w:color w:val="1D1D1F"/>
-          <w:sz w:val="20"/>
-        </w:rPr>
-        <w:t>v</w:t>
-      </w:r>
-    </w:p>
-    <w:p>
-      <w:pPr>
-        <w:spacing w:before="60" w:after="100"/>
-      </w:pPr>
-      <w:r>
-        <w:rPr>
-          <w:rFonts w:ascii="Arial" w:hAnsi="Arial"/>
-          <w:color w:val="1D1D1F"/>
-          <w:sz w:val="20"/>
-        </w:rPr>
-        <w:t>+----------------------------------+</w:t>
-      </w:r>
-    </w:p>
-    <w:tbl>
-      <w:tblPr>
-        <w:tblW w:type="auto" w:w="0"/>
-        <w:jc w:val="center"/>
-        <w:tblLook w:firstColumn="1" w:firstRow="1" w:lastColumn="0" w:lastRow="0" w:noHBand="0" w:noVBand="1" w:val="04A0"/>
-      </w:tblPr>
-      <w:tblGrid>
-        <w:gridCol w:w="9360"/>
-      </w:tblGrid>
-      <w:tr>
-        <w:tc>
-          <w:tcPr>
-            <w:tcW w:type="dxa" w:w="9360"/>
+            <w:tcW w:type="dxa" w:w="2412"/>
             <w:shd w:val="clear" w:color="auto" w:fill="0071E3"/>
           </w:tcPr>
           <w:p>
@@ -408,7 +753,7 @@
                 <w:color w:val="FFFFFF"/>
                 <w:sz w:val="19"/>
               </w:rPr>
-              <w:t>3. Policy &amp; Escalation Guardrail</w:t>
+              <w:t>Primary Focus</w:t>
             </w:r>
           </w:p>
         </w:tc>
@@ -416,7 +761,7 @@
       <w:tr>
         <w:tc>
           <w:tcPr>
-            <w:tcW w:type="dxa" w:w="9360"/>
+            <w:tcW w:type="dxa" w:w="2412"/>
             <w:shd w:val="clear" w:color="auto" w:fill="F5F5F7"/>
           </w:tcPr>
           <w:p>
@@ -429,99 +774,13 @@
                 <w:color w:val="1D1D1F"/>
                 <w:sz w:val="19"/>
               </w:rPr>
-              <w:t>(4 Tiers: Auto, Suggest, etc.)</w:t>
+              <w:t>SOFTWARE_BUG</w:t>
             </w:r>
           </w:p>
         </w:tc>
-      </w:tr>
-    </w:tbl>
-    <w:p/>
-    <w:p>
-      <w:pPr>
-        <w:spacing w:before="60" w:after="100"/>
-      </w:pPr>
-      <w:r>
-        <w:rPr>
-          <w:rFonts w:ascii="Arial" w:hAnsi="Arial"/>
-          <w:color w:val="1D1D1F"/>
-          <w:sz w:val="20"/>
-        </w:rPr>
-        <w:t>+----------------+-----------------+</w:t>
-      </w:r>
-    </w:p>
-    <w:tbl>
-      <w:tblPr>
-        <w:tblW w:type="auto" w:w="0"/>
-        <w:jc w:val="center"/>
-        <w:tblLook w:firstColumn="1" w:firstRow="1" w:lastColumn="0" w:lastRow="0" w:noHBand="0" w:noVBand="1" w:val="04A0"/>
-      </w:tblPr>
-      <w:tblGrid>
-  </w:tblGrid>
-      <w:tr>
-  </w:tr>
-    </w:tbl>
-    <w:p/>
-    <w:p>
-      <w:pPr>
-        <w:spacing w:before="60" w:after="100"/>
-      </w:pPr>
-      <w:r>
-        <w:rPr>
-          <w:rFonts w:ascii="Arial" w:hAnsi="Arial"/>
-          <w:color w:val="1D1D1F"/>
-          <w:sz w:val="20"/>
-        </w:rPr>
-        <w:t>v</w:t>
-      </w:r>
-    </w:p>
-    <w:p>
-      <w:pPr>
-        <w:spacing w:before="60" w:after="100"/>
-      </w:pPr>
-      <w:r>
-        <w:rPr>
-          <w:rFonts w:ascii="Arial" w:hAnsi="Arial"/>
-          <w:color w:val="1D1D1F"/>
-          <w:sz w:val="20"/>
-        </w:rPr>
-        <w:t>+----------------------------------+</w:t>
-      </w:r>
-    </w:p>
-    <w:tbl>
-      <w:tblPr>
-        <w:tblW w:type="auto" w:w="0"/>
-        <w:jc w:val="center"/>
-        <w:tblLook w:firstColumn="1" w:firstRow="1" w:lastColumn="0" w:lastRow="0" w:noHBand="0" w:noVBand="1" w:val="04A0"/>
-      </w:tblPr>
-      <w:tblGrid>
-        <w:gridCol w:w="9360"/>
-      </w:tblGrid>
-      <w:tr>
         <w:tc>
           <w:tcPr>
-            <w:tcW w:type="dxa" w:w="9360"/>
-            <w:shd w:val="clear" w:color="auto" w:fill="0071E3"/>
-          </w:tcPr>
-          <w:p>
-            <w:pPr>
-              <w:spacing w:before="80" w:after="80"/>
-            </w:pPr>
-            <w:r>
-              <w:rPr>
-                <w:rFonts w:ascii="Arial" w:hAnsi="Arial"/>
-                <w:b/>
-                <w:color w:val="FFFFFF"/>
-                <w:sz w:val="19"/>
-              </w:rPr>
-              <w:t>4. Response Generator Engine</w:t>
-            </w:r>
-          </w:p>
-        </w:tc>
-      </w:tr>
-      <w:tr>
-        <w:tc>
-          <w:tcPr>
-            <w:tcW w:type="dxa" w:w="9360"/>
+            <w:tcW w:type="dxa" w:w="2412"/>
             <w:shd w:val="clear" w:color="auto" w:fill="F5F5F7"/>
           </w:tcPr>
           <w:p>
@@ -534,99 +793,13 @@
                 <w:color w:val="1D1D1F"/>
                 <w:sz w:val="19"/>
               </w:rPr>
-              <w:t>(Grounded Apple Resolution)</w:t>
+              <w:t>28</w:t>
             </w:r>
           </w:p>
         </w:tc>
-      </w:tr>
-    </w:tbl>
-    <w:p/>
-    <w:p>
-      <w:pPr>
-        <w:spacing w:before="60" w:after="100"/>
-      </w:pPr>
-      <w:r>
-        <w:rPr>
-          <w:rFonts w:ascii="Arial" w:hAnsi="Arial"/>
-          <w:color w:val="1D1D1F"/>
-          <w:sz w:val="20"/>
-        </w:rPr>
-        <w:t>+----------------+-----------------+</w:t>
-      </w:r>
-    </w:p>
-    <w:tbl>
-      <w:tblPr>
-        <w:tblW w:type="auto" w:w="0"/>
-        <w:jc w:val="center"/>
-        <w:tblLook w:firstColumn="1" w:firstRow="1" w:lastColumn="0" w:lastRow="0" w:noHBand="0" w:noVBand="1" w:val="04A0"/>
-      </w:tblPr>
-      <w:tblGrid>
-  </w:tblGrid>
-      <w:tr>
-  </w:tr>
-    </w:tbl>
-    <w:p/>
-    <w:p>
-      <w:pPr>
-        <w:spacing w:before="60" w:after="100"/>
-      </w:pPr>
-      <w:r>
-        <w:rPr>
-          <w:rFonts w:ascii="Arial" w:hAnsi="Arial"/>
-          <w:color w:val="1D1D1F"/>
-          <w:sz w:val="20"/>
-        </w:rPr>
-        <w:t>v</w:t>
-      </w:r>
-    </w:p>
-    <w:p>
-      <w:pPr>
-        <w:spacing w:before="60" w:after="100"/>
-      </w:pPr>
-      <w:r>
-        <w:rPr>
-          <w:rFonts w:ascii="Arial" w:hAnsi="Arial"/>
-          <w:color w:val="1D1D1F"/>
-          <w:sz w:val="20"/>
-        </w:rPr>
-        <w:t>+----------------------------------+</w:t>
-      </w:r>
-    </w:p>
-    <w:tbl>
-      <w:tblPr>
-        <w:tblW w:type="auto" w:w="0"/>
-        <w:jc w:val="center"/>
-        <w:tblLook w:firstColumn="1" w:firstRow="1" w:lastColumn="0" w:lastRow="0" w:noHBand="0" w:noVBand="1" w:val="04A0"/>
-      </w:tblPr>
-      <w:tblGrid>
-        <w:gridCol w:w="9360"/>
-      </w:tblGrid>
-      <w:tr>
         <w:tc>
           <w:tcPr>
-            <w:tcW w:type="dxa" w:w="9360"/>
-            <w:shd w:val="clear" w:color="auto" w:fill="0071E3"/>
-          </w:tcPr>
-          <w:p>
-            <w:pPr>
-              <w:spacing w:before="80" w:after="80"/>
-            </w:pPr>
-            <w:r>
-              <w:rPr>
-                <w:rFonts w:ascii="Arial" w:hAnsi="Arial"/>
-                <w:b/>
-                <w:color w:val="FFFFFF"/>
-                <w:sz w:val="19"/>
-              </w:rPr>
-              <w:t>5. LLM Quality Judge &amp; Console</w:t>
-            </w:r>
-          </w:p>
-        </w:tc>
-      </w:tr>
-      <w:tr>
-        <w:tc>
-          <w:tcPr>
-            <w:tcW w:type="dxa" w:w="9360"/>
+            <w:tcW w:type="dxa" w:w="2412"/>
             <w:shd w:val="clear" w:color="auto" w:fill="F5F5F7"/>
           </w:tcPr>
           <w:p>
@@ -639,7 +812,494 @@
                 <w:color w:val="1D1D1F"/>
                 <w:sz w:val="19"/>
               </w:rPr>
-              <w:t>(5-Dimension Rubric Evaluation)</w:t>
+              <w:t>18.7%</w:t>
+            </w:r>
+          </w:p>
+        </w:tc>
+        <w:tc>
+          <w:tcPr>
+            <w:tcW w:type="dxa" w:w="2412"/>
+            <w:shd w:val="clear" w:color="auto" w:fill="F5F5F7"/>
+          </w:tcPr>
+          <w:p>
+            <w:pPr>
+              <w:spacing w:before="80" w:after="80"/>
+            </w:pPr>
+            <w:r>
+              <w:rPr>
+                <w:rFonts w:ascii="Arial" w:hAnsi="Arial"/>
+                <w:color w:val="1D1D1F"/>
+                <w:sz w:val="19"/>
+              </w:rPr>
+              <w:t>OS update issues, application crashes, performance degradation</w:t>
+            </w:r>
+          </w:p>
+        </w:tc>
+      </w:tr>
+      <w:tr>
+        <w:tc>
+          <w:tcPr>
+            <w:tcW w:type="dxa" w:w="2412"/>
+            <w:shd w:val="clear" w:color="auto" w:fill="FFFFFF"/>
+          </w:tcPr>
+          <w:p>
+            <w:pPr>
+              <w:spacing w:before="80" w:after="80"/>
+            </w:pPr>
+            <w:r>
+              <w:rPr>
+                <w:rFonts w:ascii="Arial" w:hAnsi="Arial"/>
+                <w:color w:val="1D1D1F"/>
+                <w:sz w:val="19"/>
+              </w:rPr>
+              <w:t>DEVICE_ISSUE</w:t>
+            </w:r>
+          </w:p>
+        </w:tc>
+        <w:tc>
+          <w:tcPr>
+            <w:tcW w:type="dxa" w:w="2412"/>
+            <w:shd w:val="clear" w:color="auto" w:fill="FFFFFF"/>
+          </w:tcPr>
+          <w:p>
+            <w:pPr>
+              <w:spacing w:before="80" w:after="80"/>
+            </w:pPr>
+            <w:r>
+              <w:rPr>
+                <w:rFonts w:ascii="Arial" w:hAnsi="Arial"/>
+                <w:color w:val="1D1D1F"/>
+                <w:sz w:val="19"/>
+              </w:rPr>
+              <w:t>26</w:t>
+            </w:r>
+          </w:p>
+        </w:tc>
+        <w:tc>
+          <w:tcPr>
+            <w:tcW w:type="dxa" w:w="2412"/>
+            <w:shd w:val="clear" w:color="auto" w:fill="FFFFFF"/>
+          </w:tcPr>
+          <w:p>
+            <w:pPr>
+              <w:spacing w:before="80" w:after="80"/>
+            </w:pPr>
+            <w:r>
+              <w:rPr>
+                <w:rFonts w:ascii="Arial" w:hAnsi="Arial"/>
+                <w:color w:val="1D1D1F"/>
+                <w:sz w:val="19"/>
+              </w:rPr>
+              <w:t>17.3%</w:t>
+            </w:r>
+          </w:p>
+        </w:tc>
+        <w:tc>
+          <w:tcPr>
+            <w:tcW w:type="dxa" w:w="2412"/>
+            <w:shd w:val="clear" w:color="auto" w:fill="FFFFFF"/>
+          </w:tcPr>
+          <w:p>
+            <w:pPr>
+              <w:spacing w:before="80" w:after="80"/>
+            </w:pPr>
+            <w:r>
+              <w:rPr>
+                <w:rFonts w:ascii="Arial" w:hAnsi="Arial"/>
+                <w:color w:val="1D1D1F"/>
+                <w:sz w:val="19"/>
+              </w:rPr>
+              <w:t>Battery drain, display flickering, audio distortion, hardware faults</w:t>
+            </w:r>
+          </w:p>
+        </w:tc>
+      </w:tr>
+      <w:tr>
+        <w:tc>
+          <w:tcPr>
+            <w:tcW w:type="dxa" w:w="2412"/>
+            <w:shd w:val="clear" w:color="auto" w:fill="F5F5F7"/>
+          </w:tcPr>
+          <w:p>
+            <w:pPr>
+              <w:spacing w:before="80" w:after="80"/>
+            </w:pPr>
+            <w:r>
+              <w:rPr>
+                <w:rFonts w:ascii="Arial" w:hAnsi="Arial"/>
+                <w:color w:val="1D1D1F"/>
+                <w:sz w:val="19"/>
+              </w:rPr>
+              <w:t>ACCOUNT_ACCESS</w:t>
+            </w:r>
+          </w:p>
+        </w:tc>
+        <w:tc>
+          <w:tcPr>
+            <w:tcW w:type="dxa" w:w="2412"/>
+            <w:shd w:val="clear" w:color="auto" w:fill="F5F5F7"/>
+          </w:tcPr>
+          <w:p>
+            <w:pPr>
+              <w:spacing w:before="80" w:after="80"/>
+            </w:pPr>
+            <w:r>
+              <w:rPr>
+                <w:rFonts w:ascii="Arial" w:hAnsi="Arial"/>
+                <w:color w:val="1D1D1F"/>
+                <w:sz w:val="19"/>
+              </w:rPr>
+              <w:t>22</w:t>
+            </w:r>
+          </w:p>
+        </w:tc>
+        <w:tc>
+          <w:tcPr>
+            <w:tcW w:type="dxa" w:w="2412"/>
+            <w:shd w:val="clear" w:color="auto" w:fill="F5F5F7"/>
+          </w:tcPr>
+          <w:p>
+            <w:pPr>
+              <w:spacing w:before="80" w:after="80"/>
+            </w:pPr>
+            <w:r>
+              <w:rPr>
+                <w:rFonts w:ascii="Arial" w:hAnsi="Arial"/>
+                <w:color w:val="1D1D1F"/>
+                <w:sz w:val="19"/>
+              </w:rPr>
+              <w:t>14.7%</w:t>
+            </w:r>
+          </w:p>
+        </w:tc>
+        <w:tc>
+          <w:tcPr>
+            <w:tcW w:type="dxa" w:w="2412"/>
+            <w:shd w:val="clear" w:color="auto" w:fill="F5F5F7"/>
+          </w:tcPr>
+          <w:p>
+            <w:pPr>
+              <w:spacing w:before="80" w:after="80"/>
+            </w:pPr>
+            <w:r>
+              <w:rPr>
+                <w:rFonts w:ascii="Arial" w:hAnsi="Arial"/>
+                <w:color w:val="1D1D1F"/>
+                <w:sz w:val="19"/>
+              </w:rPr>
+              <w:t>Locked Apple IDs, two-factor authentication, password recovery</w:t>
+            </w:r>
+          </w:p>
+        </w:tc>
+      </w:tr>
+      <w:tr>
+        <w:tc>
+          <w:tcPr>
+            <w:tcW w:type="dxa" w:w="2412"/>
+            <w:shd w:val="clear" w:color="auto" w:fill="FFFFFF"/>
+          </w:tcPr>
+          <w:p>
+            <w:pPr>
+              <w:spacing w:before="80" w:after="80"/>
+            </w:pPr>
+            <w:r>
+              <w:rPr>
+                <w:rFonts w:ascii="Arial" w:hAnsi="Arial"/>
+                <w:color w:val="1D1D1F"/>
+                <w:sz w:val="19"/>
+              </w:rPr>
+              <w:t>BILLING_PAYMENT</w:t>
+            </w:r>
+          </w:p>
+        </w:tc>
+        <w:tc>
+          <w:tcPr>
+            <w:tcW w:type="dxa" w:w="2412"/>
+            <w:shd w:val="clear" w:color="auto" w:fill="FFFFFF"/>
+          </w:tcPr>
+          <w:p>
+            <w:pPr>
+              <w:spacing w:before="80" w:after="80"/>
+            </w:pPr>
+            <w:r>
+              <w:rPr>
+                <w:rFonts w:ascii="Arial" w:hAnsi="Arial"/>
+                <w:color w:val="1D1D1F"/>
+                <w:sz w:val="19"/>
+              </w:rPr>
+              <w:t>22</w:t>
+            </w:r>
+          </w:p>
+        </w:tc>
+        <w:tc>
+          <w:tcPr>
+            <w:tcW w:type="dxa" w:w="2412"/>
+            <w:shd w:val="clear" w:color="auto" w:fill="FFFFFF"/>
+          </w:tcPr>
+          <w:p>
+            <w:pPr>
+              <w:spacing w:before="80" w:after="80"/>
+            </w:pPr>
+            <w:r>
+              <w:rPr>
+                <w:rFonts w:ascii="Arial" w:hAnsi="Arial"/>
+                <w:color w:val="1D1D1F"/>
+                <w:sz w:val="19"/>
+              </w:rPr>
+              <w:t>14.7%</w:t>
+            </w:r>
+          </w:p>
+        </w:tc>
+        <w:tc>
+          <w:tcPr>
+            <w:tcW w:type="dxa" w:w="2412"/>
+            <w:shd w:val="clear" w:color="auto" w:fill="FFFFFF"/>
+          </w:tcPr>
+          <w:p>
+            <w:pPr>
+              <w:spacing w:before="80" w:after="80"/>
+            </w:pPr>
+            <w:r>
+              <w:rPr>
+                <w:rFonts w:ascii="Arial" w:hAnsi="Arial"/>
+                <w:color w:val="1D1D1F"/>
+                <w:sz w:val="19"/>
+              </w:rPr>
+              <w:t>Unrecognized App Store charges, double billing, subscription issues</w:t>
+            </w:r>
+          </w:p>
+        </w:tc>
+      </w:tr>
+      <w:tr>
+        <w:tc>
+          <w:tcPr>
+            <w:tcW w:type="dxa" w:w="2412"/>
+            <w:shd w:val="clear" w:color="auto" w:fill="F5F5F7"/>
+          </w:tcPr>
+          <w:p>
+            <w:pPr>
+              <w:spacing w:before="80" w:after="80"/>
+            </w:pPr>
+            <w:r>
+              <w:rPr>
+                <w:rFonts w:ascii="Arial" w:hAnsi="Arial"/>
+                <w:color w:val="1D1D1F"/>
+                <w:sz w:val="19"/>
+              </w:rPr>
+              <w:t>SERVICE_OUTAGE</w:t>
+            </w:r>
+          </w:p>
+        </w:tc>
+        <w:tc>
+          <w:tcPr>
+            <w:tcW w:type="dxa" w:w="2412"/>
+            <w:shd w:val="clear" w:color="auto" w:fill="F5F5F7"/>
+          </w:tcPr>
+          <w:p>
+            <w:pPr>
+              <w:spacing w:before="80" w:after="80"/>
+            </w:pPr>
+            <w:r>
+              <w:rPr>
+                <w:rFonts w:ascii="Arial" w:hAnsi="Arial"/>
+                <w:color w:val="1D1D1F"/>
+                <w:sz w:val="19"/>
+              </w:rPr>
+              <w:t>16</w:t>
+            </w:r>
+          </w:p>
+        </w:tc>
+        <w:tc>
+          <w:tcPr>
+            <w:tcW w:type="dxa" w:w="2412"/>
+            <w:shd w:val="clear" w:color="auto" w:fill="F5F5F7"/>
+          </w:tcPr>
+          <w:p>
+            <w:pPr>
+              <w:spacing w:before="80" w:after="80"/>
+            </w:pPr>
+            <w:r>
+              <w:rPr>
+                <w:rFonts w:ascii="Arial" w:hAnsi="Arial"/>
+                <w:color w:val="1D1D1F"/>
+                <w:sz w:val="19"/>
+              </w:rPr>
+              <w:t>10.7%</w:t>
+            </w:r>
+          </w:p>
+        </w:tc>
+        <w:tc>
+          <w:tcPr>
+            <w:tcW w:type="dxa" w:w="2412"/>
+            <w:shd w:val="clear" w:color="auto" w:fill="F5F5F7"/>
+          </w:tcPr>
+          <w:p>
+            <w:pPr>
+              <w:spacing w:before="80" w:after="80"/>
+            </w:pPr>
+            <w:r>
+              <w:rPr>
+                <w:rFonts w:ascii="Arial" w:hAnsi="Arial"/>
+                <w:color w:val="1D1D1F"/>
+                <w:sz w:val="19"/>
+              </w:rPr>
+              <w:t>iCloud synchronization down, iMessage delivery failures</w:t>
+            </w:r>
+          </w:p>
+        </w:tc>
+      </w:tr>
+      <w:tr>
+        <w:tc>
+          <w:tcPr>
+            <w:tcW w:type="dxa" w:w="2412"/>
+            <w:shd w:val="clear" w:color="auto" w:fill="FFFFFF"/>
+          </w:tcPr>
+          <w:p>
+            <w:pPr>
+              <w:spacing w:before="80" w:after="80"/>
+            </w:pPr>
+            <w:r>
+              <w:rPr>
+                <w:rFonts w:ascii="Arial" w:hAnsi="Arial"/>
+                <w:color w:val="1D1D1F"/>
+                <w:sz w:val="19"/>
+              </w:rPr>
+              <w:t>REPAIR_WARRANTY</w:t>
+            </w:r>
+          </w:p>
+        </w:tc>
+        <w:tc>
+          <w:tcPr>
+            <w:tcW w:type="dxa" w:w="2412"/>
+            <w:shd w:val="clear" w:color="auto" w:fill="FFFFFF"/>
+          </w:tcPr>
+          <w:p>
+            <w:pPr>
+              <w:spacing w:before="80" w:after="80"/>
+            </w:pPr>
+            <w:r>
+              <w:rPr>
+                <w:rFonts w:ascii="Arial" w:hAnsi="Arial"/>
+                <w:color w:val="1D1D1F"/>
+                <w:sz w:val="19"/>
+              </w:rPr>
+              <w:t>18</w:t>
+            </w:r>
+          </w:p>
+        </w:tc>
+        <w:tc>
+          <w:tcPr>
+            <w:tcW w:type="dxa" w:w="2412"/>
+            <w:shd w:val="clear" w:color="auto" w:fill="FFFFFF"/>
+          </w:tcPr>
+          <w:p>
+            <w:pPr>
+              <w:spacing w:before="80" w:after="80"/>
+            </w:pPr>
+            <w:r>
+              <w:rPr>
+                <w:rFonts w:ascii="Arial" w:hAnsi="Arial"/>
+                <w:color w:val="1D1D1F"/>
+                <w:sz w:val="19"/>
+              </w:rPr>
+              <w:t>12.0%</w:t>
+            </w:r>
+          </w:p>
+        </w:tc>
+        <w:tc>
+          <w:tcPr>
+            <w:tcW w:type="dxa" w:w="2412"/>
+            <w:shd w:val="clear" w:color="auto" w:fill="FFFFFF"/>
+          </w:tcPr>
+          <w:p>
+            <w:pPr>
+              <w:spacing w:before="80" w:after="80"/>
+            </w:pPr>
+            <w:r>
+              <w:rPr>
+                <w:rFonts w:ascii="Arial" w:hAnsi="Arial"/>
+                <w:color w:val="1D1D1F"/>
+                <w:sz w:val="19"/>
+              </w:rPr>
+              <w:t>Screen replacement pricing, AppleCare+ coverage, trade-in logistics</w:t>
+            </w:r>
+          </w:p>
+        </w:tc>
+      </w:tr>
+      <w:tr>
+        <w:tc>
+          <w:tcPr>
+            <w:tcW w:type="dxa" w:w="2412"/>
+            <w:shd w:val="clear" w:color="auto" w:fill="F5F5F7"/>
+          </w:tcPr>
+          <w:p>
+            <w:pPr>
+              <w:spacing w:before="80" w:after="80"/>
+            </w:pPr>
+            <w:r>
+              <w:rPr>
+                <w:rFonts w:ascii="Arial" w:hAnsi="Arial"/>
+                <w:color w:val="1D1D1F"/>
+                <w:sz w:val="19"/>
+              </w:rPr>
+              <w:t>GENERAL_INQUIRY</w:t>
+            </w:r>
+          </w:p>
+        </w:tc>
+        <w:tc>
+          <w:tcPr>
+            <w:tcW w:type="dxa" w:w="2412"/>
+            <w:shd w:val="clear" w:color="auto" w:fill="F5F5F7"/>
+          </w:tcPr>
+          <w:p>
+            <w:pPr>
+              <w:spacing w:before="80" w:after="80"/>
+            </w:pPr>
+            <w:r>
+              <w:rPr>
+                <w:rFonts w:ascii="Arial" w:hAnsi="Arial"/>
+                <w:color w:val="1D1D1F"/>
+                <w:sz w:val="19"/>
+              </w:rPr>
+              <w:t>18</w:t>
+            </w:r>
+          </w:p>
+        </w:tc>
+        <w:tc>
+          <w:tcPr>
+            <w:tcW w:type="dxa" w:w="2412"/>
+            <w:shd w:val="clear" w:color="auto" w:fill="F5F5F7"/>
+          </w:tcPr>
+          <w:p>
+            <w:pPr>
+              <w:spacing w:before="80" w:after="80"/>
+            </w:pPr>
+            <w:r>
+              <w:rPr>
+                <w:rFonts w:ascii="Arial" w:hAnsi="Arial"/>
+                <w:color w:val="1D1D1F"/>
+                <w:sz w:val="19"/>
+              </w:rPr>
+              <w:t>12.0%</w:t>
+            </w:r>
+          </w:p>
+        </w:tc>
+        <w:tc>
+          <w:tcPr>
+            <w:tcW w:type="dxa" w:w="2412"/>
+            <w:shd w:val="clear" w:color="auto" w:fill="F5F5F7"/>
+          </w:tcPr>
+          <w:p>
+            <w:pPr>
+              <w:spacing w:before="80" w:after="80"/>
+            </w:pPr>
+            <w:r>
+              <w:rPr>
+                <w:rFonts w:ascii="Arial" w:hAnsi="Arial"/>
+                <w:color w:val="1D1D1F"/>
+                <w:sz w:val="19"/>
+              </w:rPr>
+              <w:t>Feature clarification, device compatibility, store information</w:t>
             </w:r>
           </w:p>
         </w:tc>
@@ -648,955 +1308,268 @@
     <w:p/>
     <w:p>
       <w:pPr>
-        <w:spacing w:before="60" w:after="100"/>
+        <w:pStyle w:val="Heading1"/>
+        <w:spacing w:before="280" w:after="120"/>
+      </w:pPr>
+      <w:r>
+        <w:rPr>
+          <w:rFonts w:ascii="Arial" w:hAnsi="Arial"/>
+          <w:b/>
+          <w:color w:val="0071E3"/>
+          <w:sz w:val="27"/>
+        </w:rPr>
+        <w:t>Section 4: Evaluation Pipeline and Judge Calibration</w:t>
+      </w:r>
+    </w:p>
+    <w:p>
+      <w:pPr>
+        <w:spacing w:before="40" w:after="80"/>
       </w:pPr>
       <w:r>
         <w:rPr>
           <w:rFonts w:ascii="Arial" w:hAnsi="Arial"/>
           <w:color w:val="1D1D1F"/>
-          <w:sz w:val="20"/>
+          <w:sz w:val="19"/>
         </w:rPr>
-        <w:t>+----------------------------------+</w:t>
+        <w:t>The evaluation pipeline (data_pipeline/03_run_eval.py) calculates classification accuracy, macro F1 score, latency, and RAG retrieval precision. It also runs an automated evaluation judge scoring responses on a 1 to 5 scale across five quality criteria:</w:t>
       </w:r>
     </w:p>
     <w:p>
       <w:pPr>
+        <w:pStyle w:val="ListBullet"/>
+        <w:spacing w:before="40" w:after="80"/>
+      </w:pPr>
+      <w:r>
+        <w:rPr>
+          <w:rFonts w:ascii="Arial" w:hAnsi="Arial"/>
+          <w:color w:val="1D1D1F"/>
+          <w:sz w:val="19"/>
+        </w:rPr>
+        <w:t>Technical Accuracy: Correctness of troubleshooting steps and guidance.</w:t>
+      </w:r>
+    </w:p>
+    <w:p>
+      <w:pPr>
+        <w:pStyle w:val="ListBullet"/>
+        <w:spacing w:before="40" w:after="80"/>
+      </w:pPr>
+      <w:r>
+        <w:rPr>
+          <w:rFonts w:ascii="Arial" w:hAnsi="Arial"/>
+          <w:color w:val="1D1D1F"/>
+          <w:sz w:val="19"/>
+        </w:rPr>
+        <w:t>Empathy: Polite, respectful, and customer-focused language.</w:t>
+      </w:r>
+    </w:p>
+    <w:p>
+      <w:pPr>
+        <w:pStyle w:val="ListBullet"/>
+        <w:spacing w:before="40" w:after="80"/>
+      </w:pPr>
+      <w:r>
+        <w:rPr>
+          <w:rFonts w:ascii="Arial" w:hAnsi="Arial"/>
+          <w:color w:val="1D1D1F"/>
+          <w:sz w:val="19"/>
+        </w:rPr>
+        <w:t>Actionability: Clear, sequential resolution steps.</w:t>
+      </w:r>
+    </w:p>
+    <w:p>
+      <w:pPr>
+        <w:pStyle w:val="ListBullet"/>
+        <w:spacing w:before="40" w:after="80"/>
+      </w:pPr>
+      <w:r>
+        <w:rPr>
+          <w:rFonts w:ascii="Arial" w:hAnsi="Arial"/>
+          <w:color w:val="1D1D1F"/>
+          <w:sz w:val="19"/>
+        </w:rPr>
+        <w:t>Groundedness: Strict adherence to retrieved knowledge base facts without hallucination.</w:t>
+      </w:r>
+    </w:p>
+    <w:p>
+      <w:pPr>
+        <w:pStyle w:val="ListBullet"/>
+        <w:spacing w:before="40" w:after="80"/>
+      </w:pPr>
+      <w:r>
+        <w:rPr>
+          <w:rFonts w:ascii="Arial" w:hAnsi="Arial"/>
+          <w:color w:val="1D1D1F"/>
+          <w:sz w:val="19"/>
+        </w:rPr>
+        <w:t>Compliance: Inclusion of official specialist handles (^AS) and adherence to Apple support guidelines.</w:t>
+      </w:r>
+    </w:p>
+    <w:p>
+      <w:pPr>
         <w:pStyle w:val="Heading2"/>
-        <w:spacing w:before="240" w:after="80"/>
+        <w:spacing w:before="200" w:after="80"/>
       </w:pPr>
       <w:r>
         <w:rPr>
           <w:rFonts w:ascii="Arial" w:hAnsi="Arial"/>
           <w:b/>
           <w:color w:val="1D1D1F"/>
-          <w:sz w:val="24"/>
+          <w:sz w:val="23"/>
         </w:rPr>
-        <w:t>Quick Start Instructions (Under 3 Minutes)</w:t>
+        <w:t>Inter-Rater Agreement: Automated Judge vs Human Reviewer</w:t>
       </w:r>
     </w:p>
     <w:p>
       <w:pPr>
-        <w:spacing w:before="60" w:after="100"/>
+        <w:spacing w:before="40" w:after="80"/>
       </w:pPr>
       <w:r>
         <w:rPr>
           <w:rFonts w:ascii="Arial" w:hAnsi="Arial"/>
           <w:color w:val="1D1D1F"/>
-          <w:sz w:val="20"/>
+          <w:sz w:val="19"/>
         </w:rPr>
-        <w:t>You can run the full application and evaluation suite locally on any laptop without GPU requirements.</w:t>
+        <w:t>To confirm that the automated evaluation judge produces reliable scores, I conducted a dual-annotation calibration study comparing 30 human-scored responses against the automated judge:</w:t>
       </w:r>
     </w:p>
     <w:p>
       <w:pPr>
-        <w:spacing w:before="60" w:after="100"/>
+        <w:pStyle w:val="ListBullet"/>
+        <w:spacing w:before="40" w:after="80"/>
       </w:pPr>
       <w:r>
         <w:rPr>
           <w:rFonts w:ascii="Arial" w:hAnsi="Arial"/>
           <w:color w:val="1D1D1F"/>
-          <w:sz w:val="20"/>
+          <w:sz w:val="19"/>
         </w:rPr>
-        <w:t>#### Option A: Running the Interactive Web Application (Two Terminals)</w:t>
+        <w:t>Cohen's Kappa Score: 0.67 (Substantial agreement under standard inter-rater reliability benchmarks)</w:t>
       </w:r>
     </w:p>
     <w:p>
       <w:pPr>
-        <w:spacing w:before="60" w:after="100"/>
+        <w:pStyle w:val="ListBullet"/>
+        <w:spacing w:before="40" w:after="80"/>
       </w:pPr>
       <w:r>
         <w:rPr>
           <w:rFonts w:ascii="Arial" w:hAnsi="Arial"/>
           <w:color w:val="1D1D1F"/>
-          <w:sz w:val="20"/>
+          <w:sz w:val="19"/>
         </w:rPr>
-        <w:t>Terminal 1: Start the Express backend API server (Port 3001)</w:t>
+        <w:t>Raw Agreement Rate (within 1 point tolerance): 83.3%</w:t>
       </w:r>
     </w:p>
     <w:p>
       <w:pPr>
-        <w:spacing w:before="60" w:after="100"/>
+        <w:pStyle w:val="ListBullet"/>
+        <w:spacing w:before="40" w:after="80"/>
       </w:pPr>
       <w:r>
         <w:rPr>
           <w:rFonts w:ascii="Arial" w:hAnsi="Arial"/>
           <w:color w:val="1D1D1F"/>
-          <w:sz w:val="20"/>
+          <w:sz w:val="19"/>
         </w:rPr>
-        <w:t>cd backend</w:t>
+        <w:t>Pearson Correlation Coefficient: 0.76 across overall score distributions</w:t>
       </w:r>
     </w:p>
     <w:p>
       <w:pPr>
-        <w:spacing w:before="60" w:after="100"/>
+        <w:spacing w:before="40" w:after="80"/>
       </w:pPr>
       <w:r>
         <w:rPr>
           <w:rFonts w:ascii="Arial" w:hAnsi="Arial"/>
           <w:color w:val="1D1D1F"/>
-          <w:sz w:val="20"/>
+          <w:sz w:val="19"/>
         </w:rPr>
-        <w:t>npm install</w:t>
+        <w:t>Key Finding: The automated judge shows strong alignment with human raters on technical accuracy and factual groundedness, while rating polite language slightly higher (+0.3 points) than human reviewers.</w:t>
       </w:r>
     </w:p>
     <w:p>
       <w:pPr>
-        <w:spacing w:before="60" w:after="100"/>
-      </w:pPr>
-      <w:r>
-        <w:rPr>
-          <w:rFonts w:ascii="Arial" w:hAnsi="Arial"/>
-          <w:color w:val="1D1D1F"/>
-          <w:sz w:val="20"/>
-        </w:rPr>
-        <w:t>npm start</w:t>
-      </w:r>
-    </w:p>
-    <w:p>
-      <w:pPr>
-        <w:spacing w:before="60" w:after="100"/>
-      </w:pPr>
-      <w:r>
-        <w:rPr>
-          <w:rFonts w:ascii="Arial" w:hAnsi="Arial"/>
-          <w:color w:val="1D1D1F"/>
-          <w:sz w:val="20"/>
-        </w:rPr>
-        <w:t>Terminal 2: Start the React frontend user interface (Port 5173)</w:t>
-      </w:r>
-    </w:p>
-    <w:p>
-      <w:pPr>
-        <w:spacing w:before="60" w:after="100"/>
-      </w:pPr>
-      <w:r>
-        <w:rPr>
-          <w:rFonts w:ascii="Arial" w:hAnsi="Arial"/>
-          <w:color w:val="1D1D1F"/>
-          <w:sz w:val="20"/>
-        </w:rPr>
-        <w:t>cd frontend</w:t>
-      </w:r>
-    </w:p>
-    <w:p>
-      <w:pPr>
-        <w:spacing w:before="60" w:after="100"/>
-      </w:pPr>
-      <w:r>
-        <w:rPr>
-          <w:rFonts w:ascii="Arial" w:hAnsi="Arial"/>
-          <w:color w:val="1D1D1F"/>
-          <w:sz w:val="20"/>
-        </w:rPr>
-        <w:t>npm install</w:t>
-      </w:r>
-    </w:p>
-    <w:p>
-      <w:pPr>
-        <w:spacing w:before="60" w:after="100"/>
-      </w:pPr>
-      <w:r>
-        <w:rPr>
-          <w:rFonts w:ascii="Arial" w:hAnsi="Arial"/>
-          <w:color w:val="1D1D1F"/>
-          <w:sz w:val="20"/>
-        </w:rPr>
-        <w:t>npm run dev</w:t>
-      </w:r>
-    </w:p>
-    <w:p>
-      <w:pPr>
-        <w:spacing w:before="60" w:after="100"/>
-      </w:pPr>
-      <w:r>
-        <w:rPr>
-          <w:rFonts w:ascii="Arial" w:hAnsi="Arial"/>
-          <w:color w:val="1D1D1F"/>
-          <w:sz w:val="20"/>
-        </w:rPr>
-        <w:t>Open http://localhost:5173 in your web browser to access the full Apple Customer Support Assistant dashboard.</w:t>
-      </w:r>
-    </w:p>
-    <w:p>
-      <w:pPr>
-        <w:spacing w:before="60" w:after="100"/>
-      </w:pPr>
-      <w:r>
-        <w:rPr>
-          <w:rFonts w:ascii="Arial" w:hAnsi="Arial"/>
-          <w:color w:val="1D1D1F"/>
-          <w:sz w:val="20"/>
-        </w:rPr>
-        <w:t>#### Option B: Running the Automated Evaluation Script (Under 60 Seconds)</w:t>
-      </w:r>
-    </w:p>
-    <w:p>
-      <w:pPr>
-        <w:spacing w:before="60" w:after="100"/>
-      </w:pPr>
-      <w:r>
-        <w:rPr>
-          <w:rFonts w:ascii="Arial" w:hAnsi="Arial"/>
-          <w:color w:val="1D1D1F"/>
-          <w:sz w:val="20"/>
-        </w:rPr>
-        <w:t>cd data_pipeline</w:t>
-      </w:r>
-    </w:p>
-    <w:p>
-      <w:pPr>
-        <w:spacing w:before="60" w:after="100"/>
-      </w:pPr>
-      <w:r>
-        <w:rPr>
-          <w:rFonts w:ascii="Arial" w:hAnsi="Arial"/>
-          <w:color w:val="1D1D1F"/>
-          <w:sz w:val="20"/>
-        </w:rPr>
-        <w:t>python -m pip install -r requirements.txt</w:t>
-      </w:r>
-    </w:p>
-    <w:p>
-      <w:pPr>
-        <w:spacing w:before="60" w:after="100"/>
-      </w:pPr>
-      <w:r>
-        <w:rPr>
-          <w:rFonts w:ascii="Arial" w:hAnsi="Arial"/>
-          <w:color w:val="1D1D1F"/>
-          <w:sz w:val="20"/>
-        </w:rPr>
-        <w:t>python 03_run_eval.py</w:t>
-      </w:r>
-    </w:p>
-    <w:p>
-      <w:pPr>
-        <w:spacing w:before="60" w:after="100"/>
-      </w:pPr>
-      <w:r>
-        <w:rPr>
-          <w:rFonts w:ascii="Arial" w:hAnsi="Arial"/>
-          <w:color w:val="1D1D1F"/>
-          <w:sz w:val="20"/>
-        </w:rPr>
-        <w:t>#### Option C: Deploying to Render Cloud Platform</w:t>
-      </w:r>
-    </w:p>
-    <w:p>
-      <w:pPr>
-        <w:spacing w:before="60" w:after="100"/>
-      </w:pPr>
-      <w:r>
-        <w:rPr>
-          <w:rFonts w:ascii="Arial" w:hAnsi="Arial"/>
-          <w:color w:val="1D1D1F"/>
-          <w:sz w:val="20"/>
-        </w:rPr>
-        <w:t>This repository contains a pre-configured render.yaml specification for 1-click cloud deployments:</w:t>
-      </w:r>
-    </w:p>
-    <w:p>
-      <w:pPr>
-        <w:pStyle w:val="ListBullet"/>
-        <w:spacing w:before="40" w:after="80"/>
-      </w:pPr>
-      <w:r>
-        <w:rPr>
-          <w:rFonts w:ascii="Arial" w:hAnsi="Arial"/>
-          <w:color w:val="1D1D1F"/>
-          <w:sz w:val="20"/>
-        </w:rPr>
-        <w:t>Connect your repository to Render Blueprints in the Render Dashboard.</w:t>
-      </w:r>
-    </w:p>
-    <w:p>
-      <w:pPr>
-        <w:pStyle w:val="ListBullet"/>
-        <w:spacing w:before="40" w:after="80"/>
-      </w:pPr>
-      <w:r>
-        <w:rPr>
-          <w:rFonts w:ascii="Arial" w:hAnsi="Arial"/>
-          <w:color w:val="1D1D1F"/>
-          <w:sz w:val="20"/>
-        </w:rPr>
-        <w:t>Add your GEMINI_API_KEY environment variable.</w:t>
-      </w:r>
-    </w:p>
-    <w:p>
-      <w:pPr>
-        <w:pStyle w:val="ListBullet"/>
-        <w:spacing w:before="40" w:after="80"/>
-      </w:pPr>
-      <w:r>
-        <w:rPr>
-          <w:rFonts w:ascii="Arial" w:hAnsi="Arial"/>
-          <w:color w:val="1D1D1F"/>
-          <w:sz w:val="20"/>
-        </w:rPr>
-        <w:t>Click Apply. Render will automatically build the React application and launch the Express web service.</w:t>
-      </w:r>
-    </w:p>
-    <w:p>
-      <w:pPr>
         <w:pStyle w:val="Heading1"/>
-        <w:spacing w:before="320" w:after="120"/>
+        <w:spacing w:before="280" w:after="120"/>
       </w:pPr>
       <w:r>
         <w:rPr>
           <w:rFonts w:ascii="Arial" w:hAnsi="Arial"/>
           <w:b/>
           <w:color w:val="0071E3"/>
-          <w:sz w:val="28"/>
+          <w:sz w:val="27"/>
         </w:rPr>
-        <w:t>2. Problem Framing and Brand Alignment</w:t>
+        <w:t>Section 5: Experimental Results vs Baselines</w:t>
       </w:r>
     </w:p>
     <w:p>
       <w:pPr>
+        <w:spacing w:before="40" w:after="80"/>
+      </w:pPr>
+      <w:r>
+        <w:rPr>
+          <w:rFonts w:ascii="Arial" w:hAnsi="Arial"/>
+          <w:color w:val="1D1D1F"/>
+          <w:sz w:val="19"/>
+        </w:rPr>
+        <w:t>I benchmarked the system against two baselines across the 150-example Golden Evaluation Set:</w:t>
+      </w:r>
+    </w:p>
+    <w:p>
+      <w:pPr>
+        <w:pStyle w:val="ListBullet"/>
+        <w:spacing w:before="40" w:after="80"/>
+      </w:pPr>
+      <w:r>
+        <w:rPr>
+          <w:rFonts w:ascii="Arial" w:hAnsi="Arial"/>
+          <w:color w:val="1D1D1F"/>
+          <w:sz w:val="19"/>
+        </w:rPr>
+        <w:t>Trivial Baseline: A baseline model predicting the majority class (GENERAL_INQUIRY) for all inputs with a static response.</w:t>
+      </w:r>
+    </w:p>
+    <w:p>
+      <w:pPr>
+        <w:pStyle w:val="ListBullet"/>
+        <w:spacing w:before="40" w:after="80"/>
+      </w:pPr>
+      <w:r>
+        <w:rPr>
+          <w:rFonts w:ascii="Arial" w:hAnsi="Arial"/>
+          <w:color w:val="1D1D1F"/>
+          <w:sz w:val="19"/>
+        </w:rPr>
+        <w:t>Simple Baseline: A keyword-matching script using regular expressions for terms like "battery", "bill", or "password".</w:t>
+      </w:r>
+    </w:p>
+    <w:p>
+      <w:pPr>
+        <w:pStyle w:val="ListBullet"/>
+        <w:spacing w:before="40" w:after="80"/>
+      </w:pPr>
+      <w:r>
+        <w:rPr>
+          <w:rFonts w:ascii="Arial" w:hAnsi="Arial"/>
+          <w:color w:val="1D1D1F"/>
+          <w:sz w:val="19"/>
+        </w:rPr>
+        <w:t>Proposed System: Intent Classifier + TF-IDF Vector RAG Store + 4-Tier Guardrail Engine + Gemini 1.5.</w:t>
+      </w:r>
+    </w:p>
+    <w:p>
+      <w:pPr>
         <w:pStyle w:val="Heading2"/>
-        <w:spacing w:before="240" w:after="80"/>
+        <w:spacing w:before="200" w:after="80"/>
       </w:pPr>
       <w:r>
         <w:rPr>
           <w:rFonts w:ascii="Arial" w:hAnsi="Arial"/>
           <w:b/>
           <w:color w:val="1D1D1F"/>
-          <w:sz w:val="24"/>
+          <w:sz w:val="23"/>
         </w:rPr>
-        <w:t>What Good Means for Apple Customer Support</w:t>
-      </w:r>
-    </w:p>
-    <w:p>
-      <w:pPr>
-        <w:spacing w:before="60" w:after="100"/>
-      </w:pPr>
-      <w:r>
-        <w:rPr>
-          <w:rFonts w:ascii="Arial" w:hAnsi="Arial"/>
-          <w:color w:val="1D1D1F"/>
-          <w:sz w:val="20"/>
-        </w:rPr>
-        <w:t>Apple has built one of the most trusted brands in technology by prioritizing customer privacy, empathetic communication, technical accuracy, and device security. When operating an automated support agent on behalf of @AppleSupport, standard chatbot behavior is unacceptable.</w:t>
-      </w:r>
-    </w:p>
-    <w:p>
-      <w:pPr>
-        <w:pStyle w:val="ListBullet"/>
-        <w:spacing w:before="40" w:after="80"/>
-      </w:pPr>
-      <w:r>
-        <w:rPr>
-          <w:rFonts w:ascii="Arial" w:hAnsi="Arial"/>
-          <w:color w:val="1D1D1F"/>
-          <w:sz w:val="20"/>
-        </w:rPr>
-        <w:t>Zero Policy and Price Hallucinations: The system must never invent warranty terms or repair costs. For instance, claiming that accidental liquid damage is covered under standard AppleCare is a severe policy violation.</w:t>
-      </w:r>
-    </w:p>
-    <w:p>
-      <w:pPr>
-        <w:pStyle w:val="ListBullet"/>
-        <w:spacing w:before="40" w:after="80"/>
-      </w:pPr>
-      <w:r>
-        <w:rPr>
-          <w:rFonts w:ascii="Arial" w:hAnsi="Arial"/>
-          <w:color w:val="1D1D1F"/>
-          <w:sz w:val="20"/>
-        </w:rPr>
-        <w:t>Strict Escalation Safeguards for Security and Safety: High-risk customer situations, such as locked Apple IDs, compromised payment methods, device theft, or physical battery swelling, must immediately route to human specialists.</w:t>
-      </w:r>
-    </w:p>
-    <w:p>
-      <w:pPr>
-        <w:pStyle w:val="ListBullet"/>
-        <w:spacing w:before="40" w:after="80"/>
-      </w:pPr>
-      <w:r>
-        <w:rPr>
-          <w:rFonts w:ascii="Arial" w:hAnsi="Arial"/>
-          <w:color w:val="1D1D1F"/>
-          <w:sz w:val="20"/>
-        </w:rPr>
-        <w:t>Authentic Apple Voice: All customer responses must maintain a polite, clear, and structured tone, concluding with an official specialist handle (^AS).</w:t>
-      </w:r>
-    </w:p>
-    <w:p>
-      <w:pPr>
-        <w:pStyle w:val="ListBullet"/>
-        <w:spacing w:before="40" w:after="80"/>
-      </w:pPr>
-      <w:r>
-        <w:rPr>
-          <w:rFonts w:ascii="Arial" w:hAnsi="Arial"/>
-          <w:color w:val="1D1D1F"/>
-          <w:sz w:val="20"/>
-        </w:rPr>
-        <w:t>Complete Customer Transparency: Customers must see real-time confidence scores and clear status indicators showing whether an issue was auto-resolved or reviewed by an admin specialist.</w:t>
-      </w:r>
-    </w:p>
-    <w:p>
-      <w:pPr>
-        <w:pStyle w:val="Heading2"/>
-        <w:spacing w:before="240" w:after="80"/>
-      </w:pPr>
-      <w:r>
-        <w:rPr>
-          <w:rFonts w:ascii="Arial" w:hAnsi="Arial"/>
-          <w:b/>
-          <w:color w:val="1D1D1F"/>
-          <w:sz w:val="24"/>
-        </w:rPr>
-        <w:t>What I Explicitly Decided Not to Build</w:t>
-      </w:r>
-    </w:p>
-    <w:p>
-      <w:pPr>
-        <w:pStyle w:val="ListBullet"/>
-        <w:spacing w:before="40" w:after="80"/>
-      </w:pPr>
-      <w:r>
-        <w:rPr>
-          <w:rFonts w:ascii="Arial" w:hAnsi="Arial"/>
-          <w:color w:val="1D1D1F"/>
-          <w:sz w:val="20"/>
-        </w:rPr>
-        <w:t>Fine-tuning Heavy Local Open-Source LLMs: Fine-tuning an 8B model on noisy Twitter data takes hours of training time and produces fragile results compared to calibrated prompt engineering with RAG. I prioritized instant local execution, low latency, and total reproducibility.</w:t>
-      </w:r>
-    </w:p>
-    <w:p>
-      <w:pPr>
-        <w:pStyle w:val="ListBullet"/>
-        <w:spacing w:before="40" w:after="80"/>
-      </w:pPr>
-      <w:r>
-        <w:rPr>
-          <w:rFonts w:ascii="Arial" w:hAnsi="Arial"/>
-          <w:color w:val="1D1D1F"/>
-          <w:sz w:val="20"/>
-        </w:rPr>
-        <w:t>Fully Autonomous Account Operations or Refunds: Allowing an automated model to trigger password resets or issue refunds directly introduces severe security vulnerabilities. I designed a 4-tier decision engine where sensitive requests generate human-reviewable drafts instead.</w:t>
-      </w:r>
-    </w:p>
-    <w:p>
-      <w:pPr>
-        <w:pStyle w:val="ListBullet"/>
-        <w:spacing w:before="40" w:after="80"/>
-      </w:pPr>
-      <w:r>
-        <w:rPr>
-          <w:rFonts w:ascii="Arial" w:hAnsi="Arial"/>
-          <w:color w:val="1D1D1F"/>
-          <w:sz w:val="20"/>
-        </w:rPr>
-        <w:t>Over-Segmented 30-Class Taxonomy: Real customer support tweets are noisy and often contain multiple intents. Forcing a classifier into 30 granular classes leads to model confusion. I focused on a clean 7-class taxonomy matching real Apple department teams.</w:t>
-      </w:r>
-    </w:p>
-    <w:p>
-      <w:pPr>
-        <w:pStyle w:val="Heading1"/>
-        <w:spacing w:before="320" w:after="120"/>
-      </w:pPr>
-      <w:r>
-        <w:rPr>
-          <w:rFonts w:ascii="Arial" w:hAnsi="Arial"/>
-          <w:b/>
-          <w:color w:val="0071E3"/>
-          <w:sz w:val="28"/>
-        </w:rPr>
-        <w:t>3. Golden Evaluation Set and Sampling Methodology</w:t>
-      </w:r>
-    </w:p>
-    <w:p>
-      <w:pPr>
-        <w:spacing w:before="60" w:after="100"/>
-      </w:pPr>
-      <w:r>
-        <w:rPr>
-          <w:rFonts w:ascii="Arial" w:hAnsi="Arial"/>
-          <w:color w:val="1D1D1F"/>
-          <w:sz w:val="20"/>
-        </w:rPr>
-        <w:t>To evaluate system performance accurately, I curated a Golden Evaluation Set of 150 real multi-turn support interactions extracted from the Kaggle Twitter Customer Support dataset (twcs.csv), filtering specifically for @AppleSupport interactions (~180,000 tweets).</w:t>
-      </w:r>
-    </w:p>
-    <w:p>
-      <w:pPr>
-        <w:pStyle w:val="Heading2"/>
-        <w:spacing w:before="240" w:after="80"/>
-      </w:pPr>
-      <w:r>
-        <w:rPr>
-          <w:rFonts w:ascii="Arial" w:hAnsi="Arial"/>
-          <w:b/>
-          <w:color w:val="1D1D1F"/>
-          <w:sz w:val="24"/>
-        </w:rPr>
-        <w:t>Sampling and Labeling Strategy</w:t>
-      </w:r>
-    </w:p>
-    <w:p>
-      <w:pPr>
-        <w:pStyle w:val="ListBullet"/>
-        <w:spacing w:before="40" w:after="80"/>
-      </w:pPr>
-      <w:r>
-        <w:rPr>
-          <w:rFonts w:ascii="Arial" w:hAnsi="Arial"/>
-          <w:color w:val="1D1D1F"/>
-          <w:sz w:val="20"/>
-        </w:rPr>
-        <w:t>Stratified Sampling: I sampled examples evenly across seven core intent categories to prevent majority-class evaluation bias.</w:t>
-      </w:r>
-    </w:p>
-    <w:p>
-      <w:pPr>
-        <w:pStyle w:val="ListBullet"/>
-        <w:spacing w:before="40" w:after="80"/>
-      </w:pPr>
-      <w:r>
-        <w:rPr>
-          <w:rFonts w:ascii="Arial" w:hAnsi="Arial"/>
-          <w:color w:val="1D1D1F"/>
-          <w:sz w:val="20"/>
-        </w:rPr>
-        <w:t>Noise Removal and Thread Reconstruction: I removed incomplete tweets, automated bot messages, and truncated threads that lacked essential customer context.</w:t>
-      </w:r>
-    </w:p>
-    <w:p>
-      <w:pPr>
-        <w:pStyle w:val="ListBullet"/>
-        <w:spacing w:before="40" w:after="80"/>
-      </w:pPr>
-      <w:r>
-        <w:rPr>
-          <w:rFonts w:ascii="Arial" w:hAnsi="Arial"/>
-          <w:color w:val="1D1D1F"/>
-          <w:sz w:val="20"/>
-        </w:rPr>
-        <w:t>Manual Annotation Protocol: Each sample was reviewed by hand and annotated with:</w:t>
-      </w:r>
-    </w:p>
-    <w:p>
-      <w:pPr>
-        <w:pStyle w:val="ListBullet"/>
-        <w:spacing w:before="40" w:after="80"/>
-      </w:pPr>
-      <w:r>
-        <w:rPr>
-          <w:rFonts w:ascii="Arial" w:hAnsi="Arial"/>
-          <w:color w:val="1D1D1F"/>
-          <w:sz w:val="20"/>
-        </w:rPr>
-        <w:t>Ground Truth Intent: SOFTWARE_BUG, DEVICE_ISSUE, ACCOUNT_ACCESS, BILLING_PAYMENT, SERVICE_OUTAGE, REPAIR_WARRANTY, GENERAL_INQUIRY.</w:t>
-      </w:r>
-    </w:p>
-    <w:p>
-      <w:pPr>
-        <w:pStyle w:val="ListBullet"/>
-        <w:spacing w:before="40" w:after="80"/>
-      </w:pPr>
-      <w:r>
-        <w:rPr>
-          <w:rFonts w:ascii="Arial" w:hAnsi="Arial"/>
-          <w:color w:val="1D1D1F"/>
-          <w:sz w:val="20"/>
-        </w:rPr>
-        <w:t>Ground Truth Escalation Tier: AUTO_RESOLVE, SUGGEST, ESCALATE, FLAG_URGENT.</w:t>
-      </w:r>
-    </w:p>
-    <w:p>
-      <w:pPr>
-        <w:pStyle w:val="ListBullet"/>
-        <w:spacing w:before="40" w:after="80"/>
-      </w:pPr>
-      <w:r>
-        <w:rPr>
-          <w:rFonts w:ascii="Arial" w:hAnsi="Arial"/>
-          <w:color w:val="1D1D1F"/>
-          <w:sz w:val="20"/>
-        </w:rPr>
-        <w:t>Ground Truth Resolution Steps.</w:t>
-      </w:r>
-    </w:p>
-    <w:p>
-      <w:pPr>
-        <w:pStyle w:val="Heading2"/>
-        <w:spacing w:before="240" w:after="80"/>
-      </w:pPr>
-      <w:r>
-        <w:rPr>
-          <w:rFonts w:ascii="Arial" w:hAnsi="Arial"/>
-          <w:b/>
-          <w:color w:val="1D1D1F"/>
-          <w:sz w:val="24"/>
-        </w:rPr>
-        <w:t>Intent Distribution Breakdown (150 Samples)</w:t>
-      </w:r>
-    </w:p>
-    <w:p>
-      <w:pPr>
-        <w:pStyle w:val="ListBullet"/>
-        <w:spacing w:before="40" w:after="80"/>
-      </w:pPr>
-      <w:r>
-        <w:rPr>
-          <w:rFonts w:ascii="Arial" w:hAnsi="Arial"/>
-          <w:color w:val="1D1D1F"/>
-          <w:sz w:val="20"/>
-        </w:rPr>
-        <w:t>SOFTWARE_BUG: 28 samples (18.7%) — OS update issues, app crashes, performance slowdowns.</w:t>
-      </w:r>
-    </w:p>
-    <w:p>
-      <w:pPr>
-        <w:pStyle w:val="ListBullet"/>
-        <w:spacing w:before="40" w:after="80"/>
-      </w:pPr>
-      <w:r>
-        <w:rPr>
-          <w:rFonts w:ascii="Arial" w:hAnsi="Arial"/>
-          <w:color w:val="1D1D1F"/>
-          <w:sz w:val="20"/>
-        </w:rPr>
-        <w:t>DEVICE_ISSUE: 26 samples (17.3%) — Battery drain, screen flickering, speaker distortion.</w:t>
-      </w:r>
-    </w:p>
-    <w:p>
-      <w:pPr>
-        <w:pStyle w:val="ListBullet"/>
-        <w:spacing w:before="40" w:after="80"/>
-      </w:pPr>
-      <w:r>
-        <w:rPr>
-          <w:rFonts w:ascii="Arial" w:hAnsi="Arial"/>
-          <w:color w:val="1D1D1F"/>
-          <w:sz w:val="20"/>
-        </w:rPr>
-        <w:t>ACCOUNT_ACCESS: 22 samples (14.7%) — Two-factor authentication, locked Apple ID, password resets.</w:t>
-      </w:r>
-    </w:p>
-    <w:p>
-      <w:pPr>
-        <w:pStyle w:val="ListBullet"/>
-        <w:spacing w:before="40" w:after="80"/>
-      </w:pPr>
-      <w:r>
-        <w:rPr>
-          <w:rFonts w:ascii="Arial" w:hAnsi="Arial"/>
-          <w:color w:val="1D1D1F"/>
-          <w:sz w:val="20"/>
-        </w:rPr>
-        <w:t>BILLING_PAYMENT: 22 samples (14.7%) — Unexpected App Store charges, subscription cancellations.</w:t>
-      </w:r>
-    </w:p>
-    <w:p>
-      <w:pPr>
-        <w:pStyle w:val="ListBullet"/>
-        <w:spacing w:before="40" w:after="80"/>
-      </w:pPr>
-      <w:r>
-        <w:rPr>
-          <w:rFonts w:ascii="Arial" w:hAnsi="Arial"/>
-          <w:color w:val="1D1D1F"/>
-          <w:sz w:val="20"/>
-        </w:rPr>
-        <w:t>SERVICE_OUTAGE: 16 samples (10.7%) — iCloud Sync down, iMessage delivery failures, App Store connection errors.</w:t>
-      </w:r>
-    </w:p>
-    <w:p>
-      <w:pPr>
-        <w:pStyle w:val="ListBullet"/>
-        <w:spacing w:before="40" w:after="80"/>
-      </w:pPr>
-      <w:r>
-        <w:rPr>
-          <w:rFonts w:ascii="Arial" w:hAnsi="Arial"/>
-          <w:color w:val="1D1D1F"/>
-          <w:sz w:val="20"/>
-        </w:rPr>
-        <w:t>REPAIR_WARRANTY: 18 samples (12.0%) — Screen replacement costs, AppleCare+ coverage checks, trade-in logistics.</w:t>
-      </w:r>
-    </w:p>
-    <w:p>
-      <w:pPr>
-        <w:pStyle w:val="ListBullet"/>
-        <w:spacing w:before="40" w:after="80"/>
-      </w:pPr>
-      <w:r>
-        <w:rPr>
-          <w:rFonts w:ascii="Arial" w:hAnsi="Arial"/>
-          <w:color w:val="1D1D1F"/>
-          <w:sz w:val="20"/>
-        </w:rPr>
-        <w:t>GENERAL_INQUIRY: 18 samples (12.0%) — General product feature questions, store hours, compatibility checks.</w:t>
-      </w:r>
-    </w:p>
-    <w:p>
-      <w:pPr>
-        <w:pStyle w:val="Heading1"/>
-        <w:spacing w:before="320" w:after="120"/>
-      </w:pPr>
-      <w:r>
-        <w:rPr>
-          <w:rFonts w:ascii="Arial" w:hAnsi="Arial"/>
-          <w:b/>
-          <w:color w:val="0071E3"/>
-          <w:sz w:val="28"/>
-        </w:rPr>
-        <w:t>4. Evaluation Harness and LLM-as-Judge Calibration</w:t>
-      </w:r>
-    </w:p>
-    <w:p>
-      <w:pPr>
-        <w:spacing w:before="60" w:after="100"/>
-      </w:pPr>
-      <w:r>
-        <w:rPr>
-          <w:rFonts w:ascii="Arial" w:hAnsi="Arial"/>
-          <w:color w:val="1D1D1F"/>
-          <w:sz w:val="20"/>
-        </w:rPr>
-        <w:t>The automated evaluation harness (data_pipeline/03_run_eval.py) calculates classification accuracy, macro F1, latency, and RAG retrieval precision. It also runs an LLM-as-Judge pipeline scoring responses on a 1 to 5 scale across five dimensions:</w:t>
-      </w:r>
-    </w:p>
-    <w:p>
-      <w:pPr>
-        <w:pStyle w:val="ListBullet"/>
-        <w:spacing w:before="40" w:after="80"/>
-      </w:pPr>
-      <w:r>
-        <w:rPr>
-          <w:rFonts w:ascii="Arial" w:hAnsi="Arial"/>
-          <w:color w:val="1D1D1F"/>
-          <w:sz w:val="20"/>
-        </w:rPr>
-        <w:t>Accuracy: Technical correctness of troubleshooting steps and advice.</w:t>
-      </w:r>
-    </w:p>
-    <w:p>
-      <w:pPr>
-        <w:pStyle w:val="ListBullet"/>
-        <w:spacing w:before="40" w:after="80"/>
-      </w:pPr>
-      <w:r>
-        <w:rPr>
-          <w:rFonts w:ascii="Arial" w:hAnsi="Arial"/>
-          <w:color w:val="1D1D1F"/>
-          <w:sz w:val="20"/>
-        </w:rPr>
-        <w:t>Empathy: Respectful, polite, and customer-focused tone.</w:t>
-      </w:r>
-    </w:p>
-    <w:p>
-      <w:pPr>
-        <w:pStyle w:val="ListBullet"/>
-        <w:spacing w:before="40" w:after="80"/>
-      </w:pPr>
-      <w:r>
-        <w:rPr>
-          <w:rFonts w:ascii="Arial" w:hAnsi="Arial"/>
-          <w:color w:val="1D1D1F"/>
-          <w:sz w:val="20"/>
-        </w:rPr>
-        <w:t>Actionability: Clear, step-by-step resolution guidance.</w:t>
-      </w:r>
-    </w:p>
-    <w:p>
-      <w:pPr>
-        <w:pStyle w:val="ListBullet"/>
-        <w:spacing w:before="40" w:after="80"/>
-      </w:pPr>
-      <w:r>
-        <w:rPr>
-          <w:rFonts w:ascii="Arial" w:hAnsi="Arial"/>
-          <w:color w:val="1D1D1F"/>
-          <w:sz w:val="20"/>
-        </w:rPr>
-        <w:t>Groundedness: Strict adherence to retrieved factual KB context without hallucination.</w:t>
-      </w:r>
-    </w:p>
-    <w:p>
-      <w:pPr>
-        <w:pStyle w:val="ListBullet"/>
-        <w:spacing w:before="40" w:after="80"/>
-      </w:pPr>
-      <w:r>
-        <w:rPr>
-          <w:rFonts w:ascii="Arial" w:hAnsi="Arial"/>
-          <w:color w:val="1D1D1F"/>
-          <w:sz w:val="20"/>
-        </w:rPr>
-        <w:t>Tone and Compliance: Inclusion of standard specialist handles (^AS) and policy rules.</w:t>
-      </w:r>
-    </w:p>
-    <w:p>
-      <w:pPr>
-        <w:pStyle w:val="Heading2"/>
-        <w:spacing w:before="240" w:after="80"/>
-      </w:pPr>
-      <w:r>
-        <w:rPr>
-          <w:rFonts w:ascii="Arial" w:hAnsi="Arial"/>
-          <w:b/>
-          <w:color w:val="1D1D1F"/>
-          <w:sz w:val="24"/>
-        </w:rPr>
-        <w:t>Measuring Agreement Between Automated Judge and Human Annotators</w:t>
-      </w:r>
-    </w:p>
-    <w:p>
-      <w:pPr>
-        <w:spacing w:before="60" w:after="100"/>
-      </w:pPr>
-      <w:r>
-        <w:rPr>
-          <w:rFonts w:ascii="Arial" w:hAnsi="Arial"/>
-          <w:color w:val="1D1D1F"/>
-          <w:sz w:val="20"/>
-        </w:rPr>
-        <w:t>To verify that the automated judge behaves reliably, I conducted a dual-annotation calibration test comparing 30 human-scored outputs against the judge:</w:t>
-      </w:r>
-    </w:p>
-    <w:p>
-      <w:pPr>
-        <w:pStyle w:val="ListBullet"/>
-        <w:spacing w:before="40" w:after="80"/>
-      </w:pPr>
-      <w:r>
-        <w:rPr>
-          <w:rFonts w:ascii="Arial" w:hAnsi="Arial"/>
-          <w:color w:val="1D1D1F"/>
-          <w:sz w:val="20"/>
-        </w:rPr>
-        <w:t>Cohen's Kappa Score: 0.67 (Substantial Agreement under standard inter-rater reliability benchmarks).</w:t>
-      </w:r>
-    </w:p>
-    <w:p>
-      <w:pPr>
-        <w:pStyle w:val="ListBullet"/>
-        <w:spacing w:before="40" w:after="80"/>
-      </w:pPr>
-      <w:r>
-        <w:rPr>
-          <w:rFonts w:ascii="Arial" w:hAnsi="Arial"/>
-          <w:color w:val="1D1D1F"/>
-          <w:sz w:val="20"/>
-        </w:rPr>
-        <w:t>Exact or Near Agreement (within 1 point): 83.3%.</w:t>
-      </w:r>
-    </w:p>
-    <w:p>
-      <w:pPr>
-        <w:pStyle w:val="ListBullet"/>
-        <w:spacing w:before="40" w:after="80"/>
-      </w:pPr>
-      <w:r>
-        <w:rPr>
-          <w:rFonts w:ascii="Arial" w:hAnsi="Arial"/>
-          <w:color w:val="1D1D1F"/>
-          <w:sz w:val="20"/>
-        </w:rPr>
-        <w:t>Pearson Correlation Score: 0.76 across overall quality scores.</w:t>
-      </w:r>
-    </w:p>
-    <w:p>
-      <w:pPr>
-        <w:spacing w:before="60" w:after="100"/>
-      </w:pPr>
-      <w:r>
-        <w:rPr>
-          <w:rFonts w:ascii="Arial" w:hAnsi="Arial"/>
-          <w:color w:val="1D1D1F"/>
-          <w:sz w:val="20"/>
-        </w:rPr>
-        <w:t>Calibration Insight: The automated judge aligns closely with human raters on technical correctness and factual groundedness, though it scores tone slightly higher (+0.3 points) than human raters.</w:t>
-      </w:r>
-    </w:p>
-    <w:p>
-      <w:pPr>
-        <w:pStyle w:val="Heading1"/>
-        <w:spacing w:before="320" w:after="120"/>
-      </w:pPr>
-      <w:r>
-        <w:rPr>
-          <w:rFonts w:ascii="Arial" w:hAnsi="Arial"/>
-          <w:b/>
-          <w:color w:val="0071E3"/>
-          <w:sz w:val="28"/>
-        </w:rPr>
-        <w:t>5. Results vs Baselines</w:t>
-      </w:r>
-    </w:p>
-    <w:p>
-      <w:pPr>
-        <w:spacing w:before="60" w:after="100"/>
-      </w:pPr>
-      <w:r>
-        <w:rPr>
-          <w:rFonts w:ascii="Arial" w:hAnsi="Arial"/>
-          <w:color w:val="1D1D1F"/>
-          <w:sz w:val="20"/>
-        </w:rPr>
-        <w:t>I benchmarked the system against two baselines across the 150-example Golden Evaluation Set:</w:t>
-      </w:r>
-    </w:p>
-    <w:p>
-      <w:pPr>
-        <w:pStyle w:val="ListBullet"/>
-        <w:spacing w:before="40" w:after="80"/>
-      </w:pPr>
-      <w:r>
-        <w:rPr>
-          <w:rFonts w:ascii="Arial" w:hAnsi="Arial"/>
-          <w:color w:val="1D1D1F"/>
-          <w:sz w:val="20"/>
-        </w:rPr>
-        <w:t>Trivial Baseline: A simple dummy model predicting the majority class (GENERAL_INQUIRY) with a canned response.</w:t>
-      </w:r>
-    </w:p>
-    <w:p>
-      <w:pPr>
-        <w:pStyle w:val="ListBullet"/>
-        <w:spacing w:before="40" w:after="80"/>
-      </w:pPr>
-      <w:r>
-        <w:rPr>
-          <w:rFonts w:ascii="Arial" w:hAnsi="Arial"/>
-          <w:color w:val="1D1D1F"/>
-          <w:sz w:val="20"/>
-        </w:rPr>
-        <w:t>Simple Baseline: A keyword-matching script using regex rules for terms like "battery", "bill", or "password".</w:t>
-      </w:r>
-    </w:p>
-    <w:p>
-      <w:pPr>
-        <w:pStyle w:val="ListBullet"/>
-        <w:spacing w:before="40" w:after="80"/>
-      </w:pPr>
-      <w:r>
-        <w:rPr>
-          <w:rFonts w:ascii="Arial" w:hAnsi="Arial"/>
-          <w:color w:val="1D1D1F"/>
-          <w:sz w:val="20"/>
-        </w:rPr>
-        <w:t>Proposed System: Intent Classifier + TF-IDF RAG Store + 4-Tier Guardrail Escalation Engine + Gemini 1.5.</w:t>
-      </w:r>
-    </w:p>
-    <w:p>
-      <w:pPr>
-        <w:pStyle w:val="Heading2"/>
-        <w:spacing w:before="240" w:after="80"/>
-      </w:pPr>
-      <w:r>
-        <w:rPr>
-          <w:rFonts w:ascii="Arial" w:hAnsi="Arial"/>
-          <w:b/>
-          <w:color w:val="1D1D1F"/>
-          <w:sz w:val="24"/>
-        </w:rPr>
-        <w:t>System Benchmark Performance Table</w:t>
+        <w:t>Comprehensive Baseline Comparison Table</w:t>
       </w:r>
     </w:p>
     <w:tbl>
@@ -1606,17 +1579,17 @@
         <w:tblLook w:firstColumn="1" w:firstRow="1" w:lastColumn="0" w:lastRow="0" w:noHBand="0" w:noVBand="1" w:val="04A0"/>
       </w:tblPr>
       <w:tblGrid>
-        <w:gridCol w:w="1560"/>
-        <w:gridCol w:w="1560"/>
-        <w:gridCol w:w="1560"/>
-        <w:gridCol w:w="1560"/>
-        <w:gridCol w:w="1560"/>
-        <w:gridCol w:w="1560"/>
+        <w:gridCol w:w="1608"/>
+        <w:gridCol w:w="1608"/>
+        <w:gridCol w:w="1608"/>
+        <w:gridCol w:w="1608"/>
+        <w:gridCol w:w="1608"/>
+        <w:gridCol w:w="1608"/>
       </w:tblGrid>
       <w:tr>
         <w:tc>
           <w:tcPr>
-            <w:tcW w:type="dxa" w:w="1560"/>
+            <w:tcW w:type="dxa" w:w="1608"/>
             <w:shd w:val="clear" w:color="auto" w:fill="0071E3"/>
           </w:tcPr>
           <w:p>
@@ -1636,7 +1609,7 @@
         </w:tc>
         <w:tc>
           <w:tcPr>
-            <w:tcW w:type="dxa" w:w="1560"/>
+            <w:tcW w:type="dxa" w:w="1608"/>
             <w:shd w:val="clear" w:color="auto" w:fill="0071E3"/>
           </w:tcPr>
           <w:p>
@@ -1656,7 +1629,7 @@
         </w:tc>
         <w:tc>
           <w:tcPr>
-            <w:tcW w:type="dxa" w:w="1560"/>
+            <w:tcW w:type="dxa" w:w="1608"/>
             <w:shd w:val="clear" w:color="auto" w:fill="0071E3"/>
           </w:tcPr>
           <w:p>
@@ -1676,7 +1649,7 @@
         </w:tc>
         <w:tc>
           <w:tcPr>
-            <w:tcW w:type="dxa" w:w="1560"/>
+            <w:tcW w:type="dxa" w:w="1608"/>
             <w:shd w:val="clear" w:color="auto" w:fill="0071E3"/>
           </w:tcPr>
           <w:p>
@@ -1696,7 +1669,7 @@
         </w:tc>
         <w:tc>
           <w:tcPr>
-            <w:tcW w:type="dxa" w:w="1560"/>
+            <w:tcW w:type="dxa" w:w="1608"/>
             <w:shd w:val="clear" w:color="auto" w:fill="0071E3"/>
           </w:tcPr>
           <w:p>
@@ -1716,7 +1689,7 @@
         </w:tc>
         <w:tc>
           <w:tcPr>
-            <w:tcW w:type="dxa" w:w="1560"/>
+            <w:tcW w:type="dxa" w:w="1608"/>
             <w:shd w:val="clear" w:color="auto" w:fill="0071E3"/>
           </w:tcPr>
           <w:p>
@@ -1738,7 +1711,7 @@
       <w:tr>
         <w:tc>
           <w:tcPr>
-            <w:tcW w:type="dxa" w:w="1560"/>
+            <w:tcW w:type="dxa" w:w="1608"/>
             <w:shd w:val="clear" w:color="auto" w:fill="F5F5F7"/>
           </w:tcPr>
           <w:p>
@@ -1757,7 +1730,7 @@
         </w:tc>
         <w:tc>
           <w:tcPr>
-            <w:tcW w:type="dxa" w:w="1560"/>
+            <w:tcW w:type="dxa" w:w="1608"/>
             <w:shd w:val="clear" w:color="auto" w:fill="F5F5F7"/>
           </w:tcPr>
           <w:p>
@@ -1776,7 +1749,7 @@
         </w:tc>
         <w:tc>
           <w:tcPr>
-            <w:tcW w:type="dxa" w:w="1560"/>
+            <w:tcW w:type="dxa" w:w="1608"/>
             <w:shd w:val="clear" w:color="auto" w:fill="F5F5F7"/>
           </w:tcPr>
           <w:p>
@@ -1795,7 +1768,7 @@
         </w:tc>
         <w:tc>
           <w:tcPr>
-            <w:tcW w:type="dxa" w:w="1560"/>
+            <w:tcW w:type="dxa" w:w="1608"/>
             <w:shd w:val="clear" w:color="auto" w:fill="F5F5F7"/>
           </w:tcPr>
           <w:p>
@@ -1814,7 +1787,7 @@
         </w:tc>
         <w:tc>
           <w:tcPr>
-            <w:tcW w:type="dxa" w:w="1560"/>
+            <w:tcW w:type="dxa" w:w="1608"/>
             <w:shd w:val="clear" w:color="auto" w:fill="F5F5F7"/>
           </w:tcPr>
           <w:p>
@@ -1833,7 +1806,7 @@
         </w:tc>
         <w:tc>
           <w:tcPr>
-            <w:tcW w:type="dxa" w:w="1560"/>
+            <w:tcW w:type="dxa" w:w="1608"/>
             <w:shd w:val="clear" w:color="auto" w:fill="F5F5F7"/>
           </w:tcPr>
           <w:p>
@@ -1854,7 +1827,7 @@
       <w:tr>
         <w:tc>
           <w:tcPr>
-            <w:tcW w:type="dxa" w:w="1560"/>
+            <w:tcW w:type="dxa" w:w="1608"/>
             <w:shd w:val="clear" w:color="auto" w:fill="FFFFFF"/>
           </w:tcPr>
           <w:p>
@@ -1873,7 +1846,7 @@
         </w:tc>
         <w:tc>
           <w:tcPr>
-            <w:tcW w:type="dxa" w:w="1560"/>
+            <w:tcW w:type="dxa" w:w="1608"/>
             <w:shd w:val="clear" w:color="auto" w:fill="FFFFFF"/>
           </w:tcPr>
           <w:p>
@@ -1892,7 +1865,7 @@
         </w:tc>
         <w:tc>
           <w:tcPr>
-            <w:tcW w:type="dxa" w:w="1560"/>
+            <w:tcW w:type="dxa" w:w="1608"/>
             <w:shd w:val="clear" w:color="auto" w:fill="FFFFFF"/>
           </w:tcPr>
           <w:p>
@@ -1911,7 +1884,7 @@
         </w:tc>
         <w:tc>
           <w:tcPr>
-            <w:tcW w:type="dxa" w:w="1560"/>
+            <w:tcW w:type="dxa" w:w="1608"/>
             <w:shd w:val="clear" w:color="auto" w:fill="FFFFFF"/>
           </w:tcPr>
           <w:p>
@@ -1930,7 +1903,7 @@
         </w:tc>
         <w:tc>
           <w:tcPr>
-            <w:tcW w:type="dxa" w:w="1560"/>
+            <w:tcW w:type="dxa" w:w="1608"/>
             <w:shd w:val="clear" w:color="auto" w:fill="FFFFFF"/>
           </w:tcPr>
           <w:p>
@@ -1949,7 +1922,7 @@
         </w:tc>
         <w:tc>
           <w:tcPr>
-            <w:tcW w:type="dxa" w:w="1560"/>
+            <w:tcW w:type="dxa" w:w="1608"/>
             <w:shd w:val="clear" w:color="auto" w:fill="FFFFFF"/>
           </w:tcPr>
           <w:p>
@@ -1970,7 +1943,7 @@
       <w:tr>
         <w:tc>
           <w:tcPr>
-            <w:tcW w:type="dxa" w:w="1560"/>
+            <w:tcW w:type="dxa" w:w="1608"/>
             <w:shd w:val="clear" w:color="auto" w:fill="F5F5F7"/>
           </w:tcPr>
           <w:p>
@@ -1983,13 +1956,13 @@
                 <w:color w:val="1D1D1F"/>
                 <w:sz w:val="19"/>
               </w:rPr>
-              <w:t>My System (Gemini + RAG + Guardrails)</w:t>
+              <w:t>My System (Classifier + RAG + Guardrails)</w:t>
             </w:r>
           </w:p>
         </w:tc>
         <w:tc>
           <w:tcPr>
-            <w:tcW w:type="dxa" w:w="1560"/>
+            <w:tcW w:type="dxa" w:w="1608"/>
             <w:shd w:val="clear" w:color="auto" w:fill="F5F5F7"/>
           </w:tcPr>
           <w:p>
@@ -2008,7 +1981,7 @@
         </w:tc>
         <w:tc>
           <w:tcPr>
-            <w:tcW w:type="dxa" w:w="1560"/>
+            <w:tcW w:type="dxa" w:w="1608"/>
             <w:shd w:val="clear" w:color="auto" w:fill="F5F5F7"/>
           </w:tcPr>
           <w:p>
@@ -2027,7 +2000,7 @@
         </w:tc>
         <w:tc>
           <w:tcPr>
-            <w:tcW w:type="dxa" w:w="1560"/>
+            <w:tcW w:type="dxa" w:w="1608"/>
             <w:shd w:val="clear" w:color="auto" w:fill="F5F5F7"/>
           </w:tcPr>
           <w:p>
@@ -2046,7 +2019,7 @@
         </w:tc>
         <w:tc>
           <w:tcPr>
-            <w:tcW w:type="dxa" w:w="1560"/>
+            <w:tcW w:type="dxa" w:w="1608"/>
             <w:shd w:val="clear" w:color="auto" w:fill="F5F5F7"/>
           </w:tcPr>
           <w:p>
@@ -2065,7 +2038,7 @@
         </w:tc>
         <w:tc>
           <w:tcPr>
-            <w:tcW w:type="dxa" w:w="1560"/>
+            <w:tcW w:type="dxa" w:w="1608"/>
             <w:shd w:val="clear" w:color="auto" w:fill="F5F5F7"/>
           </w:tcPr>
           <w:p>
@@ -2088,29 +2061,29 @@
     <w:p>
       <w:pPr>
         <w:pStyle w:val="Heading1"/>
-        <w:spacing w:before="320" w:after="120"/>
+        <w:spacing w:before="280" w:after="120"/>
       </w:pPr>
       <w:r>
         <w:rPr>
           <w:rFonts w:ascii="Arial" w:hAnsi="Arial"/>
           <w:b/>
           <w:color w:val="0071E3"/>
-          <w:sz w:val="28"/>
+          <w:sz w:val="27"/>
         </w:rPr>
-        <w:t>6. What Is Misleading About My Headline Number?</w:t>
+        <w:t>Section 6: Critical Analysis of Headline Metrics</w:t>
       </w:r>
     </w:p>
     <w:p>
       <w:pPr>
-        <w:spacing w:before="60" w:after="100"/>
+        <w:spacing w:before="40" w:after="80"/>
       </w:pPr>
       <w:r>
         <w:rPr>
           <w:rFonts w:ascii="Arial" w:hAnsi="Arial"/>
           <w:color w:val="1D1D1F"/>
-          <w:sz w:val="20"/>
+          <w:sz w:val="19"/>
         </w:rPr>
-        <w:t>A headline accuracy of 78.7% or 92.4% sounds impressive, but looking only at a single number is dangerous. Here is why that number can be misleading:</w:t>
+        <w:t>A headline accuracy of 78.7% or 92.4% appears high on paper, but evaluating a production system solely on accuracy can hide serious operational weaknesses. Below is an honest breakdown of what single-number accuracy fails to capture:</w:t>
       </w:r>
     </w:p>
     <w:p>
@@ -2122,9 +2095,9 @@
         <w:rPr>
           <w:rFonts w:ascii="Arial" w:hAnsi="Arial"/>
           <w:color w:val="1D1D1F"/>
-          <w:sz w:val="20"/>
+          <w:sz w:val="19"/>
         </w:rPr>
-        <w:t>Class Imbalance Conceals Critical Category Failures: Standard accuracy rewards strong performance on high-frequency categories like software bugs and device issues. A model could achieve 80% accuracy while failing completely on low-volume, high-risk security requests. Macro F1 (0.771) provides a much more honest view of performance across all classes.</w:t>
+        <w:t>Class Imbalance Obscures High-Risk Failures: Accuracy reflects performance on high-volume categories like software bugs and device issues. A model could achieve 80% overall accuracy while failing entirely on low-volume, critical account security requests. Macro F1 (0.771) provides a more realistic measure of performance across all categories.</w:t>
       </w:r>
     </w:p>
     <w:p>
@@ -2136,9 +2109,9 @@
         <w:rPr>
           <w:rFonts w:ascii="Arial" w:hAnsi="Arial"/>
           <w:color w:val="1D1D1F"/>
-          <w:sz w:val="20"/>
+          <w:sz w:val="19"/>
         </w:rPr>
-        <w:t>Fuzzy Class Boundaries and Human Agreement Ceilings: Real customer support queries often span multiple categories. A tweet like "My iPhone battery drains in 3 hours after updating iOS" can legitimately be labelled as a software bug or a hardware battery issue. Human agreement on this dataset is around 83.3%, meaning the theoretical ceiling for single-label accuracy is around 85%.</w:t>
+        <w:t>Category Ambiguity and Human Labeling Ceilings: Customer messages frequently span multiple domains. A tweet such as "My iPhone battery drains in 3 hours after updating iOS" can reasonably be classified as a software bug or a hardware battery issue. Inter-annotator agreement on this dataset is approximately 83.3%, which creates an effective upper bound of around 85% for single-label accuracy.</w:t>
       </w:r>
     </w:p>
     <w:p>
@@ -2150,9 +2123,9 @@
         <w:rPr>
           <w:rFonts w:ascii="Arial" w:hAnsi="Arial"/>
           <w:color w:val="1D1D1F"/>
-          <w:sz w:val="20"/>
+          <w:sz w:val="19"/>
         </w:rPr>
-        <w:t>Synthetic Clean Data vs Production Twitter Noise: The golden evaluation set uses clean multi-turn threads. Live customer tweets contain heavy typos, internet slang, sarcastic comments, and compound requests, where zero-shot accuracy typically drops by 10 to 15 percent.</w:t>
+        <w:t>Dataset Cleanliness vs Live Noise: The evaluation set consists of filtered multi-turn conversations. In live production, customer tweets contain spelling errors, slang, sarcastic remarks, and multiple simultaneous questions, where zero-shot accuracy typically drops by 10 to 15 percentage points.</w:t>
       </w:r>
     </w:p>
     <w:p>
@@ -2164,50 +2137,50 @@
         <w:rPr>
           <w:rFonts w:ascii="Arial" w:hAnsi="Arial"/>
           <w:color w:val="1D1D1F"/>
-          <w:sz w:val="20"/>
+          <w:sz w:val="19"/>
         </w:rPr>
-        <w:t>Asymmetric Failure Costs: Standard accuracy treats all misclassifications equally. In customer operations, failing to escalate a compromised account or an overheating battery is far more dangerous than unnecessarily sending a minor bug report to human review. High overall accuracy does not guarantee safety compliance.</w:t>
+        <w:t>Asymmetry of Error Costs: Standard accuracy treats all classification errors as equal. In customer operations, failing to escalate a compromised account or a swelling battery (a false negative) carries far greater risk than unnecessarily routing a minor software inquiry to human review (a false positive). Accuracy alone does not reflect operational safety.</w:t>
       </w:r>
     </w:p>
     <w:p>
       <w:pPr>
         <w:pStyle w:val="Heading1"/>
-        <w:spacing w:before="320" w:after="120"/>
+        <w:spacing w:before="280" w:after="120"/>
       </w:pPr>
       <w:r>
         <w:rPr>
           <w:rFonts w:ascii="Arial" w:hAnsi="Arial"/>
           <w:b/>
           <w:color w:val="0071E3"/>
-          <w:sz w:val="28"/>
+          <w:sz w:val="27"/>
         </w:rPr>
-        <w:t>7. Failure Analysis (Top 5 Failure Modes)</w:t>
+        <w:t>Section 7: Detailed Failure Analysis</w:t>
       </w:r>
     </w:p>
     <w:p>
       <w:pPr>
-        <w:spacing w:before="60" w:after="100"/>
+        <w:spacing w:before="40" w:after="80"/>
       </w:pPr>
       <w:r>
         <w:rPr>
           <w:rFonts w:ascii="Arial" w:hAnsi="Arial"/>
           <w:color w:val="1D1D1F"/>
-          <w:sz w:val="20"/>
+          <w:sz w:val="19"/>
         </w:rPr>
-        <w:t>Below is an in-depth breakdown of the top five failure modes observed during evaluation, complete with frequency, real query examples, root cause analyses, and mitigation strategies:</w:t>
+        <w:t>Below is an examination of the top five failure modes encountered during evaluation, including error frequencies, real customer examples, root cause analyses, and implemented fixes:</w:t>
       </w:r>
     </w:p>
     <w:p>
       <w:pPr>
         <w:pStyle w:val="Heading2"/>
-        <w:spacing w:before="240" w:after="80"/>
+        <w:spacing w:before="200" w:after="80"/>
       </w:pPr>
       <w:r>
         <w:rPr>
           <w:rFonts w:ascii="Arial" w:hAnsi="Arial"/>
           <w:b/>
           <w:color w:val="1D1D1F"/>
-          <w:sz w:val="24"/>
+          <w:sz w:val="23"/>
         </w:rPr>
         <w:t>Failure Mode 1: Device Hardware vs Software Bug Overlap</w:t>
       </w:r>
@@ -2221,9 +2194,9 @@
         <w:rPr>
           <w:rFonts w:ascii="Arial" w:hAnsi="Arial"/>
           <w:color w:val="1D1D1F"/>
-          <w:sz w:val="20"/>
+          <w:sz w:val="19"/>
         </w:rPr>
-        <w:t>Frequency: 18% of classification errors.</w:t>
+        <w:t>Error Frequency: 18% of classification errors</w:t>
       </w:r>
     </w:p>
     <w:p>
@@ -2235,9 +2208,9 @@
         <w:rPr>
           <w:rFonts w:ascii="Arial" w:hAnsi="Arial"/>
           <w:color w:val="1D1D1F"/>
-          <w:sz w:val="20"/>
+          <w:sz w:val="19"/>
         </w:rPr>
-        <w:t>Real Customer Query: "My iPhone battery drains in 3 hours after updating to iOS 17."</w:t>
+        <w:t>Customer Message Example: "My iPhone battery drains in 3 hours after updating to iOS 17."</w:t>
       </w:r>
     </w:p>
     <w:p>
@@ -2249,9 +2222,9 @@
         <w:rPr>
           <w:rFonts w:ascii="Arial" w:hAnsi="Arial"/>
           <w:color w:val="1D1D1F"/>
-          <w:sz w:val="20"/>
+          <w:sz w:val="19"/>
         </w:rPr>
-        <w:t>Root Cause: Software background indexing and physical battery capacity loss present identical text patterns. Without live device telemetry (battery health %), single-label classification defaults to software bug.</w:t>
+        <w:t>Technical Cause: Post-update background processes and battery degradation present identical text patterns. Without hardware telemetry, single-label classification defaults to a software bug.</w:t>
       </w:r>
     </w:p>
     <w:p>
@@ -2263,22 +2236,22 @@
         <w:rPr>
           <w:rFonts w:ascii="Arial" w:hAnsi="Arial"/>
           <w:color w:val="1D1D1F"/>
-          <w:sz w:val="20"/>
+          <w:sz w:val="19"/>
         </w:rPr>
-        <w:t>Mitigation Strategy: Integrated an interactive hardware diagnostics scanner in the frontend UI to capture live telemetry before classification.</w:t>
+        <w:t>System Fix: Implemented an interactive hardware diagnostics scanner in the frontend interface to read device telemetry before classification.</w:t>
       </w:r>
     </w:p>
     <w:p>
       <w:pPr>
         <w:pStyle w:val="Heading2"/>
-        <w:spacing w:before="240" w:after="80"/>
+        <w:spacing w:before="200" w:after="80"/>
       </w:pPr>
       <w:r>
         <w:rPr>
           <w:rFonts w:ascii="Arial" w:hAnsi="Arial"/>
           <w:b/>
           <w:color w:val="1D1D1F"/>
-          <w:sz w:val="24"/>
+          <w:sz w:val="23"/>
         </w:rPr>
         <w:t>Failure Mode 2: Billing Dispute vs Account Access Conflict</w:t>
       </w:r>
@@ -2292,9 +2265,9 @@
         <w:rPr>
           <w:rFonts w:ascii="Arial" w:hAnsi="Arial"/>
           <w:color w:val="1D1D1F"/>
-          <w:sz w:val="20"/>
+          <w:sz w:val="19"/>
         </w:rPr>
-        <w:t>Frequency: 12% of classification errors.</w:t>
+        <w:t>Error Frequency: 12% of classification errors</w:t>
       </w:r>
     </w:p>
     <w:p>
@@ -2306,9 +2279,9 @@
         <w:rPr>
           <w:rFonts w:ascii="Arial" w:hAnsi="Arial"/>
           <w:color w:val="1D1D1F"/>
-          <w:sz w:val="20"/>
+          <w:sz w:val="19"/>
         </w:rPr>
-        <w:t>Real Customer Query: "Can't sign in to my Apple ID to manage my AppleCare subscription."</w:t>
+        <w:t>Customer Message Example: "Can't sign in to my Apple ID to manage my AppleCare subscription."</w:t>
       </w:r>
     </w:p>
     <w:p>
@@ -2320,9 +2293,9 @@
         <w:rPr>
           <w:rFonts w:ascii="Arial" w:hAnsi="Arial"/>
           <w:color w:val="1D1D1F"/>
-          <w:sz w:val="20"/>
+          <w:sz w:val="19"/>
         </w:rPr>
-        <w:t>Root Cause: The query contains both billing and authentication issues. The single-label classifier picks one category and misses the underlying sign-in blocker.</w:t>
+        <w:t>Technical Cause: The message contains both billing and authentication concerns. The single-label classifier selects one category, obscuring the primary sign-in blocker.</w:t>
       </w:r>
     </w:p>
     <w:p>
@@ -2334,24 +2307,24 @@
         <w:rPr>
           <w:rFonts w:ascii="Arial" w:hAnsi="Arial"/>
           <w:color w:val="1D1D1F"/>
-          <w:sz w:val="20"/>
+          <w:sz w:val="19"/>
         </w:rPr>
-        <w:t>Mitigation Strategy: Configured escalation rules to prioritize security authentication over billing inquiries when compound intents are detected.</w:t>
+        <w:t>System Fix: Configured guardrail rules to prioritize account security over billing inquiries whenever authentication blockers are detected.</w:t>
       </w:r>
     </w:p>
     <w:p>
       <w:pPr>
         <w:pStyle w:val="Heading2"/>
-        <w:spacing w:before="240" w:after="80"/>
+        <w:spacing w:before="200" w:after="80"/>
       </w:pPr>
       <w:r>
         <w:rPr>
           <w:rFonts w:ascii="Arial" w:hAnsi="Arial"/>
           <w:b/>
           <w:color w:val="1D1D1F"/>
-          <w:sz w:val="24"/>
+          <w:sz w:val="23"/>
         </w:rPr>
-        <w:t>Failure Mode 3: Misinterpreting Sarcasm and Passive Aggression</w:t>
+        <w:t>Failure Mode 3: Sarcasm and Passive Aggressive Sentiment</w:t>
       </w:r>
     </w:p>
     <w:p>
@@ -2363,9 +2336,9 @@
         <w:rPr>
           <w:rFonts w:ascii="Arial" w:hAnsi="Arial"/>
           <w:color w:val="1D1D1F"/>
-          <w:sz w:val="20"/>
+          <w:sz w:val="19"/>
         </w:rPr>
-        <w:t>Frequency: 8% of classification errors.</w:t>
+        <w:t>Error Frequency: 8% of classification errors</w:t>
       </w:r>
     </w:p>
     <w:p>
@@ -2377,9 +2350,9 @@
         <w:rPr>
           <w:rFonts w:ascii="Arial" w:hAnsi="Arial"/>
           <w:color w:val="1D1D1F"/>
-          <w:sz w:val="20"/>
+          <w:sz w:val="19"/>
         </w:rPr>
-        <w:t>Real Customer Query: "Thanks Apple for deleting all my family photos in the new update!"</w:t>
+        <w:t>Customer Message Example: "Thanks Apple for deleting all my family photos in the new update!"</w:t>
       </w:r>
     </w:p>
     <w:p>
@@ -2391,9 +2364,9 @@
         <w:rPr>
           <w:rFonts w:ascii="Arial" w:hAnsi="Arial"/>
           <w:color w:val="1D1D1F"/>
-          <w:sz w:val="20"/>
+          <w:sz w:val="19"/>
         </w:rPr>
-        <w:t>Root Cause: Polite opening phrases ("Thanks Apple") deceive simple sentiment checks into rating the issue as low frustration, missing the severe data loss risk.</w:t>
+        <w:t>Technical Cause: Opening phrases like "Thanks Apple" deceive simple sentiment analysis into scoring the issue as low risk, bypassing urgent escalation.</w:t>
       </w:r>
     </w:p>
     <w:p>
@@ -2405,24 +2378,24 @@
         <w:rPr>
           <w:rFonts w:ascii="Arial" w:hAnsi="Arial"/>
           <w:color w:val="1D1D1F"/>
-          <w:sz w:val="20"/>
+          <w:sz w:val="19"/>
         </w:rPr>
-        <w:t>Mitigation Strategy: Implemented custom frustration keyword rules targeting data loss phrases independent of sentiment polarity.</w:t>
+        <w:t>System Fix: Added explicit keyword rules targeting data loss phrases independent of general sentiment polarity.</w:t>
       </w:r>
     </w:p>
     <w:p>
       <w:pPr>
         <w:pStyle w:val="Heading2"/>
-        <w:spacing w:before="240" w:after="80"/>
+        <w:spacing w:before="200" w:after="80"/>
       </w:pPr>
       <w:r>
         <w:rPr>
           <w:rFonts w:ascii="Arial" w:hAnsi="Arial"/>
           <w:b/>
           <w:color w:val="1D1D1F"/>
-          <w:sz w:val="24"/>
+          <w:sz w:val="23"/>
         </w:rPr>
-        <w:t>Failure Mode 4: Unfamiliar Phrasing for Logistics and Shipping</w:t>
+        <w:t>Failure Mode 4: Non-Standard Shipping and Logistics Phrasing</w:t>
       </w:r>
     </w:p>
     <w:p>
@@ -2434,9 +2407,9 @@
         <w:rPr>
           <w:rFonts w:ascii="Arial" w:hAnsi="Arial"/>
           <w:color w:val="1D1D1F"/>
-          <w:sz w:val="20"/>
+          <w:sz w:val="19"/>
         </w:rPr>
-        <w:t>Frequency: 15% of classification errors.</w:t>
+        <w:t>Error Frequency: 15% of classification errors</w:t>
       </w:r>
     </w:p>
     <w:p>
@@ -2448,9 +2421,9 @@
         <w:rPr>
           <w:rFonts w:ascii="Arial" w:hAnsi="Arial"/>
           <w:color w:val="1D1D1F"/>
-          <w:sz w:val="20"/>
+          <w:sz w:val="19"/>
         </w:rPr>
-        <w:t>Real Customer Query: "Where is my trade-in shipping box?"</w:t>
+        <w:t>Customer Message Example: "Where is my trade-in shipping box?"</w:t>
       </w:r>
     </w:p>
     <w:p>
@@ -2462,9 +2435,9 @@
         <w:rPr>
           <w:rFonts w:ascii="Arial" w:hAnsi="Arial"/>
           <w:color w:val="1D1D1F"/>
-          <w:sz w:val="20"/>
+          <w:sz w:val="19"/>
         </w:rPr>
-        <w:t>Root Cause: Non-standard customer wording causes the model to fall back to general inquiry rather than warranty and logistics routing.</w:t>
+        <w:t>Technical Cause: Unusual customer phrasing causes the classifier to fall back to general inquiry rather than repair and logistics routing.</w:t>
       </w:r>
     </w:p>
     <w:p>
@@ -2476,24 +2449,24 @@
         <w:rPr>
           <w:rFonts w:ascii="Arial" w:hAnsi="Arial"/>
           <w:color w:val="1D1D1F"/>
-          <w:sz w:val="20"/>
+          <w:sz w:val="19"/>
         </w:rPr>
-        <w:t>Mitigation Strategy: Expanded RAG vector index entries for trade-in kit logistics and shipping status tracking.</w:t>
+        <w:t>System Fix: Expanded RAG vector index entries for trade-in shipping status and return kit tracking.</w:t>
       </w:r>
     </w:p>
     <w:p>
       <w:pPr>
         <w:pStyle w:val="Heading2"/>
-        <w:spacing w:before="240" w:after="80"/>
+        <w:spacing w:before="200" w:after="80"/>
       </w:pPr>
       <w:r>
         <w:rPr>
           <w:rFonts w:ascii="Arial" w:hAnsi="Arial"/>
           <w:b/>
           <w:color w:val="1D1D1F"/>
-          <w:sz w:val="24"/>
+          <w:sz w:val="23"/>
         </w:rPr>
-        <w:t>Failure Mode 5: Pre-Release iOS Beta Queries</w:t>
+        <w:t>Failure Mode 5: Pre-Release iOS Beta Software Queries</w:t>
       </w:r>
     </w:p>
     <w:p>
@@ -2505,9 +2478,9 @@
         <w:rPr>
           <w:rFonts w:ascii="Arial" w:hAnsi="Arial"/>
           <w:color w:val="1D1D1F"/>
-          <w:sz w:val="20"/>
+          <w:sz w:val="19"/>
         </w:rPr>
-        <w:t>Frequency: 11% of classification errors.</w:t>
+        <w:t>Error Frequency: 11% of classification errors</w:t>
       </w:r>
     </w:p>
     <w:p>
@@ -2519,9 +2492,9 @@
         <w:rPr>
           <w:rFonts w:ascii="Arial" w:hAnsi="Arial"/>
           <w:color w:val="1D1D1F"/>
-          <w:sz w:val="20"/>
+          <w:sz w:val="19"/>
         </w:rPr>
-        <w:t>Real Customer Query: "iOS 18 beta broke my carplay connection."</w:t>
+        <w:t>Customer Message Example: "iOS 18 beta broke my carplay connection."</w:t>
       </w:r>
     </w:p>
     <w:p>
@@ -2533,9 +2506,9 @@
         <w:rPr>
           <w:rFonts w:ascii="Arial" w:hAnsi="Arial"/>
           <w:color w:val="1D1D1F"/>
-          <w:sz w:val="20"/>
+          <w:sz w:val="19"/>
         </w:rPr>
-        <w:t>Root Cause: The RAG vector index contains historical public iOS documentation. Unreleased beta releases lack grounded documentation, causing generic fallbacks.</w:t>
+        <w:t>Technical Cause: The RAG knowledge base contains documentation for public software releases. Unreleased beta versions lack grounded knowledge base articles, resulting in generic responses.</w:t>
       </w:r>
     </w:p>
     <w:p>
@@ -2547,24 +2520,24 @@
         <w:rPr>
           <w:rFonts w:ascii="Arial" w:hAnsi="Arial"/>
           <w:color w:val="1D1D1F"/>
-          <w:sz w:val="20"/>
+          <w:sz w:val="19"/>
         </w:rPr>
-        <w:t>Mitigation Strategy: Added system instructions instructing the agent to direct beta users to the official Apple Beta Feedback Assistant tool.</w:t>
+        <w:t>System Fix: Added prompt instructions that direct beta software users to the official Apple Beta Feedback Assistant tool.</w:t>
       </w:r>
     </w:p>
     <w:p>
       <w:pPr>
         <w:pStyle w:val="Heading1"/>
-        <w:spacing w:before="320" w:after="120"/>
+        <w:spacing w:before="280" w:after="120"/>
       </w:pPr>
       <w:r>
         <w:rPr>
           <w:rFonts w:ascii="Arial" w:hAnsi="Arial"/>
           <w:b/>
           <w:color w:val="0071E3"/>
-          <w:sz w:val="28"/>
+          <w:sz w:val="27"/>
         </w:rPr>
-        <w:t>8. Decision Log (15 Key Engineering Decisions)</w:t>
+        <w:t>Section 8: Engineering Decision Log</w:t>
       </w:r>
     </w:p>
     <w:p>
@@ -2576,9 +2549,9 @@
         <w:rPr>
           <w:rFonts w:ascii="Arial" w:hAnsi="Arial"/>
           <w:color w:val="1D1D1F"/>
-          <w:sz w:val="20"/>
+          <w:sz w:val="19"/>
         </w:rPr>
-        <w:t>Selected @AppleSupport Dataset: Apple has the largest volume of support tweets in the Kaggle dataset (~180k tweets), covering software, hardware, billing, and security.</w:t>
+        <w:t>Selected @AppleSupport Dataset: Apple has the largest volume of support tweets in the dataset (~180k tweets), covering software, hardware, billing, and security.</w:t>
       </w:r>
     </w:p>
     <w:p>
@@ -2590,7 +2563,7 @@
         <w:rPr>
           <w:rFonts w:ascii="Arial" w:hAnsi="Arial"/>
           <w:color w:val="1D1D1F"/>
-          <w:sz w:val="20"/>
+          <w:sz w:val="19"/>
         </w:rPr>
         <w:t>Designed a 7-Class Intent Taxonomy: 3 classes is too vague for routing, while 30 classes causes overfitting on noisy tweets. 7 classes match real Apple support departments.</w:t>
       </w:r>
@@ -2604,7 +2577,7 @@
         <w:rPr>
           <w:rFonts w:ascii="Arial" w:hAnsi="Arial"/>
           <w:color w:val="1D1D1F"/>
-          <w:sz w:val="20"/>
+          <w:sz w:val="19"/>
         </w:rPr>
         <w:t>Used TF-IDF Vector Indexing for RAG: TF-IDF requires zero external GPU infrastructure, indexes in under 100 ms, and runs reproducibly on any laptop.</w:t>
       </w:r>
@@ -2618,7 +2591,7 @@
         <w:rPr>
           <w:rFonts w:ascii="Arial" w:hAnsi="Arial"/>
           <w:color w:val="1D1D1F"/>
-          <w:sz w:val="20"/>
+          <w:sz w:val="19"/>
         </w:rPr>
         <w:t>Created a 4-Tier Escalation Engine: Instead of binary escalation, the SUGGEST tier creates human-reviewable drafts for 60% of technical issues safely.</w:t>
       </w:r>
@@ -2632,7 +2605,7 @@
         <w:rPr>
           <w:rFonts w:ascii="Arial" w:hAnsi="Arial"/>
           <w:color w:val="1D1D1F"/>
-          <w:sz w:val="20"/>
+          <w:sz w:val="19"/>
         </w:rPr>
         <w:t>Hand-Labelled a Stratified 150-Sample Dataset: 150 carefully audited, balanced examples provide tighter statistical confidence than 500 unverified tweets.</w:t>
       </w:r>
@@ -2646,7 +2619,7 @@
         <w:rPr>
           <w:rFonts w:ascii="Arial" w:hAnsi="Arial"/>
           <w:color w:val="1D1D1F"/>
-          <w:sz w:val="20"/>
+          <w:sz w:val="19"/>
         </w:rPr>
         <w:t>Split Gemini Models for Production vs Evaluation: Gemini 1.5 Flash provides sub-second latency for live chat, while Gemini 1.5 Pro provides thorough reasoning for offline evaluation.</w:t>
       </w:r>
@@ -2660,7 +2633,7 @@
         <w:rPr>
           <w:rFonts w:ascii="Arial" w:hAnsi="Arial"/>
           <w:color w:val="1D1D1F"/>
-          <w:sz w:val="20"/>
+          <w:sz w:val="19"/>
         </w:rPr>
         <w:t>Included Keyword Fallback Rules: I built rule-based fallback logic so reviewers can test the application without needing an active API key.</w:t>
       </w:r>
@@ -2674,7 +2647,7 @@
         <w:rPr>
           <w:rFonts w:ascii="Arial" w:hAnsi="Arial"/>
           <w:color w:val="1D1D1F"/>
-          <w:sz w:val="20"/>
+          <w:sz w:val="19"/>
         </w:rPr>
         <w:t>Set Hardcoded Physical Safety Rules: Overheating or swelling battery queries immediately trigger FLAG_URGENT status, independent of LLM confidence.</w:t>
       </w:r>
@@ -2688,85 +2661,85 @@
         <w:rPr>
           <w:rFonts w:ascii="Arial" w:hAnsi="Arial"/>
           <w:color w:val="1D1D1F"/>
-          <w:sz w:val="20"/>
+          <w:sz w:val="19"/>
         </w:rPr>
         <w:t>Filtered RAG Retrieval at 0.65 Cosine Similarity: Context below 0.65 similarity introduces noisy context, so low-confidence queries default to core instructions.</w:t>
       </w:r>
     </w:p>
     <w:p>
       <w:pPr>
-        <w:spacing w:before="60" w:after="100"/>
+        <w:spacing w:before="40" w:after="80"/>
       </w:pPr>
       <w:r>
         <w:rPr>
           <w:rFonts w:ascii="Arial" w:hAnsi="Arial"/>
           <w:color w:val="1D1D1F"/>
-          <w:sz w:val="20"/>
+          <w:sz w:val="19"/>
         </w:rPr>
         <w:t>10. Built an Interactive React Dashboard: Recharts visualization makes metrics, radar charts, and confusion matrices easy to explore interactively.</w:t>
       </w:r>
     </w:p>
     <w:p>
       <w:pPr>
-        <w:spacing w:before="60" w:after="100"/>
+        <w:spacing w:before="40" w:after="80"/>
       </w:pPr>
       <w:r>
         <w:rPr>
           <w:rFonts w:ascii="Arial" w:hAnsi="Arial"/>
           <w:color w:val="1D1D1F"/>
-          <w:sz w:val="20"/>
+          <w:sz w:val="19"/>
         </w:rPr>
         <w:t>11. Decoupled Intent Classification from Escalation Routing: Intent tracks the topic, while escalation tracks risk and frustration. Separating them allows updating safety thresholds independently.</w:t>
       </w:r>
     </w:p>
     <w:p>
       <w:pPr>
-        <w:spacing w:before="60" w:after="100"/>
+        <w:spacing w:before="40" w:after="80"/>
       </w:pPr>
       <w:r>
         <w:rPr>
           <w:rFonts w:ascii="Arial" w:hAnsi="Arial"/>
           <w:color w:val="1D1D1F"/>
-          <w:sz w:val="20"/>
+          <w:sz w:val="19"/>
         </w:rPr>
         <w:t>12. Integrated Single-Service Architecture for Render: Bundling the compiled React app directly inside Express eliminated CORS issues and simplified cloud deployment.</w:t>
       </w:r>
     </w:p>
     <w:p>
       <w:pPr>
-        <w:spacing w:before="60" w:after="100"/>
+        <w:spacing w:before="40" w:after="80"/>
       </w:pPr>
       <w:r>
         <w:rPr>
           <w:rFonts w:ascii="Arial" w:hAnsi="Arial"/>
           <w:color w:val="1D1D1F"/>
-          <w:sz w:val="20"/>
+          <w:sz w:val="19"/>
         </w:rPr>
         <w:t>13. Added Multi-Language Interface Support: Enabled customer UI language toggles (English, Spanish, French, Japanese, Hindi) for international testing.</w:t>
       </w:r>
     </w:p>
     <w:p>
       <w:pPr>
-        <w:spacing w:before="60" w:after="100"/>
+        <w:spacing w:before="40" w:after="80"/>
       </w:pPr>
       <w:r>
         <w:rPr>
           <w:rFonts w:ascii="Arial" w:hAnsi="Arial"/>
           <w:color w:val="1D1D1F"/>
-          <w:sz w:val="20"/>
+          <w:sz w:val="19"/>
         </w:rPr>
         <w:t>14. Implemented Native Speech Recognition and Synthesis: Integrated browser Web Speech APIs for hands-free voice input and Siri audio read-aloud without heavy third-party dependencies.</w:t>
       </w:r>
     </w:p>
     <w:p>
       <w:pPr>
-        <w:spacing w:before="60" w:after="100"/>
+        <w:spacing w:before="40" w:after="80"/>
       </w:pPr>
       <w:r>
         <w:rPr>
           <w:rFonts w:ascii="Arial" w:hAnsi="Arial"/>
           <w:color w:val="1D1D1F"/>
-          <w:sz w:val="20"/>
+          <w:sz w:val="19"/>
         </w:rPr>
         <w:t>15. Created PDF and Word Document Report Export Utilities: Built automated scripts to format technical documentation into clean PDF and Word artifacts.</w:t>
       </w:r>
@@ -2774,16 +2747,16 @@
     <w:p>
       <w:pPr>
         <w:pStyle w:val="Heading1"/>
-        <w:spacing w:before="320" w:after="120"/>
+        <w:spacing w:before="280" w:after="120"/>
       </w:pPr>
       <w:r>
         <w:rPr>
           <w:rFonts w:ascii="Arial" w:hAnsi="Arial"/>
           <w:b/>
           <w:color w:val="0071E3"/>
-          <w:sz w:val="28"/>
+          <w:sz w:val="27"/>
         </w:rPr>
-        <w:t>9. What I Would Do Next With One More Week</w:t>
+        <w:t>Section 9: Future Engineering Roadmap</w:t>
       </w:r>
     </w:p>
     <w:p>
@@ -2795,9 +2768,9 @@
         <w:rPr>
           <w:rFonts w:ascii="Arial" w:hAnsi="Arial"/>
           <w:color w:val="1D1D1F"/>
-          <w:sz w:val="20"/>
+          <w:sz w:val="19"/>
         </w:rPr>
-        <w:t>Multi-Label Intent Classification: Allow queries to map to multiple categories simultaneously so compound issues (like billing plus password lockout) are routed correctly.</w:t>
+        <w:t>Multi-Label Classification: Upgrade the intent classifier to output probability distributions across multiple categories simultaneously, handling compound queries (such as billing disputes paired with password lockouts) correctly.</w:t>
       </w:r>
     </w:p>
     <w:p>
@@ -2809,9 +2782,9 @@
         <w:rPr>
           <w:rFonts w:ascii="Arial" w:hAnsi="Arial"/>
           <w:color w:val="1D1D1F"/>
-          <w:sz w:val="20"/>
+          <w:sz w:val="19"/>
         </w:rPr>
-        <w:t>Hybrid Dense-Sparse RAG Search: Combine TF-IDF lexical search with dense vector embeddings to improve semantic retrieval on misspelled queries.</w:t>
+        <w:t>Hybrid Sparse-Dense Vector Search: Combine lexical TF-IDF indexing with dense vector embeddings to improve semantic retrieval accuracy on misspelled or poorly phrased customer queries.</w:t>
       </w:r>
     </w:p>
     <w:p>
@@ -2823,9 +2796,9 @@
         <w:rPr>
           <w:rFonts w:ascii="Arial" w:hAnsi="Arial"/>
           <w:color w:val="1D1D1F"/>
-          <w:sz w:val="20"/>
+          <w:sz w:val="19"/>
         </w:rPr>
-        <w:t>Conformal Prediction for Safety Guarantees: Implement conformal prediction thresholds to mathematically guarantee a 95% safety confidence bound for auto-resolved queries.</w:t>
+        <w:t>Conformal Prediction Thresholds: Implement conformal prediction techniques to establish mathematical guarantees on auto-resolution safety thresholds.</w:t>
       </w:r>
     </w:p>
     <w:p>
@@ -2837,24 +2810,24 @@
         <w:rPr>
           <w:rFonts w:ascii="Arial" w:hAnsi="Arial"/>
           <w:color w:val="1D1D1F"/>
-          <w:sz w:val="20"/>
+          <w:sz w:val="19"/>
         </w:rPr>
-        <w:t>Specialist Co-Pilot Workflows: Add 1-click diagnostic actions in the admin dashboard so support agents can approve fixes with full audit logging.</w:t>
+        <w:t>Specialist Co-Pilot Workflows: Expand the admin dashboard to enable one-click execution of verified diagnostic actions with complete audit logging.</w:t>
       </w:r>
     </w:p>
     <w:p>
       <w:pPr>
         <w:pStyle w:val="Heading1"/>
-        <w:spacing w:before="320" w:after="120"/>
+        <w:spacing w:before="280" w:after="120"/>
       </w:pPr>
       <w:r>
         <w:rPr>
           <w:rFonts w:ascii="Arial" w:hAnsi="Arial"/>
           <w:b/>
           <w:color w:val="0071E3"/>
-          <w:sz w:val="28"/>
+          <w:sz w:val="27"/>
         </w:rPr>
-        <w:t>10. Repository Structure</w:t>
+        <w:t>Section 10: Repository Structure</w:t>
       </w:r>
     </w:p>
     <w:p>
@@ -2866,7 +2839,7 @@
         <w:rPr>
           <w:rFonts w:ascii="Arial" w:hAnsi="Arial"/>
           <w:color w:val="1D1D1F"/>
-          <w:sz w:val="20"/>
+          <w:sz w:val="19"/>
         </w:rPr>
         <w:t>backend/ - Node.js and Express API server handling classification, RAG, and escalation.</w:t>
       </w:r>
@@ -2880,7 +2853,7 @@
         <w:rPr>
           <w:rFonts w:ascii="Arial" w:hAnsi="Arial"/>
           <w:color w:val="1D1D1F"/>
-          <w:sz w:val="20"/>
+          <w:sz w:val="19"/>
         </w:rPr>
         <w:t>frontend/ - React and Vite user interface built with Apple HIG light theme styling.</w:t>
       </w:r>
@@ -2894,7 +2867,7 @@
         <w:rPr>
           <w:rFonts w:ascii="Arial" w:hAnsi="Arial"/>
           <w:color w:val="1D1D1F"/>
-          <w:sz w:val="20"/>
+          <w:sz w:val="19"/>
         </w:rPr>
         <w:t>data/ - Dataset files including sample_500.json, golden_set_150.json, and saved metrics.</w:t>
       </w:r>
@@ -2908,7 +2881,7 @@
         <w:rPr>
           <w:rFonts w:ascii="Arial" w:hAnsi="Arial"/>
           <w:color w:val="1D1D1F"/>
-          <w:sz w:val="20"/>
+          <w:sz w:val="19"/>
         </w:rPr>
         <w:t>data_pipeline/ - Python evaluation harness and dataset processing scripts.</w:t>
       </w:r>
@@ -2922,7 +2895,7 @@
         <w:rPr>
           <w:rFonts w:ascii="Arial" w:hAnsi="Arial"/>
           <w:color w:val="1D1D1F"/>
-          <w:sz w:val="20"/>
+          <w:sz w:val="19"/>
         </w:rPr>
         <w:t>package.json - Monorepo root build script for 1-click cloud deployment.</w:t>
       </w:r>
@@ -2936,7 +2909,7 @@
         <w:rPr>
           <w:rFonts w:ascii="Arial" w:hAnsi="Arial"/>
           <w:color w:val="1D1D1F"/>
-          <w:sz w:val="20"/>
+          <w:sz w:val="19"/>
         </w:rPr>
         <w:t>render.yaml - Render Blueprint deployment configuration.</w:t>
       </w:r>
@@ -2950,7 +2923,7 @@
         <w:rPr>
           <w:rFonts w:ascii="Arial" w:hAnsi="Arial"/>
           <w:color w:val="1D1D1F"/>
-          <w:sz w:val="20"/>
+          <w:sz w:val="19"/>
         </w:rPr>
         <w:t>README.md - Main technical documentation and report.</w:t>
       </w:r>
@@ -2964,7 +2937,7 @@
         <w:rPr>
           <w:rFonts w:ascii="Arial" w:hAnsi="Arial"/>
           <w:color w:val="1D1D1F"/>
-          <w:sz w:val="20"/>
+          <w:sz w:val="19"/>
         </w:rPr>
         <w:t>Apple_Customer_Support_Assistant_Report.docx - Word Document report artifact.</w:t>
       </w:r>
@@ -2978,14 +2951,14 @@
         <w:rPr>
           <w:rFonts w:ascii="Arial" w:hAnsi="Arial"/>
           <w:color w:val="1D1D1F"/>
-          <w:sz w:val="20"/>
+          <w:sz w:val="19"/>
         </w:rPr>
         <w:t>Apple_Customer_Support_Assistant_Report.pdf - Printable PDF report artifact.</w:t>
       </w:r>
     </w:p>
     <w:sectPr>
       <w:pgSz w:w="12240" w:h="15840"/>
-      <w:pgMar w:top="1440" w:right="1440" w:bottom="1440" w:left="1440" w:header="720" w:footer="720" w:gutter="0"/>
+      <w:pgMar w:top="1296" w:right="1296" w:bottom="1296" w:left="1296" w:header="720" w:footer="720" w:gutter="0"/>
       <w:cols w:space="720"/>
       <w:docGrid w:linePitch="360"/>
     </w:sectPr>

--- a/Apple_Customer_Support_Assistant_Report.docx
+++ b/Apple_Customer_Support_Assistant_Report.docx
@@ -44,7 +44,7 @@
           <w:color w:val="0071E3"/>
           <w:sz w:val="27"/>
         </w:rPr>
-        <w:t>Section 1: Project Summary, Architecture, and Local Quick Start</w:t>
+        <w:t>Overview and Quick Setup</w:t>
       </w:r>
     </w:p>
     <w:p>
@@ -57,7 +57,7 @@
           <w:color w:val="1D1D1F"/>
           <w:sz w:val="19"/>
         </w:rPr>
-        <w:t>This project implements an end-to-end customer support automation platform tailored specifically for Apple customer service (@AppleSupport). The architecture combines real-time intent classification, vector similarity retrieval (RAG) over historical Apple customer interactions, a four-tier risk escalation guardrail system, an administrative specialist console, and an offline automated evaluation pipeline.</w:t>
+        <w:t>I built an end-to-end customer support assistant specifically for Apple (@AppleSupport). The system classifies incoming user issues, retrieves relevant troubleshooting steps using TF-IDF vector similarity over past Apple support interactions, enforces a 4-tier safety guardrail rule engine, and provides an admin console for human specialists to review and edit drafted responses.</w:t>
       </w:r>
     </w:p>
     <w:p>
@@ -72,7 +72,7 @@
           <w:color w:val="1D1D1F"/>
           <w:sz w:val="23"/>
         </w:rPr>
-        <w:t>System Architecture Overview</w:t>
+        <w:t>How to Run the App Locally</w:t>
       </w:r>
     </w:p>
     <w:p>
@@ -85,22 +85,7 @@
           <w:color w:val="1D1D1F"/>
           <w:sz w:val="19"/>
         </w:rPr>
-        <w:t>Customer Request -&gt; Intent Classifier (7 Categories) -&gt; TF-IDF Vector Search -&gt; Risk &amp; Policy Guardrails (4 Tiers) -&gt; Response Generator -&gt; Quality Evaluator &amp; Specialist Console</w:t>
-      </w:r>
-    </w:p>
-    <w:p>
-      <w:pPr>
-        <w:pStyle w:val="Heading2"/>
-        <w:spacing w:before="200" w:after="80"/>
-      </w:pPr>
-      <w:r>
-        <w:rPr>
-          <w:rFonts w:ascii="Arial" w:hAnsi="Arial"/>
-          <w:b/>
-          <w:color w:val="1D1D1F"/>
-          <w:sz w:val="23"/>
-        </w:rPr>
-        <w:t>Running the System Locally (Under 3 Minutes)</w:t>
+        <w:t>You can test the application on any standard laptop in less than three minutes. No GPU is required.</w:t>
       </w:r>
     </w:p>
     <w:p>
@@ -113,33 +98,7 @@
           <w:color w:val="1D1D1F"/>
           <w:sz w:val="19"/>
         </w:rPr>
-        <w:t>The software runs on standard laptop hardware without requiring dedicated GPU acceleration.</w:t>
-      </w:r>
-    </w:p>
-    <w:p>
-      <w:pPr>
-        <w:spacing w:before="40" w:after="80"/>
-      </w:pPr>
-      <w:r>
-        <w:rPr>
-          <w:rFonts w:ascii="Arial" w:hAnsi="Arial"/>
-          <w:color w:val="1D1D1F"/>
-          <w:sz w:val="19"/>
-        </w:rPr>
-        <w:t>#### Option 1: Full-Stack Web Application (Two Terminals)</w:t>
-      </w:r>
-    </w:p>
-    <w:p>
-      <w:pPr>
-        <w:spacing w:before="40" w:after="80"/>
-      </w:pPr>
-      <w:r>
-        <w:rPr>
-          <w:rFonts w:ascii="Arial" w:hAnsi="Arial"/>
-          <w:color w:val="1D1D1F"/>
-          <w:sz w:val="19"/>
-        </w:rPr>
-        <w:t>Terminal 1: Start the Express backend service (Port 3001)</w:t>
+        <w:t>Terminal 1: Start the backend server (Port 3001)</w:t>
       </w:r>
     </w:p>
     <w:p>
@@ -191,7 +150,7 @@
           <w:color w:val="1D1D1F"/>
           <w:sz w:val="19"/>
         </w:rPr>
-        <w:t>Terminal 2: Start the React frontend application (Port 5173)</w:t>
+        <w:t>Terminal 2: Start the React frontend (Port 5173)</w:t>
       </w:r>
     </w:p>
     <w:p>
@@ -243,20 +202,22 @@
           <w:color w:val="1D1D1F"/>
           <w:sz w:val="19"/>
         </w:rPr>
-        <w:t>Navigate to http://localhost:5173 in your web browser to open the interactive support dashboard.</w:t>
+        <w:t>Open http://localhost:5173 in your browser to view the interactive support interface.</w:t>
       </w:r>
     </w:p>
     <w:p>
       <w:pPr>
-        <w:spacing w:before="40" w:after="80"/>
+        <w:pStyle w:val="Heading2"/>
+        <w:spacing w:before="200" w:after="80"/>
       </w:pPr>
       <w:r>
         <w:rPr>
           <w:rFonts w:ascii="Arial" w:hAnsi="Arial"/>
+          <w:b/>
           <w:color w:val="1D1D1F"/>
-          <w:sz w:val="19"/>
+          <w:sz w:val="23"/>
         </w:rPr>
-        <w:t>#### Option 2: Automated Evaluation Pipeline (Under 60 Seconds)</w:t>
+        <w:t>Running the Evaluation Script</w:t>
       </w:r>
     </w:p>
     <w:p>
@@ -300,6 +261,21 @@
     </w:p>
     <w:p>
       <w:pPr>
+        <w:pStyle w:val="Heading2"/>
+        <w:spacing w:before="200" w:after="80"/>
+      </w:pPr>
+      <w:r>
+        <w:rPr>
+          <w:rFonts w:ascii="Arial" w:hAnsi="Arial"/>
+          <w:b/>
+          <w:color w:val="1D1D1F"/>
+          <w:sz w:val="23"/>
+        </w:rPr>
+        <w:t>Deploying to Render</w:t>
+      </w:r>
+    </w:p>
+    <w:p>
+      <w:pPr>
         <w:spacing w:before="40" w:after="80"/>
       </w:pPr>
       <w:r>
@@ -308,62 +284,7 @@
           <w:color w:val="1D1D1F"/>
           <w:sz w:val="19"/>
         </w:rPr>
-        <w:t>#### Option 3: Cloud Deployment on Render</w:t>
-      </w:r>
-    </w:p>
-    <w:p>
-      <w:pPr>
-        <w:spacing w:before="40" w:after="80"/>
-      </w:pPr>
-      <w:r>
-        <w:rPr>
-          <w:rFonts w:ascii="Arial" w:hAnsi="Arial"/>
-          <w:color w:val="1D1D1F"/>
-          <w:sz w:val="19"/>
-        </w:rPr>
-        <w:t>This project includes a production configuration file (render.yaml) for single-click deployment on Render.</w:t>
-      </w:r>
-    </w:p>
-    <w:p>
-      <w:pPr>
-        <w:pStyle w:val="ListBullet"/>
-        <w:spacing w:before="40" w:after="80"/>
-      </w:pPr>
-      <w:r>
-        <w:rPr>
-          <w:rFonts w:ascii="Arial" w:hAnsi="Arial"/>
-          <w:color w:val="1D1D1F"/>
-          <w:sz w:val="19"/>
-        </w:rPr>
-        <w:t>Link your GitHub repository in the Render Dashboard under Blueprints.</w:t>
-      </w:r>
-    </w:p>
-    <w:p>
-      <w:pPr>
-        <w:pStyle w:val="ListBullet"/>
-        <w:spacing w:before="40" w:after="80"/>
-      </w:pPr>
-      <w:r>
-        <w:rPr>
-          <w:rFonts w:ascii="Arial" w:hAnsi="Arial"/>
-          <w:color w:val="1D1D1F"/>
-          <w:sz w:val="19"/>
-        </w:rPr>
-        <w:t>Provide your GEMINI_API_KEY environment variable.</w:t>
-      </w:r>
-    </w:p>
-    <w:p>
-      <w:pPr>
-        <w:pStyle w:val="ListBullet"/>
-        <w:spacing w:before="40" w:after="80"/>
-      </w:pPr>
-      <w:r>
-        <w:rPr>
-          <w:rFonts w:ascii="Arial" w:hAnsi="Arial"/>
-          <w:color w:val="1D1D1F"/>
-          <w:sz w:val="19"/>
-        </w:rPr>
-        <w:t>Select Apply. Render compiles the React frontend and deploys the Express backend as a unified web service.</w:t>
+        <w:t>The repository includes a render.yaml file for deployment. You can connect your GitHub account to Render, set your GEMINI_API_KEY environment variable, and deploy the combined backend and React frontend as a single Web Service.</w:t>
       </w:r>
     </w:p>
     <w:p>
@@ -378,7 +299,85 @@
           <w:color w:val="0071E3"/>
           <w:sz w:val="27"/>
         </w:rPr>
-        <w:t>Section 2: Problem Framing and Brand Alignment</w:t>
+        <w:t>How I Designed the System for Apple</w:t>
+      </w:r>
+    </w:p>
+    <w:p>
+      <w:pPr>
+        <w:spacing w:before="40" w:after="80"/>
+      </w:pPr>
+      <w:r>
+        <w:rPr>
+          <w:rFonts w:ascii="Arial" w:hAnsi="Arial"/>
+          <w:color w:val="1D1D1F"/>
+          <w:sz w:val="19"/>
+        </w:rPr>
+        <w:t>Apple has a strong brand reputation built on technical clarity, user privacy, and customer trust. A support assistant for Apple cannot behave like a generic chatbot.</w:t>
+      </w:r>
+    </w:p>
+    <w:p>
+      <w:pPr>
+        <w:spacing w:before="40" w:after="80"/>
+      </w:pPr>
+      <w:r>
+        <w:rPr>
+          <w:rFonts w:ascii="Arial" w:hAnsi="Arial"/>
+          <w:color w:val="1D1D1F"/>
+          <w:sz w:val="19"/>
+        </w:rPr>
+        <w:t>When designing the assistant, I established four primary requirements:</w:t>
+      </w:r>
+    </w:p>
+    <w:p>
+      <w:pPr>
+        <w:spacing w:before="40" w:after="80"/>
+      </w:pPr>
+      <w:r>
+        <w:rPr>
+          <w:rFonts w:ascii="Arial" w:hAnsi="Arial"/>
+          <w:color w:val="1D1D1F"/>
+          <w:sz w:val="19"/>
+        </w:rPr>
+        <w:t>First, the system must never invent warranty terms or repair prices. Claiming that accidental water damage is covered for free under standard warranty would be a major policy error.</w:t>
+      </w:r>
+    </w:p>
+    <w:p>
+      <w:pPr>
+        <w:spacing w:before="40" w:after="80"/>
+      </w:pPr>
+      <w:r>
+        <w:rPr>
+          <w:rFonts w:ascii="Arial" w:hAnsi="Arial"/>
+          <w:color w:val="1D1D1F"/>
+          <w:sz w:val="19"/>
+        </w:rPr>
+        <w:t>Second, high-risk requests must be escalated immediately. Issues like locked Apple IDs, disputed payments, or battery swelling should never be auto-resolved by AI without human specialist review.</w:t>
+      </w:r>
+    </w:p>
+    <w:p>
+      <w:pPr>
+        <w:spacing w:before="40" w:after="80"/>
+      </w:pPr>
+      <w:r>
+        <w:rPr>
+          <w:rFonts w:ascii="Arial" w:hAnsi="Arial"/>
+          <w:color w:val="1D1D1F"/>
+          <w:sz w:val="19"/>
+        </w:rPr>
+        <w:t>Third, responses should sound like real Apple support interactions—polite, structured, and ending with an official support handle like ^AS.</w:t>
+      </w:r>
+    </w:p>
+    <w:p>
+      <w:pPr>
+        <w:spacing w:before="40" w:after="80"/>
+      </w:pPr>
+      <w:r>
+        <w:rPr>
+          <w:rFonts w:ascii="Arial" w:hAnsi="Arial"/>
+          <w:color w:val="1D1D1F"/>
+          <w:sz w:val="19"/>
+        </w:rPr>
+        <w:t>Fourth, users should have total transparency into system decisions, seeing real-time confidence scores and clear tags showing whether an issue was auto-resolved or sent to an admin.</w:t>
       </w:r>
     </w:p>
     <w:p>
@@ -393,7 +392,7 @@
           <w:color w:val="1D1D1F"/>
           <w:sz w:val="23"/>
         </w:rPr>
-        <w:t>Defining Service Quality for Apple Support</w:t>
+        <w:t>What I Decided Not to Build</w:t>
       </w:r>
     </w:p>
     <w:p>
@@ -406,12 +405,11 @@
           <w:color w:val="1D1D1F"/>
           <w:sz w:val="19"/>
         </w:rPr>
-        <w:t>Apple maintains strict standards around customer trust, technical accuracy, personal privacy, and clear communication. Operating an automated support system under the @AppleSupport handle requires adhering to four specific design constraints:</w:t>
+        <w:t>I deliberately avoided fine-tuning large open-source language models on raw Twitter datasets. Training an 8B model takes hours and often produces unpredictable outputs. Instead, I combined calibrated prompt engineering with TF-IDF retrieval, keeping the setup fast, lightweight, and easy to run locally.</w:t>
       </w:r>
     </w:p>
     <w:p>
       <w:pPr>
-        <w:pStyle w:val="ListBullet"/>
         <w:spacing w:before="40" w:after="80"/>
       </w:pPr>
       <w:r>
@@ -420,12 +418,11 @@
           <w:color w:val="1D1D1F"/>
           <w:sz w:val="19"/>
         </w:rPr>
-        <w:t>Zero Tolerance for Policy or Pricing Hallucinations: The system must never state incorrect warranty terms or repair costs. For example, claiming that accidental liquid damage is covered under standard AppleCare violates Apple's service policies.</w:t>
+        <w:t>I also avoided automated account actions like automatic password resets or instant refund processing. Triggering financial or account changes directly without human approval creates serious security risks. Instead, the assistant drafts responses for high-risk categories so an admin can approve or edit them before sending.</w:t>
       </w:r>
     </w:p>
     <w:p>
       <w:pPr>
-        <w:pStyle w:val="ListBullet"/>
         <w:spacing w:before="40" w:after="80"/>
       </w:pPr>
       <w:r>
@@ -434,12 +431,26 @@
           <w:color w:val="1D1D1F"/>
           <w:sz w:val="19"/>
         </w:rPr>
-        <w:t>Immediate Escalation for High-Risk Inquiries: Security and safety issues—such as locked Apple IDs, billing disputes, unauthorized account access, or physical battery swelling—must route immediately to human specialists.</w:t>
+        <w:t>Lastly, I avoided creating a overly complex taxonomy of 30 different classes. Twitter queries are messy and often touch multiple topics. I focused on seven clear intent categories that line up with real Apple support teams.</w:t>
       </w:r>
     </w:p>
     <w:p>
       <w:pPr>
-        <w:pStyle w:val="ListBullet"/>
+        <w:pStyle w:val="Heading1"/>
+        <w:spacing w:before="280" w:after="120"/>
+      </w:pPr>
+      <w:r>
+        <w:rPr>
+          <w:rFonts w:ascii="Arial" w:hAnsi="Arial"/>
+          <w:b/>
+          <w:color w:val="0071E3"/>
+          <w:sz w:val="27"/>
+        </w:rPr>
+        <w:t>Hand-Labelled Evaluation Dataset</w:t>
+      </w:r>
+    </w:p>
+    <w:p>
+      <w:pPr>
         <w:spacing w:before="40" w:after="80"/>
       </w:pPr>
       <w:r>
@@ -448,21 +459,7 @@
           <w:color w:val="1D1D1F"/>
           <w:sz w:val="19"/>
         </w:rPr>
-        <w:t>Consistent Brand Voice: Responses must remain polite, concise, and structured, ending with an official support specialist handle (^AS).</w:t>
-      </w:r>
-    </w:p>
-    <w:p>
-      <w:pPr>
-        <w:pStyle w:val="ListBullet"/>
-        <w:spacing w:before="40" w:after="80"/>
-      </w:pPr>
-      <w:r>
-        <w:rPr>
-          <w:rFonts w:ascii="Arial" w:hAnsi="Arial"/>
-          <w:color w:val="1D1D1F"/>
-          <w:sz w:val="19"/>
-        </w:rPr>
-        <w:t>Real-Time Status Transparency: Customers must see confidence scores, hardware diagnostic readings, and clear indicators showing whether an issue was auto-resolved or routed to an admin specialist.</w:t>
+        <w:t>To test the system reliably, I built a golden dataset of 150 hand-labelled multi-turn support conversations. These were sampled directly from the Kaggle Twitter Customer Support dataset, focusing on tweets sent to @AppleSupport.</w:t>
       </w:r>
     </w:p>
     <w:p>
@@ -477,12 +474,11 @@
           <w:color w:val="1D1D1F"/>
           <w:sz w:val="23"/>
         </w:rPr>
-        <w:t>Scope Choices and Explicit Non-Goals</w:t>
+        <w:t>How I Sampled and Labelled the Data</w:t>
       </w:r>
     </w:p>
     <w:p>
       <w:pPr>
-        <w:pStyle w:val="ListBullet"/>
         <w:spacing w:before="40" w:after="80"/>
       </w:pPr>
       <w:r>
@@ -491,12 +487,11 @@
           <w:color w:val="1D1D1F"/>
           <w:sz w:val="19"/>
         </w:rPr>
-        <w:t>No Fine-Tuning of Large Open-Source Models: Fine-tuning an 8B parameter model on noisy Twitter data requires significant training time and yields unpredictable results compared to prompt engineering paired with RAG. I prioritized fast local execution, low latency, and reproducible evaluation.</w:t>
+        <w:t>I used stratified sampling to pick an equal distribution of queries across seven intent categories. This prevented majority classes from skewing the results.</w:t>
       </w:r>
     </w:p>
     <w:p>
       <w:pPr>
-        <w:pStyle w:val="ListBullet"/>
         <w:spacing w:before="40" w:after="80"/>
       </w:pPr>
       <w:r>
@@ -505,7 +500,7 @@
           <w:color w:val="1D1D1F"/>
           <w:sz w:val="19"/>
         </w:rPr>
-        <w:t>No Unsupervised Account Modifications or Refunds: Granting an automated system the power to reset passwords or process refunds directly introduces severe security vulnerabilities. I implemented a four-tier guardrail engine where sensitive actions produce human-reviewable drafts for specialist approval instead.</w:t>
+        <w:t>After filtering out incomplete threads, promotional messages, and broken tweets, I manually annotated each of the 150 examples with three details:</w:t>
       </w:r>
     </w:p>
     <w:p>
@@ -519,7 +514,148 @@
           <w:color w:val="1D1D1F"/>
           <w:sz w:val="19"/>
         </w:rPr>
-        <w:t>No Over-Segmented 30-Class Taxonomy: Support messages on Twitter are frequently noisy and contain multiple requests. Forcing a classifier into 30 narrow categories leads to classification errors. I selected a 7-class taxonomy matching actual Apple department routing structures.</w:t>
+        <w:t>Intent Label: SOFTWARE_BUG, DEVICE_ISSUE, ACCOUNT_ACCESS, BILLING_PAYMENT, SERVICE_OUTAGE, REPAIR_WARRANTY, GENERAL_INQUIRY.</w:t>
+      </w:r>
+    </w:p>
+    <w:p>
+      <w:pPr>
+        <w:pStyle w:val="ListBullet"/>
+        <w:spacing w:before="40" w:after="80"/>
+      </w:pPr>
+      <w:r>
+        <w:rPr>
+          <w:rFonts w:ascii="Arial" w:hAnsi="Arial"/>
+          <w:color w:val="1D1D1F"/>
+          <w:sz w:val="19"/>
+        </w:rPr>
+        <w:t>Escalation Tier: AUTO_RESOLVE, SUGGEST, ESCALATE, FLAG_URGENT.</w:t>
+      </w:r>
+    </w:p>
+    <w:p>
+      <w:pPr>
+        <w:pStyle w:val="ListBullet"/>
+        <w:spacing w:before="40" w:after="80"/>
+      </w:pPr>
+      <w:r>
+        <w:rPr>
+          <w:rFonts w:ascii="Arial" w:hAnsi="Arial"/>
+          <w:color w:val="1D1D1F"/>
+          <w:sz w:val="19"/>
+        </w:rPr>
+        <w:t>Expected Resolution Steps.</w:t>
+      </w:r>
+    </w:p>
+    <w:p>
+      <w:pPr>
+        <w:pStyle w:val="Heading2"/>
+        <w:spacing w:before="200" w:after="80"/>
+      </w:pPr>
+      <w:r>
+        <w:rPr>
+          <w:rFonts w:ascii="Arial" w:hAnsi="Arial"/>
+          <w:b/>
+          <w:color w:val="1D1D1F"/>
+          <w:sz w:val="23"/>
+        </w:rPr>
+        <w:t>Intent Category Breakdown (150 Samples)</w:t>
+      </w:r>
+    </w:p>
+    <w:p>
+      <w:pPr>
+        <w:pStyle w:val="ListBullet"/>
+        <w:spacing w:before="40" w:after="80"/>
+      </w:pPr>
+      <w:r>
+        <w:rPr>
+          <w:rFonts w:ascii="Arial" w:hAnsi="Arial"/>
+          <w:color w:val="1D1D1F"/>
+          <w:sz w:val="19"/>
+        </w:rPr>
+        <w:t>SOFTWARE_BUG: 28 samples (18.7%) - OS updates, app crashes, performance slowdowns.</w:t>
+      </w:r>
+    </w:p>
+    <w:p>
+      <w:pPr>
+        <w:pStyle w:val="ListBullet"/>
+        <w:spacing w:before="40" w:after="80"/>
+      </w:pPr>
+      <w:r>
+        <w:rPr>
+          <w:rFonts w:ascii="Arial" w:hAnsi="Arial"/>
+          <w:color w:val="1D1D1F"/>
+          <w:sz w:val="19"/>
+        </w:rPr>
+        <w:t>DEVICE_ISSUE: 26 samples (17.3%) - Fast battery drain, screen flickering, audio glitches.</w:t>
+      </w:r>
+    </w:p>
+    <w:p>
+      <w:pPr>
+        <w:pStyle w:val="ListBullet"/>
+        <w:spacing w:before="40" w:after="80"/>
+      </w:pPr>
+      <w:r>
+        <w:rPr>
+          <w:rFonts w:ascii="Arial" w:hAnsi="Arial"/>
+          <w:color w:val="1D1D1F"/>
+          <w:sz w:val="19"/>
+        </w:rPr>
+        <w:t>ACCOUNT_ACCESS: 22 samples (14.7%) - Locked Apple IDs, two-factor auth loops, password recovery.</w:t>
+      </w:r>
+    </w:p>
+    <w:p>
+      <w:pPr>
+        <w:pStyle w:val="ListBullet"/>
+        <w:spacing w:before="40" w:after="80"/>
+      </w:pPr>
+      <w:r>
+        <w:rPr>
+          <w:rFonts w:ascii="Arial" w:hAnsi="Arial"/>
+          <w:color w:val="1D1D1F"/>
+          <w:sz w:val="19"/>
+        </w:rPr>
+        <w:t>BILLING_PAYMENT: 22 samples (14.7%) - Unexpected App Store charges, subscription cancellations.</w:t>
+      </w:r>
+    </w:p>
+    <w:p>
+      <w:pPr>
+        <w:pStyle w:val="ListBullet"/>
+        <w:spacing w:before="40" w:after="80"/>
+      </w:pPr>
+      <w:r>
+        <w:rPr>
+          <w:rFonts w:ascii="Arial" w:hAnsi="Arial"/>
+          <w:color w:val="1D1D1F"/>
+          <w:sz w:val="19"/>
+        </w:rPr>
+        <w:t>SERVICE_OUTAGE: 16 samples (10.7%) - iCloud sync failures, iMessage outages, App Store down.</w:t>
+      </w:r>
+    </w:p>
+    <w:p>
+      <w:pPr>
+        <w:pStyle w:val="ListBullet"/>
+        <w:spacing w:before="40" w:after="80"/>
+      </w:pPr>
+      <w:r>
+        <w:rPr>
+          <w:rFonts w:ascii="Arial" w:hAnsi="Arial"/>
+          <w:color w:val="1D1D1F"/>
+          <w:sz w:val="19"/>
+        </w:rPr>
+        <w:t>REPAIR_WARRANTY: 18 samples (12.0%) - Screen replacement costs, AppleCare+ checks, trade-in questions.</w:t>
+      </w:r>
+    </w:p>
+    <w:p>
+      <w:pPr>
+        <w:pStyle w:val="ListBullet"/>
+        <w:spacing w:before="40" w:after="80"/>
+      </w:pPr>
+      <w:r>
+        <w:rPr>
+          <w:rFonts w:ascii="Arial" w:hAnsi="Arial"/>
+          <w:color w:val="1D1D1F"/>
+          <w:sz w:val="19"/>
+        </w:rPr>
+        <w:t>GENERAL_INQUIRY: 18 samples (12.0%) - Feature questions, device compatibility, store hours.</w:t>
       </w:r>
     </w:p>
     <w:p>
@@ -534,7 +670,7 @@
           <w:color w:val="0071E3"/>
           <w:sz w:val="27"/>
         </w:rPr>
-        <w:t>Section 3: Golden Evaluation Set and Sampling Methodology</w:t>
+        <w:t>Automated Evaluation &amp; Judge Calibration</w:t>
       </w:r>
     </w:p>
     <w:p>
@@ -547,7 +683,7 @@
           <w:color w:val="1D1D1F"/>
           <w:sz w:val="19"/>
         </w:rPr>
-        <w:t>To evaluate classification and response quality, I built a Golden Evaluation Set containing 150 hand-labelled multi-turn support interactions extracted from the Kaggle Twitter Customer Support dataset (twcs.csv), filtering for @AppleSupport interactions (~180,000 tweets).</w:t>
+        <w:t>The evaluation script in data_pipeline/03_run_eval.py measures intent accuracy, macro F1, response latency, and RAG retrieval precision. It also uses an LLM judge to evaluate response quality on a 1 to 5 scale across five areas: technical accuracy, empathy, actionability, groundedness, and tone compliance.</w:t>
       </w:r>
     </w:p>
     <w:p>
@@ -562,12 +698,11 @@
           <w:color w:val="1D1D1F"/>
           <w:sz w:val="23"/>
         </w:rPr>
-        <w:t>Data Sampling and Annotation Process</w:t>
+        <w:t>Checking How Well the Automated Judge Agrees with a Human</w:t>
       </w:r>
     </w:p>
     <w:p>
       <w:pPr>
-        <w:pStyle w:val="ListBullet"/>
         <w:spacing w:before="40" w:after="80"/>
       </w:pPr>
       <w:r>
@@ -576,12 +711,11 @@
           <w:color w:val="1D1D1F"/>
           <w:sz w:val="19"/>
         </w:rPr>
-        <w:t>Stratified Sampling: I sampled examples evenly across seven intent categories to eliminate majority-class evaluation bias.</w:t>
+        <w:t>To make sure the automated judge was not simply giving high scores blindly, I manually evaluated 30 model responses and compared my scores against the judge.</w:t>
       </w:r>
     </w:p>
     <w:p>
       <w:pPr>
-        <w:pStyle w:val="ListBullet"/>
         <w:spacing w:before="40" w:after="80"/>
       </w:pPr>
       <w:r>
@@ -590,12 +724,11 @@
           <w:color w:val="1D1D1F"/>
           <w:sz w:val="19"/>
         </w:rPr>
-        <w:t>Data Cleaning: I filtered out incomplete tweet threads, automated promotional posts, and messages lacking clear context.</w:t>
+        <w:t>The results showed a Cohen's Kappa score of 0.67, which represents substantial agreement. The raw agreement rate within a 1-point tolerance was 83.3%, with a Pearson correlation coefficient of 0.76.</w:t>
       </w:r>
     </w:p>
     <w:p>
       <w:pPr>
-        <w:pStyle w:val="ListBullet"/>
         <w:spacing w:before="40" w:after="80"/>
       </w:pPr>
       <w:r>
@@ -604,12 +737,26 @@
           <w:color w:val="1D1D1F"/>
           <w:sz w:val="19"/>
         </w:rPr>
-        <w:t>Manual Annotation: I personally reviewed and labeled each sample with three annotations:</w:t>
+        <w:t>I noticed that the judge aligns closely with human raters when evaluating technical advice and factual accuracy. However, it tends to rate polite phrasing slightly higher (+0.3 points) than a human reviewer would.</w:t>
       </w:r>
     </w:p>
     <w:p>
       <w:pPr>
-        <w:pStyle w:val="ListBullet"/>
+        <w:pStyle w:val="Heading1"/>
+        <w:spacing w:before="280" w:after="120"/>
+      </w:pPr>
+      <w:r>
+        <w:rPr>
+          <w:rFonts w:ascii="Arial" w:hAnsi="Arial"/>
+          <w:b/>
+          <w:color w:val="0071E3"/>
+          <w:sz w:val="27"/>
+        </w:rPr>
+        <w:t>Baseline Comparisons</w:t>
+      </w:r>
+    </w:p>
+    <w:p>
+      <w:pPr>
         <w:spacing w:before="40" w:after="80"/>
       </w:pPr>
       <w:r>
@@ -618,12 +765,11 @@
           <w:color w:val="1D1D1F"/>
           <w:sz w:val="19"/>
         </w:rPr>
-        <w:t>Ground Truth Intent: SOFTWARE_BUG, DEVICE_ISSUE, ACCOUNT_ACCESS, BILLING_PAYMENT, SERVICE_OUTAGE, REPAIR_WARRANTY, GENERAL_INQUIRY.</w:t>
+        <w:t>I tested the system against two baseline approaches on the 150-example dataset:</w:t>
       </w:r>
     </w:p>
     <w:p>
       <w:pPr>
-        <w:pStyle w:val="ListBullet"/>
         <w:spacing w:before="40" w:after="80"/>
       </w:pPr>
       <w:r>
@@ -632,12 +778,11 @@
           <w:color w:val="1D1D1F"/>
           <w:sz w:val="19"/>
         </w:rPr>
-        <w:t>Ground Truth Escalation Tier: AUTO_RESOLVE, SUGGEST, ESCALATE, FLAG_URGENT.</w:t>
+        <w:t>The Trivial Baseline always predicts the most common class (GENERAL_INQUIRY) and returns a generic fallback answer.</w:t>
       </w:r>
     </w:p>
     <w:p>
       <w:pPr>
-        <w:pStyle w:val="ListBullet"/>
         <w:spacing w:before="40" w:after="80"/>
       </w:pPr>
       <w:r>
@@ -646,7 +791,20 @@
           <w:color w:val="1D1D1F"/>
           <w:sz w:val="19"/>
         </w:rPr>
-        <w:t>Ground Truth Resolution Steps.</w:t>
+        <w:t>The Simple Baseline uses regular expression keyword rules matching terms like "battery", "charge", or "password".</w:t>
+      </w:r>
+    </w:p>
+    <w:p>
+      <w:pPr>
+        <w:spacing w:before="40" w:after="80"/>
+      </w:pPr>
+      <w:r>
+        <w:rPr>
+          <w:rFonts w:ascii="Arial" w:hAnsi="Arial"/>
+          <w:color w:val="1D1D1F"/>
+          <w:sz w:val="19"/>
+        </w:rPr>
+        <w:t>My system uses intent classification combined with TF-IDF RAG retrieval and a 4-tier guardrail engine.</w:t>
       </w:r>
     </w:p>
     <w:p>
@@ -661,915 +819,7 @@
           <w:color w:val="1D1D1F"/>
           <w:sz w:val="23"/>
         </w:rPr>
-        <w:t>Intent Category Distribution (150 Hand-Labelled Samples)</w:t>
-      </w:r>
-    </w:p>
-    <w:tbl>
-      <w:tblPr>
-        <w:tblW w:type="auto" w:w="0"/>
-        <w:jc w:val="center"/>
-        <w:tblLook w:firstColumn="1" w:firstRow="1" w:lastColumn="0" w:lastRow="0" w:noHBand="0" w:noVBand="1" w:val="04A0"/>
-      </w:tblPr>
-      <w:tblGrid>
-        <w:gridCol w:w="2412"/>
-        <w:gridCol w:w="2412"/>
-        <w:gridCol w:w="2412"/>
-        <w:gridCol w:w="2412"/>
-      </w:tblGrid>
-      <w:tr>
-        <w:tc>
-          <w:tcPr>
-            <w:tcW w:type="dxa" w:w="2412"/>
-            <w:shd w:val="clear" w:color="auto" w:fill="0071E3"/>
-          </w:tcPr>
-          <w:p>
-            <w:pPr>
-              <w:spacing w:before="80" w:after="80"/>
-            </w:pPr>
-            <w:r>
-              <w:rPr>
-                <w:rFonts w:ascii="Arial" w:hAnsi="Arial"/>
-                <w:b/>
-                <w:color w:val="FFFFFF"/>
-                <w:sz w:val="19"/>
-              </w:rPr>
-              <w:t>Category</w:t>
-            </w:r>
-          </w:p>
-        </w:tc>
-        <w:tc>
-          <w:tcPr>
-            <w:tcW w:type="dxa" w:w="2412"/>
-            <w:shd w:val="clear" w:color="auto" w:fill="0071E3"/>
-          </w:tcPr>
-          <w:p>
-            <w:pPr>
-              <w:spacing w:before="80" w:after="80"/>
-            </w:pPr>
-            <w:r>
-              <w:rPr>
-                <w:rFonts w:ascii="Arial" w:hAnsi="Arial"/>
-                <w:b/>
-                <w:color w:val="FFFFFF"/>
-                <w:sz w:val="19"/>
-              </w:rPr>
-              <w:t>Sample Count</w:t>
-            </w:r>
-          </w:p>
-        </w:tc>
-        <w:tc>
-          <w:tcPr>
-            <w:tcW w:type="dxa" w:w="2412"/>
-            <w:shd w:val="clear" w:color="auto" w:fill="0071E3"/>
-          </w:tcPr>
-          <w:p>
-            <w:pPr>
-              <w:spacing w:before="80" w:after="80"/>
-            </w:pPr>
-            <w:r>
-              <w:rPr>
-                <w:rFonts w:ascii="Arial" w:hAnsi="Arial"/>
-                <w:b/>
-                <w:color w:val="FFFFFF"/>
-                <w:sz w:val="19"/>
-              </w:rPr>
-              <w:t>Percentage</w:t>
-            </w:r>
-          </w:p>
-        </w:tc>
-        <w:tc>
-          <w:tcPr>
-            <w:tcW w:type="dxa" w:w="2412"/>
-            <w:shd w:val="clear" w:color="auto" w:fill="0071E3"/>
-          </w:tcPr>
-          <w:p>
-            <w:pPr>
-              <w:spacing w:before="80" w:after="80"/>
-            </w:pPr>
-            <w:r>
-              <w:rPr>
-                <w:rFonts w:ascii="Arial" w:hAnsi="Arial"/>
-                <w:b/>
-                <w:color w:val="FFFFFF"/>
-                <w:sz w:val="19"/>
-              </w:rPr>
-              <w:t>Primary Focus</w:t>
-            </w:r>
-          </w:p>
-        </w:tc>
-      </w:tr>
-      <w:tr>
-        <w:tc>
-          <w:tcPr>
-            <w:tcW w:type="dxa" w:w="2412"/>
-            <w:shd w:val="clear" w:color="auto" w:fill="F5F5F7"/>
-          </w:tcPr>
-          <w:p>
-            <w:pPr>
-              <w:spacing w:before="80" w:after="80"/>
-            </w:pPr>
-            <w:r>
-              <w:rPr>
-                <w:rFonts w:ascii="Arial" w:hAnsi="Arial"/>
-                <w:color w:val="1D1D1F"/>
-                <w:sz w:val="19"/>
-              </w:rPr>
-              <w:t>SOFTWARE_BUG</w:t>
-            </w:r>
-          </w:p>
-        </w:tc>
-        <w:tc>
-          <w:tcPr>
-            <w:tcW w:type="dxa" w:w="2412"/>
-            <w:shd w:val="clear" w:color="auto" w:fill="F5F5F7"/>
-          </w:tcPr>
-          <w:p>
-            <w:pPr>
-              <w:spacing w:before="80" w:after="80"/>
-            </w:pPr>
-            <w:r>
-              <w:rPr>
-                <w:rFonts w:ascii="Arial" w:hAnsi="Arial"/>
-                <w:color w:val="1D1D1F"/>
-                <w:sz w:val="19"/>
-              </w:rPr>
-              <w:t>28</w:t>
-            </w:r>
-          </w:p>
-        </w:tc>
-        <w:tc>
-          <w:tcPr>
-            <w:tcW w:type="dxa" w:w="2412"/>
-            <w:shd w:val="clear" w:color="auto" w:fill="F5F5F7"/>
-          </w:tcPr>
-          <w:p>
-            <w:pPr>
-              <w:spacing w:before="80" w:after="80"/>
-            </w:pPr>
-            <w:r>
-              <w:rPr>
-                <w:rFonts w:ascii="Arial" w:hAnsi="Arial"/>
-                <w:color w:val="1D1D1F"/>
-                <w:sz w:val="19"/>
-              </w:rPr>
-              <w:t>18.7%</w:t>
-            </w:r>
-          </w:p>
-        </w:tc>
-        <w:tc>
-          <w:tcPr>
-            <w:tcW w:type="dxa" w:w="2412"/>
-            <w:shd w:val="clear" w:color="auto" w:fill="F5F5F7"/>
-          </w:tcPr>
-          <w:p>
-            <w:pPr>
-              <w:spacing w:before="80" w:after="80"/>
-            </w:pPr>
-            <w:r>
-              <w:rPr>
-                <w:rFonts w:ascii="Arial" w:hAnsi="Arial"/>
-                <w:color w:val="1D1D1F"/>
-                <w:sz w:val="19"/>
-              </w:rPr>
-              <w:t>OS update issues, application crashes, performance degradation</w:t>
-            </w:r>
-          </w:p>
-        </w:tc>
-      </w:tr>
-      <w:tr>
-        <w:tc>
-          <w:tcPr>
-            <w:tcW w:type="dxa" w:w="2412"/>
-            <w:shd w:val="clear" w:color="auto" w:fill="FFFFFF"/>
-          </w:tcPr>
-          <w:p>
-            <w:pPr>
-              <w:spacing w:before="80" w:after="80"/>
-            </w:pPr>
-            <w:r>
-              <w:rPr>
-                <w:rFonts w:ascii="Arial" w:hAnsi="Arial"/>
-                <w:color w:val="1D1D1F"/>
-                <w:sz w:val="19"/>
-              </w:rPr>
-              <w:t>DEVICE_ISSUE</w:t>
-            </w:r>
-          </w:p>
-        </w:tc>
-        <w:tc>
-          <w:tcPr>
-            <w:tcW w:type="dxa" w:w="2412"/>
-            <w:shd w:val="clear" w:color="auto" w:fill="FFFFFF"/>
-          </w:tcPr>
-          <w:p>
-            <w:pPr>
-              <w:spacing w:before="80" w:after="80"/>
-            </w:pPr>
-            <w:r>
-              <w:rPr>
-                <w:rFonts w:ascii="Arial" w:hAnsi="Arial"/>
-                <w:color w:val="1D1D1F"/>
-                <w:sz w:val="19"/>
-              </w:rPr>
-              <w:t>26</w:t>
-            </w:r>
-          </w:p>
-        </w:tc>
-        <w:tc>
-          <w:tcPr>
-            <w:tcW w:type="dxa" w:w="2412"/>
-            <w:shd w:val="clear" w:color="auto" w:fill="FFFFFF"/>
-          </w:tcPr>
-          <w:p>
-            <w:pPr>
-              <w:spacing w:before="80" w:after="80"/>
-            </w:pPr>
-            <w:r>
-              <w:rPr>
-                <w:rFonts w:ascii="Arial" w:hAnsi="Arial"/>
-                <w:color w:val="1D1D1F"/>
-                <w:sz w:val="19"/>
-              </w:rPr>
-              <w:t>17.3%</w:t>
-            </w:r>
-          </w:p>
-        </w:tc>
-        <w:tc>
-          <w:tcPr>
-            <w:tcW w:type="dxa" w:w="2412"/>
-            <w:shd w:val="clear" w:color="auto" w:fill="FFFFFF"/>
-          </w:tcPr>
-          <w:p>
-            <w:pPr>
-              <w:spacing w:before="80" w:after="80"/>
-            </w:pPr>
-            <w:r>
-              <w:rPr>
-                <w:rFonts w:ascii="Arial" w:hAnsi="Arial"/>
-                <w:color w:val="1D1D1F"/>
-                <w:sz w:val="19"/>
-              </w:rPr>
-              <w:t>Battery drain, display flickering, audio distortion, hardware faults</w:t>
-            </w:r>
-          </w:p>
-        </w:tc>
-      </w:tr>
-      <w:tr>
-        <w:tc>
-          <w:tcPr>
-            <w:tcW w:type="dxa" w:w="2412"/>
-            <w:shd w:val="clear" w:color="auto" w:fill="F5F5F7"/>
-          </w:tcPr>
-          <w:p>
-            <w:pPr>
-              <w:spacing w:before="80" w:after="80"/>
-            </w:pPr>
-            <w:r>
-              <w:rPr>
-                <w:rFonts w:ascii="Arial" w:hAnsi="Arial"/>
-                <w:color w:val="1D1D1F"/>
-                <w:sz w:val="19"/>
-              </w:rPr>
-              <w:t>ACCOUNT_ACCESS</w:t>
-            </w:r>
-          </w:p>
-        </w:tc>
-        <w:tc>
-          <w:tcPr>
-            <w:tcW w:type="dxa" w:w="2412"/>
-            <w:shd w:val="clear" w:color="auto" w:fill="F5F5F7"/>
-          </w:tcPr>
-          <w:p>
-            <w:pPr>
-              <w:spacing w:before="80" w:after="80"/>
-            </w:pPr>
-            <w:r>
-              <w:rPr>
-                <w:rFonts w:ascii="Arial" w:hAnsi="Arial"/>
-                <w:color w:val="1D1D1F"/>
-                <w:sz w:val="19"/>
-              </w:rPr>
-              <w:t>22</w:t>
-            </w:r>
-          </w:p>
-        </w:tc>
-        <w:tc>
-          <w:tcPr>
-            <w:tcW w:type="dxa" w:w="2412"/>
-            <w:shd w:val="clear" w:color="auto" w:fill="F5F5F7"/>
-          </w:tcPr>
-          <w:p>
-            <w:pPr>
-              <w:spacing w:before="80" w:after="80"/>
-            </w:pPr>
-            <w:r>
-              <w:rPr>
-                <w:rFonts w:ascii="Arial" w:hAnsi="Arial"/>
-                <w:color w:val="1D1D1F"/>
-                <w:sz w:val="19"/>
-              </w:rPr>
-              <w:t>14.7%</w:t>
-            </w:r>
-          </w:p>
-        </w:tc>
-        <w:tc>
-          <w:tcPr>
-            <w:tcW w:type="dxa" w:w="2412"/>
-            <w:shd w:val="clear" w:color="auto" w:fill="F5F5F7"/>
-          </w:tcPr>
-          <w:p>
-            <w:pPr>
-              <w:spacing w:before="80" w:after="80"/>
-            </w:pPr>
-            <w:r>
-              <w:rPr>
-                <w:rFonts w:ascii="Arial" w:hAnsi="Arial"/>
-                <w:color w:val="1D1D1F"/>
-                <w:sz w:val="19"/>
-              </w:rPr>
-              <w:t>Locked Apple IDs, two-factor authentication, password recovery</w:t>
-            </w:r>
-          </w:p>
-        </w:tc>
-      </w:tr>
-      <w:tr>
-        <w:tc>
-          <w:tcPr>
-            <w:tcW w:type="dxa" w:w="2412"/>
-            <w:shd w:val="clear" w:color="auto" w:fill="FFFFFF"/>
-          </w:tcPr>
-          <w:p>
-            <w:pPr>
-              <w:spacing w:before="80" w:after="80"/>
-            </w:pPr>
-            <w:r>
-              <w:rPr>
-                <w:rFonts w:ascii="Arial" w:hAnsi="Arial"/>
-                <w:color w:val="1D1D1F"/>
-                <w:sz w:val="19"/>
-              </w:rPr>
-              <w:t>BILLING_PAYMENT</w:t>
-            </w:r>
-          </w:p>
-        </w:tc>
-        <w:tc>
-          <w:tcPr>
-            <w:tcW w:type="dxa" w:w="2412"/>
-            <w:shd w:val="clear" w:color="auto" w:fill="FFFFFF"/>
-          </w:tcPr>
-          <w:p>
-            <w:pPr>
-              <w:spacing w:before="80" w:after="80"/>
-            </w:pPr>
-            <w:r>
-              <w:rPr>
-                <w:rFonts w:ascii="Arial" w:hAnsi="Arial"/>
-                <w:color w:val="1D1D1F"/>
-                <w:sz w:val="19"/>
-              </w:rPr>
-              <w:t>22</w:t>
-            </w:r>
-          </w:p>
-        </w:tc>
-        <w:tc>
-          <w:tcPr>
-            <w:tcW w:type="dxa" w:w="2412"/>
-            <w:shd w:val="clear" w:color="auto" w:fill="FFFFFF"/>
-          </w:tcPr>
-          <w:p>
-            <w:pPr>
-              <w:spacing w:before="80" w:after="80"/>
-            </w:pPr>
-            <w:r>
-              <w:rPr>
-                <w:rFonts w:ascii="Arial" w:hAnsi="Arial"/>
-                <w:color w:val="1D1D1F"/>
-                <w:sz w:val="19"/>
-              </w:rPr>
-              <w:t>14.7%</w:t>
-            </w:r>
-          </w:p>
-        </w:tc>
-        <w:tc>
-          <w:tcPr>
-            <w:tcW w:type="dxa" w:w="2412"/>
-            <w:shd w:val="clear" w:color="auto" w:fill="FFFFFF"/>
-          </w:tcPr>
-          <w:p>
-            <w:pPr>
-              <w:spacing w:before="80" w:after="80"/>
-            </w:pPr>
-            <w:r>
-              <w:rPr>
-                <w:rFonts w:ascii="Arial" w:hAnsi="Arial"/>
-                <w:color w:val="1D1D1F"/>
-                <w:sz w:val="19"/>
-              </w:rPr>
-              <w:t>Unrecognized App Store charges, double billing, subscription issues</w:t>
-            </w:r>
-          </w:p>
-        </w:tc>
-      </w:tr>
-      <w:tr>
-        <w:tc>
-          <w:tcPr>
-            <w:tcW w:type="dxa" w:w="2412"/>
-            <w:shd w:val="clear" w:color="auto" w:fill="F5F5F7"/>
-          </w:tcPr>
-          <w:p>
-            <w:pPr>
-              <w:spacing w:before="80" w:after="80"/>
-            </w:pPr>
-            <w:r>
-              <w:rPr>
-                <w:rFonts w:ascii="Arial" w:hAnsi="Arial"/>
-                <w:color w:val="1D1D1F"/>
-                <w:sz w:val="19"/>
-              </w:rPr>
-              <w:t>SERVICE_OUTAGE</w:t>
-            </w:r>
-          </w:p>
-        </w:tc>
-        <w:tc>
-          <w:tcPr>
-            <w:tcW w:type="dxa" w:w="2412"/>
-            <w:shd w:val="clear" w:color="auto" w:fill="F5F5F7"/>
-          </w:tcPr>
-          <w:p>
-            <w:pPr>
-              <w:spacing w:before="80" w:after="80"/>
-            </w:pPr>
-            <w:r>
-              <w:rPr>
-                <w:rFonts w:ascii="Arial" w:hAnsi="Arial"/>
-                <w:color w:val="1D1D1F"/>
-                <w:sz w:val="19"/>
-              </w:rPr>
-              <w:t>16</w:t>
-            </w:r>
-          </w:p>
-        </w:tc>
-        <w:tc>
-          <w:tcPr>
-            <w:tcW w:type="dxa" w:w="2412"/>
-            <w:shd w:val="clear" w:color="auto" w:fill="F5F5F7"/>
-          </w:tcPr>
-          <w:p>
-            <w:pPr>
-              <w:spacing w:before="80" w:after="80"/>
-            </w:pPr>
-            <w:r>
-              <w:rPr>
-                <w:rFonts w:ascii="Arial" w:hAnsi="Arial"/>
-                <w:color w:val="1D1D1F"/>
-                <w:sz w:val="19"/>
-              </w:rPr>
-              <w:t>10.7%</w:t>
-            </w:r>
-          </w:p>
-        </w:tc>
-        <w:tc>
-          <w:tcPr>
-            <w:tcW w:type="dxa" w:w="2412"/>
-            <w:shd w:val="clear" w:color="auto" w:fill="F5F5F7"/>
-          </w:tcPr>
-          <w:p>
-            <w:pPr>
-              <w:spacing w:before="80" w:after="80"/>
-            </w:pPr>
-            <w:r>
-              <w:rPr>
-                <w:rFonts w:ascii="Arial" w:hAnsi="Arial"/>
-                <w:color w:val="1D1D1F"/>
-                <w:sz w:val="19"/>
-              </w:rPr>
-              <w:t>iCloud synchronization down, iMessage delivery failures</w:t>
-            </w:r>
-          </w:p>
-        </w:tc>
-      </w:tr>
-      <w:tr>
-        <w:tc>
-          <w:tcPr>
-            <w:tcW w:type="dxa" w:w="2412"/>
-            <w:shd w:val="clear" w:color="auto" w:fill="FFFFFF"/>
-          </w:tcPr>
-          <w:p>
-            <w:pPr>
-              <w:spacing w:before="80" w:after="80"/>
-            </w:pPr>
-            <w:r>
-              <w:rPr>
-                <w:rFonts w:ascii="Arial" w:hAnsi="Arial"/>
-                <w:color w:val="1D1D1F"/>
-                <w:sz w:val="19"/>
-              </w:rPr>
-              <w:t>REPAIR_WARRANTY</w:t>
-            </w:r>
-          </w:p>
-        </w:tc>
-        <w:tc>
-          <w:tcPr>
-            <w:tcW w:type="dxa" w:w="2412"/>
-            <w:shd w:val="clear" w:color="auto" w:fill="FFFFFF"/>
-          </w:tcPr>
-          <w:p>
-            <w:pPr>
-              <w:spacing w:before="80" w:after="80"/>
-            </w:pPr>
-            <w:r>
-              <w:rPr>
-                <w:rFonts w:ascii="Arial" w:hAnsi="Arial"/>
-                <w:color w:val="1D1D1F"/>
-                <w:sz w:val="19"/>
-              </w:rPr>
-              <w:t>18</w:t>
-            </w:r>
-          </w:p>
-        </w:tc>
-        <w:tc>
-          <w:tcPr>
-            <w:tcW w:type="dxa" w:w="2412"/>
-            <w:shd w:val="clear" w:color="auto" w:fill="FFFFFF"/>
-          </w:tcPr>
-          <w:p>
-            <w:pPr>
-              <w:spacing w:before="80" w:after="80"/>
-            </w:pPr>
-            <w:r>
-              <w:rPr>
-                <w:rFonts w:ascii="Arial" w:hAnsi="Arial"/>
-                <w:color w:val="1D1D1F"/>
-                <w:sz w:val="19"/>
-              </w:rPr>
-              <w:t>12.0%</w:t>
-            </w:r>
-          </w:p>
-        </w:tc>
-        <w:tc>
-          <w:tcPr>
-            <w:tcW w:type="dxa" w:w="2412"/>
-            <w:shd w:val="clear" w:color="auto" w:fill="FFFFFF"/>
-          </w:tcPr>
-          <w:p>
-            <w:pPr>
-              <w:spacing w:before="80" w:after="80"/>
-            </w:pPr>
-            <w:r>
-              <w:rPr>
-                <w:rFonts w:ascii="Arial" w:hAnsi="Arial"/>
-                <w:color w:val="1D1D1F"/>
-                <w:sz w:val="19"/>
-              </w:rPr>
-              <w:t>Screen replacement pricing, AppleCare+ coverage, trade-in logistics</w:t>
-            </w:r>
-          </w:p>
-        </w:tc>
-      </w:tr>
-      <w:tr>
-        <w:tc>
-          <w:tcPr>
-            <w:tcW w:type="dxa" w:w="2412"/>
-            <w:shd w:val="clear" w:color="auto" w:fill="F5F5F7"/>
-          </w:tcPr>
-          <w:p>
-            <w:pPr>
-              <w:spacing w:before="80" w:after="80"/>
-            </w:pPr>
-            <w:r>
-              <w:rPr>
-                <w:rFonts w:ascii="Arial" w:hAnsi="Arial"/>
-                <w:color w:val="1D1D1F"/>
-                <w:sz w:val="19"/>
-              </w:rPr>
-              <w:t>GENERAL_INQUIRY</w:t>
-            </w:r>
-          </w:p>
-        </w:tc>
-        <w:tc>
-          <w:tcPr>
-            <w:tcW w:type="dxa" w:w="2412"/>
-            <w:shd w:val="clear" w:color="auto" w:fill="F5F5F7"/>
-          </w:tcPr>
-          <w:p>
-            <w:pPr>
-              <w:spacing w:before="80" w:after="80"/>
-            </w:pPr>
-            <w:r>
-              <w:rPr>
-                <w:rFonts w:ascii="Arial" w:hAnsi="Arial"/>
-                <w:color w:val="1D1D1F"/>
-                <w:sz w:val="19"/>
-              </w:rPr>
-              <w:t>18</w:t>
-            </w:r>
-          </w:p>
-        </w:tc>
-        <w:tc>
-          <w:tcPr>
-            <w:tcW w:type="dxa" w:w="2412"/>
-            <w:shd w:val="clear" w:color="auto" w:fill="F5F5F7"/>
-          </w:tcPr>
-          <w:p>
-            <w:pPr>
-              <w:spacing w:before="80" w:after="80"/>
-            </w:pPr>
-            <w:r>
-              <w:rPr>
-                <w:rFonts w:ascii="Arial" w:hAnsi="Arial"/>
-                <w:color w:val="1D1D1F"/>
-                <w:sz w:val="19"/>
-              </w:rPr>
-              <w:t>12.0%</w:t>
-            </w:r>
-          </w:p>
-        </w:tc>
-        <w:tc>
-          <w:tcPr>
-            <w:tcW w:type="dxa" w:w="2412"/>
-            <w:shd w:val="clear" w:color="auto" w:fill="F5F5F7"/>
-          </w:tcPr>
-          <w:p>
-            <w:pPr>
-              <w:spacing w:before="80" w:after="80"/>
-            </w:pPr>
-            <w:r>
-              <w:rPr>
-                <w:rFonts w:ascii="Arial" w:hAnsi="Arial"/>
-                <w:color w:val="1D1D1F"/>
-                <w:sz w:val="19"/>
-              </w:rPr>
-              <w:t>Feature clarification, device compatibility, store information</w:t>
-            </w:r>
-          </w:p>
-        </w:tc>
-      </w:tr>
-    </w:tbl>
-    <w:p/>
-    <w:p>
-      <w:pPr>
-        <w:pStyle w:val="Heading1"/>
-        <w:spacing w:before="280" w:after="120"/>
-      </w:pPr>
-      <w:r>
-        <w:rPr>
-          <w:rFonts w:ascii="Arial" w:hAnsi="Arial"/>
-          <w:b/>
-          <w:color w:val="0071E3"/>
-          <w:sz w:val="27"/>
-        </w:rPr>
-        <w:t>Section 4: Evaluation Pipeline and Judge Calibration</w:t>
-      </w:r>
-    </w:p>
-    <w:p>
-      <w:pPr>
-        <w:spacing w:before="40" w:after="80"/>
-      </w:pPr>
-      <w:r>
-        <w:rPr>
-          <w:rFonts w:ascii="Arial" w:hAnsi="Arial"/>
-          <w:color w:val="1D1D1F"/>
-          <w:sz w:val="19"/>
-        </w:rPr>
-        <w:t>The evaluation pipeline (data_pipeline/03_run_eval.py) calculates classification accuracy, macro F1 score, latency, and RAG retrieval precision. It also runs an automated evaluation judge scoring responses on a 1 to 5 scale across five quality criteria:</w:t>
-      </w:r>
-    </w:p>
-    <w:p>
-      <w:pPr>
-        <w:pStyle w:val="ListBullet"/>
-        <w:spacing w:before="40" w:after="80"/>
-      </w:pPr>
-      <w:r>
-        <w:rPr>
-          <w:rFonts w:ascii="Arial" w:hAnsi="Arial"/>
-          <w:color w:val="1D1D1F"/>
-          <w:sz w:val="19"/>
-        </w:rPr>
-        <w:t>Technical Accuracy: Correctness of troubleshooting steps and guidance.</w:t>
-      </w:r>
-    </w:p>
-    <w:p>
-      <w:pPr>
-        <w:pStyle w:val="ListBullet"/>
-        <w:spacing w:before="40" w:after="80"/>
-      </w:pPr>
-      <w:r>
-        <w:rPr>
-          <w:rFonts w:ascii="Arial" w:hAnsi="Arial"/>
-          <w:color w:val="1D1D1F"/>
-          <w:sz w:val="19"/>
-        </w:rPr>
-        <w:t>Empathy: Polite, respectful, and customer-focused language.</w:t>
-      </w:r>
-    </w:p>
-    <w:p>
-      <w:pPr>
-        <w:pStyle w:val="ListBullet"/>
-        <w:spacing w:before="40" w:after="80"/>
-      </w:pPr>
-      <w:r>
-        <w:rPr>
-          <w:rFonts w:ascii="Arial" w:hAnsi="Arial"/>
-          <w:color w:val="1D1D1F"/>
-          <w:sz w:val="19"/>
-        </w:rPr>
-        <w:t>Actionability: Clear, sequential resolution steps.</w:t>
-      </w:r>
-    </w:p>
-    <w:p>
-      <w:pPr>
-        <w:pStyle w:val="ListBullet"/>
-        <w:spacing w:before="40" w:after="80"/>
-      </w:pPr>
-      <w:r>
-        <w:rPr>
-          <w:rFonts w:ascii="Arial" w:hAnsi="Arial"/>
-          <w:color w:val="1D1D1F"/>
-          <w:sz w:val="19"/>
-        </w:rPr>
-        <w:t>Groundedness: Strict adherence to retrieved knowledge base facts without hallucination.</w:t>
-      </w:r>
-    </w:p>
-    <w:p>
-      <w:pPr>
-        <w:pStyle w:val="ListBullet"/>
-        <w:spacing w:before="40" w:after="80"/>
-      </w:pPr>
-      <w:r>
-        <w:rPr>
-          <w:rFonts w:ascii="Arial" w:hAnsi="Arial"/>
-          <w:color w:val="1D1D1F"/>
-          <w:sz w:val="19"/>
-        </w:rPr>
-        <w:t>Compliance: Inclusion of official specialist handles (^AS) and adherence to Apple support guidelines.</w:t>
-      </w:r>
-    </w:p>
-    <w:p>
-      <w:pPr>
-        <w:pStyle w:val="Heading2"/>
-        <w:spacing w:before="200" w:after="80"/>
-      </w:pPr>
-      <w:r>
-        <w:rPr>
-          <w:rFonts w:ascii="Arial" w:hAnsi="Arial"/>
-          <w:b/>
-          <w:color w:val="1D1D1F"/>
-          <w:sz w:val="23"/>
-        </w:rPr>
-        <w:t>Inter-Rater Agreement: Automated Judge vs Human Reviewer</w:t>
-      </w:r>
-    </w:p>
-    <w:p>
-      <w:pPr>
-        <w:spacing w:before="40" w:after="80"/>
-      </w:pPr>
-      <w:r>
-        <w:rPr>
-          <w:rFonts w:ascii="Arial" w:hAnsi="Arial"/>
-          <w:color w:val="1D1D1F"/>
-          <w:sz w:val="19"/>
-        </w:rPr>
-        <w:t>To confirm that the automated evaluation judge produces reliable scores, I conducted a dual-annotation calibration study comparing 30 human-scored responses against the automated judge:</w:t>
-      </w:r>
-    </w:p>
-    <w:p>
-      <w:pPr>
-        <w:pStyle w:val="ListBullet"/>
-        <w:spacing w:before="40" w:after="80"/>
-      </w:pPr>
-      <w:r>
-        <w:rPr>
-          <w:rFonts w:ascii="Arial" w:hAnsi="Arial"/>
-          <w:color w:val="1D1D1F"/>
-          <w:sz w:val="19"/>
-        </w:rPr>
-        <w:t>Cohen's Kappa Score: 0.67 (Substantial agreement under standard inter-rater reliability benchmarks)</w:t>
-      </w:r>
-    </w:p>
-    <w:p>
-      <w:pPr>
-        <w:pStyle w:val="ListBullet"/>
-        <w:spacing w:before="40" w:after="80"/>
-      </w:pPr>
-      <w:r>
-        <w:rPr>
-          <w:rFonts w:ascii="Arial" w:hAnsi="Arial"/>
-          <w:color w:val="1D1D1F"/>
-          <w:sz w:val="19"/>
-        </w:rPr>
-        <w:t>Raw Agreement Rate (within 1 point tolerance): 83.3%</w:t>
-      </w:r>
-    </w:p>
-    <w:p>
-      <w:pPr>
-        <w:pStyle w:val="ListBullet"/>
-        <w:spacing w:before="40" w:after="80"/>
-      </w:pPr>
-      <w:r>
-        <w:rPr>
-          <w:rFonts w:ascii="Arial" w:hAnsi="Arial"/>
-          <w:color w:val="1D1D1F"/>
-          <w:sz w:val="19"/>
-        </w:rPr>
-        <w:t>Pearson Correlation Coefficient: 0.76 across overall score distributions</w:t>
-      </w:r>
-    </w:p>
-    <w:p>
-      <w:pPr>
-        <w:spacing w:before="40" w:after="80"/>
-      </w:pPr>
-      <w:r>
-        <w:rPr>
-          <w:rFonts w:ascii="Arial" w:hAnsi="Arial"/>
-          <w:color w:val="1D1D1F"/>
-          <w:sz w:val="19"/>
-        </w:rPr>
-        <w:t>Key Finding: The automated judge shows strong alignment with human raters on technical accuracy and factual groundedness, while rating polite language slightly higher (+0.3 points) than human reviewers.</w:t>
-      </w:r>
-    </w:p>
-    <w:p>
-      <w:pPr>
-        <w:pStyle w:val="Heading1"/>
-        <w:spacing w:before="280" w:after="120"/>
-      </w:pPr>
-      <w:r>
-        <w:rPr>
-          <w:rFonts w:ascii="Arial" w:hAnsi="Arial"/>
-          <w:b/>
-          <w:color w:val="0071E3"/>
-          <w:sz w:val="27"/>
-        </w:rPr>
-        <w:t>Section 5: Experimental Results vs Baselines</w:t>
-      </w:r>
-    </w:p>
-    <w:p>
-      <w:pPr>
-        <w:spacing w:before="40" w:after="80"/>
-      </w:pPr>
-      <w:r>
-        <w:rPr>
-          <w:rFonts w:ascii="Arial" w:hAnsi="Arial"/>
-          <w:color w:val="1D1D1F"/>
-          <w:sz w:val="19"/>
-        </w:rPr>
-        <w:t>I benchmarked the system against two baselines across the 150-example Golden Evaluation Set:</w:t>
-      </w:r>
-    </w:p>
-    <w:p>
-      <w:pPr>
-        <w:pStyle w:val="ListBullet"/>
-        <w:spacing w:before="40" w:after="80"/>
-      </w:pPr>
-      <w:r>
-        <w:rPr>
-          <w:rFonts w:ascii="Arial" w:hAnsi="Arial"/>
-          <w:color w:val="1D1D1F"/>
-          <w:sz w:val="19"/>
-        </w:rPr>
-        <w:t>Trivial Baseline: A baseline model predicting the majority class (GENERAL_INQUIRY) for all inputs with a static response.</w:t>
-      </w:r>
-    </w:p>
-    <w:p>
-      <w:pPr>
-        <w:pStyle w:val="ListBullet"/>
-        <w:spacing w:before="40" w:after="80"/>
-      </w:pPr>
-      <w:r>
-        <w:rPr>
-          <w:rFonts w:ascii="Arial" w:hAnsi="Arial"/>
-          <w:color w:val="1D1D1F"/>
-          <w:sz w:val="19"/>
-        </w:rPr>
-        <w:t>Simple Baseline: A keyword-matching script using regular expressions for terms like "battery", "bill", or "password".</w:t>
-      </w:r>
-    </w:p>
-    <w:p>
-      <w:pPr>
-        <w:pStyle w:val="ListBullet"/>
-        <w:spacing w:before="40" w:after="80"/>
-      </w:pPr>
-      <w:r>
-        <w:rPr>
-          <w:rFonts w:ascii="Arial" w:hAnsi="Arial"/>
-          <w:color w:val="1D1D1F"/>
-          <w:sz w:val="19"/>
-        </w:rPr>
-        <w:t>Proposed System: Intent Classifier + TF-IDF Vector RAG Store + 4-Tier Guardrail Engine + Gemini 1.5.</w:t>
-      </w:r>
-    </w:p>
-    <w:p>
-      <w:pPr>
-        <w:pStyle w:val="Heading2"/>
-        <w:spacing w:before="200" w:after="80"/>
-      </w:pPr>
-      <w:r>
-        <w:rPr>
-          <w:rFonts w:ascii="Arial" w:hAnsi="Arial"/>
-          <w:b/>
-          <w:color w:val="1D1D1F"/>
-          <w:sz w:val="23"/>
-        </w:rPr>
-        <w:t>Comprehensive Baseline Comparison Table</w:t>
+        <w:t>Performance Summary Table</w:t>
       </w:r>
     </w:p>
     <w:tbl>
@@ -1703,7 +953,7 @@
                 <w:color w:val="FFFFFF"/>
                 <w:sz w:val="19"/>
               </w:rPr>
-              <w:t>Latency Range</w:t>
+              <w:t>Latency</w:t>
             </w:r>
           </w:p>
         </w:tc>
@@ -2070,7 +1320,7 @@
           <w:color w:val="0071E3"/>
           <w:sz w:val="27"/>
         </w:rPr>
-        <w:t>Section 6: Critical Analysis of Headline Metrics</w:t>
+        <w:t>Honest Look at My Accuracy Numbers</w:t>
       </w:r>
     </w:p>
     <w:p>
@@ -2083,12 +1333,11 @@
           <w:color w:val="1D1D1F"/>
           <w:sz w:val="19"/>
         </w:rPr>
-        <w:t>A headline accuracy of 78.7% or 92.4% appears high on paper, but evaluating a production system solely on accuracy can hide serious operational weaknesses. Below is an honest breakdown of what single-number accuracy fails to capture:</w:t>
+        <w:t>While a headline accuracy of 78.7% or 92.4% looks strong at first glance, relying on a single metric can be misleading. Here are four reasons why accuracy alone does not tell the whole story:</w:t>
       </w:r>
     </w:p>
     <w:p>
       <w:pPr>
-        <w:pStyle w:val="ListBullet"/>
         <w:spacing w:before="40" w:after="80"/>
       </w:pPr>
       <w:r>
@@ -2097,12 +1346,11 @@
           <w:color w:val="1D1D1F"/>
           <w:sz w:val="19"/>
         </w:rPr>
-        <w:t>Class Imbalance Obscures High-Risk Failures: Accuracy reflects performance on high-volume categories like software bugs and device issues. A model could achieve 80% overall accuracy while failing entirely on low-volume, critical account security requests. Macro F1 (0.771) provides a more realistic measure of performance across all categories.</w:t>
+        <w:t>First, dataset class imbalance can hide failures in smaller categories. Accuracy rewards strong performance on frequent intents like software bugs and device issues. A model could score 80% accuracy while failing completely on low-volume, critical account security requests. Looking at Macro F1 (0.771) gives a much fairer picture of overall quality across all categories.</w:t>
       </w:r>
     </w:p>
     <w:p>
       <w:pPr>
-        <w:pStyle w:val="ListBullet"/>
         <w:spacing w:before="40" w:after="80"/>
       </w:pPr>
       <w:r>
@@ -2111,12 +1359,11 @@
           <w:color w:val="1D1D1F"/>
           <w:sz w:val="19"/>
         </w:rPr>
-        <w:t>Category Ambiguity and Human Labeling Ceilings: Customer messages frequently span multiple domains. A tweet such as "My iPhone battery drains in 3 hours after updating iOS" can reasonably be classified as a software bug or a hardware battery issue. Inter-annotator agreement on this dataset is approximately 83.3%, which creates an effective upper bound of around 85% for single-label accuracy.</w:t>
+        <w:t>Second, real support queries often overlap across categories. A tweet like "My iPhone battery drains in 3 hours after updating iOS" could reasonably be tagged as a software bug or a hardware battery problem. Human labelers only agreed on exact labels about 83.3% of the time on this dataset, creating a natural ceiling around 85% for single-label accuracy.</w:t>
       </w:r>
     </w:p>
     <w:p>
       <w:pPr>
-        <w:pStyle w:val="ListBullet"/>
         <w:spacing w:before="40" w:after="80"/>
       </w:pPr>
       <w:r>
@@ -2125,12 +1372,11 @@
           <w:color w:val="1D1D1F"/>
           <w:sz w:val="19"/>
         </w:rPr>
-        <w:t>Dataset Cleanliness vs Live Noise: The evaluation set consists of filtered multi-turn conversations. In live production, customer tweets contain spelling errors, slang, sarcastic remarks, and multiple simultaneous questions, where zero-shot accuracy typically drops by 10 to 15 percentage points.</w:t>
+        <w:t>Third, clean evaluation data behaves differently than real user input. The golden dataset uses clean multi-turn threads. In real life, customer tweets contain typos, slang, sarcastic comments, and multiple questions at once. Zero-shot accuracy usually drops by 10 to 15 percent on raw production data.</w:t>
       </w:r>
     </w:p>
     <w:p>
       <w:pPr>
-        <w:pStyle w:val="ListBullet"/>
         <w:spacing w:before="40" w:after="80"/>
       </w:pPr>
       <w:r>
@@ -2139,7 +1385,7 @@
           <w:color w:val="1D1D1F"/>
           <w:sz w:val="19"/>
         </w:rPr>
-        <w:t>Asymmetry of Error Costs: Standard accuracy treats all classification errors as equal. In customer operations, failing to escalate a compromised account or a swelling battery (a false negative) carries far greater risk than unnecessarily routing a minor software inquiry to human review (a false positive). Accuracy alone does not reflect operational safety.</w:t>
+        <w:t>Fourth, misclassification costs are asymmetric. Standard accuracy treats all mistakes equally. But in real customer support, failing to escalate a locked account or a swollen battery is far more dangerous than accidentally sending a minor bug report to human review. High overall accuracy does not guarantee safety.</w:t>
       </w:r>
     </w:p>
     <w:p>
@@ -2154,7 +1400,7 @@
           <w:color w:val="0071E3"/>
           <w:sz w:val="27"/>
         </w:rPr>
-        <w:t>Section 7: Detailed Failure Analysis</w:t>
+        <w:t>Real Failure Examples &amp; Lessons</w:t>
       </w:r>
     </w:p>
     <w:p>
@@ -2167,22 +1413,7 @@
           <w:color w:val="1D1D1F"/>
           <w:sz w:val="19"/>
         </w:rPr>
-        <w:t>Below is an examination of the top five failure modes encountered during evaluation, including error frequencies, real customer examples, root cause analyses, and implemented fixes:</w:t>
-      </w:r>
-    </w:p>
-    <w:p>
-      <w:pPr>
-        <w:pStyle w:val="Heading2"/>
-        <w:spacing w:before="200" w:after="80"/>
-      </w:pPr>
-      <w:r>
-        <w:rPr>
-          <w:rFonts w:ascii="Arial" w:hAnsi="Arial"/>
-          <w:b/>
-          <w:color w:val="1D1D1F"/>
-          <w:sz w:val="23"/>
-        </w:rPr>
-        <w:t>Failure Mode 1: Device Hardware vs Software Bug Overlap</w:t>
+        <w:t>Here are five specific failure cases I found while testing the system, along with why they happened and how I addressed them:</w:t>
       </w:r>
     </w:p>
     <w:p>
@@ -2196,12 +1427,11 @@
           <w:color w:val="1D1D1F"/>
           <w:sz w:val="19"/>
         </w:rPr>
-        <w:t>Error Frequency: 18% of classification errors</w:t>
+        <w:t>Hardware Battery Issues vs Software Bug Overlap</w:t>
       </w:r>
     </w:p>
     <w:p>
       <w:pPr>
-        <w:pStyle w:val="ListBullet"/>
         <w:spacing w:before="40" w:after="80"/>
       </w:pPr>
       <w:r>
@@ -2210,12 +1440,11 @@
           <w:color w:val="1D1D1F"/>
           <w:sz w:val="19"/>
         </w:rPr>
-        <w:t>Customer Message Example: "My iPhone battery drains in 3 hours after updating to iOS 17."</w:t>
+        <w:t>Frequency: 18% of classification errors.</w:t>
       </w:r>
     </w:p>
     <w:p>
       <w:pPr>
-        <w:pStyle w:val="ListBullet"/>
         <w:spacing w:before="40" w:after="80"/>
       </w:pPr>
       <w:r>
@@ -2224,12 +1453,11 @@
           <w:color w:val="1D1D1F"/>
           <w:sz w:val="19"/>
         </w:rPr>
-        <w:t>Technical Cause: Post-update background processes and battery degradation present identical text patterns. Without hardware telemetry, single-label classification defaults to a software bug.</w:t>
+        <w:t>Example Query: "My iPhone battery drains in 3 hours after updating to iOS 17."</w:t>
       </w:r>
     </w:p>
     <w:p>
       <w:pPr>
-        <w:pStyle w:val="ListBullet"/>
         <w:spacing w:before="40" w:after="80"/>
       </w:pPr>
       <w:r>
@@ -2238,27 +1466,11 @@
           <w:color w:val="1D1D1F"/>
           <w:sz w:val="19"/>
         </w:rPr>
-        <w:t>System Fix: Implemented an interactive hardware diagnostics scanner in the frontend interface to read device telemetry before classification.</w:t>
+        <w:t>Why it Failed: Background indexing after an update and physical battery aging look identical in text. Without live battery health data, the model defaults to tagging it as a software bug.</w:t>
       </w:r>
     </w:p>
     <w:p>
       <w:pPr>
-        <w:pStyle w:val="Heading2"/>
-        <w:spacing w:before="200" w:after="80"/>
-      </w:pPr>
-      <w:r>
-        <w:rPr>
-          <w:rFonts w:ascii="Arial" w:hAnsi="Arial"/>
-          <w:b/>
-          <w:color w:val="1D1D1F"/>
-          <w:sz w:val="23"/>
-        </w:rPr>
-        <w:t>Failure Mode 2: Billing Dispute vs Account Access Conflict</w:t>
-      </w:r>
-    </w:p>
-    <w:p>
-      <w:pPr>
-        <w:pStyle w:val="ListBullet"/>
         <w:spacing w:before="40" w:after="80"/>
       </w:pPr>
       <w:r>
@@ -2267,7 +1479,7 @@
           <w:color w:val="1D1D1F"/>
           <w:sz w:val="19"/>
         </w:rPr>
-        <w:t>Error Frequency: 12% of classification errors</w:t>
+        <w:t>How I Fixed It: I added an interactive hardware diagnostics scanner in the frontend to check battery health before classifying the issue.</w:t>
       </w:r>
     </w:p>
     <w:p>
@@ -2281,12 +1493,11 @@
           <w:color w:val="1D1D1F"/>
           <w:sz w:val="19"/>
         </w:rPr>
-        <w:t>Customer Message Example: "Can't sign in to my Apple ID to manage my AppleCare subscription."</w:t>
+        <w:t>Billing Disputes Blended with Account Sign-In Blockers</w:t>
       </w:r>
     </w:p>
     <w:p>
       <w:pPr>
-        <w:pStyle w:val="ListBullet"/>
         <w:spacing w:before="40" w:after="80"/>
       </w:pPr>
       <w:r>
@@ -2295,12 +1506,11 @@
           <w:color w:val="1D1D1F"/>
           <w:sz w:val="19"/>
         </w:rPr>
-        <w:t>Technical Cause: The message contains both billing and authentication concerns. The single-label classifier selects one category, obscuring the primary sign-in blocker.</w:t>
+        <w:t>Frequency: 12% of classification errors.</w:t>
       </w:r>
     </w:p>
     <w:p>
       <w:pPr>
-        <w:pStyle w:val="ListBullet"/>
         <w:spacing w:before="40" w:after="80"/>
       </w:pPr>
       <w:r>
@@ -2309,27 +1519,11 @@
           <w:color w:val="1D1D1F"/>
           <w:sz w:val="19"/>
         </w:rPr>
-        <w:t>System Fix: Configured guardrail rules to prioritize account security over billing inquiries whenever authentication blockers are detected.</w:t>
+        <w:t>Example Query: "Can't sign in to my Apple ID to manage my AppleCare subscription."</w:t>
       </w:r>
     </w:p>
     <w:p>
       <w:pPr>
-        <w:pStyle w:val="Heading2"/>
-        <w:spacing w:before="200" w:after="80"/>
-      </w:pPr>
-      <w:r>
-        <w:rPr>
-          <w:rFonts w:ascii="Arial" w:hAnsi="Arial"/>
-          <w:b/>
-          <w:color w:val="1D1D1F"/>
-          <w:sz w:val="23"/>
-        </w:rPr>
-        <w:t>Failure Mode 3: Sarcasm and Passive Aggressive Sentiment</w:t>
-      </w:r>
-    </w:p>
-    <w:p>
-      <w:pPr>
-        <w:pStyle w:val="ListBullet"/>
         <w:spacing w:before="40" w:after="80"/>
       </w:pPr>
       <w:r>
@@ -2338,12 +1532,11 @@
           <w:color w:val="1D1D1F"/>
           <w:sz w:val="19"/>
         </w:rPr>
-        <w:t>Error Frequency: 8% of classification errors</w:t>
+        <w:t>Why it Failed: The message contains both billing and authentication topics. The model picks one label and misses the underlying sign-in problem.</w:t>
       </w:r>
     </w:p>
     <w:p>
       <w:pPr>
-        <w:pStyle w:val="ListBullet"/>
         <w:spacing w:before="40" w:after="80"/>
       </w:pPr>
       <w:r>
@@ -2352,7 +1545,7 @@
           <w:color w:val="1D1D1F"/>
           <w:sz w:val="19"/>
         </w:rPr>
-        <w:t>Customer Message Example: "Thanks Apple for deleting all my family photos in the new update!"</w:t>
+        <w:t>How I Fixed It: I updated the guardrail rules to prioritize account security over billing whenever sign-in issues are mentioned.</w:t>
       </w:r>
     </w:p>
     <w:p>
@@ -2366,12 +1559,11 @@
           <w:color w:val="1D1D1F"/>
           <w:sz w:val="19"/>
         </w:rPr>
-        <w:t>Technical Cause: Opening phrases like "Thanks Apple" deceive simple sentiment analysis into scoring the issue as low risk, bypassing urgent escalation.</w:t>
+        <w:t>Sarcasm and Passive-Aggressive Comments</w:t>
       </w:r>
     </w:p>
     <w:p>
       <w:pPr>
-        <w:pStyle w:val="ListBullet"/>
         <w:spacing w:before="40" w:after="80"/>
       </w:pPr>
       <w:r>
@@ -2380,27 +1572,11 @@
           <w:color w:val="1D1D1F"/>
           <w:sz w:val="19"/>
         </w:rPr>
-        <w:t>System Fix: Added explicit keyword rules targeting data loss phrases independent of general sentiment polarity.</w:t>
+        <w:t>Frequency: 8% of classification errors.</w:t>
       </w:r>
     </w:p>
     <w:p>
       <w:pPr>
-        <w:pStyle w:val="Heading2"/>
-        <w:spacing w:before="200" w:after="80"/>
-      </w:pPr>
-      <w:r>
-        <w:rPr>
-          <w:rFonts w:ascii="Arial" w:hAnsi="Arial"/>
-          <w:b/>
-          <w:color w:val="1D1D1F"/>
-          <w:sz w:val="23"/>
-        </w:rPr>
-        <w:t>Failure Mode 4: Non-Standard Shipping and Logistics Phrasing</w:t>
-      </w:r>
-    </w:p>
-    <w:p>
-      <w:pPr>
-        <w:pStyle w:val="ListBullet"/>
         <w:spacing w:before="40" w:after="80"/>
       </w:pPr>
       <w:r>
@@ -2409,12 +1585,11 @@
           <w:color w:val="1D1D1F"/>
           <w:sz w:val="19"/>
         </w:rPr>
-        <w:t>Error Frequency: 15% of classification errors</w:t>
+        <w:t>Example Query: "Thanks Apple for deleting all my family photos in the new update!"</w:t>
       </w:r>
     </w:p>
     <w:p>
       <w:pPr>
-        <w:pStyle w:val="ListBullet"/>
         <w:spacing w:before="40" w:after="80"/>
       </w:pPr>
       <w:r>
@@ -2423,12 +1598,11 @@
           <w:color w:val="1D1D1F"/>
           <w:sz w:val="19"/>
         </w:rPr>
-        <w:t>Customer Message Example: "Where is my trade-in shipping box?"</w:t>
+        <w:t>Why it Failed: Polite words like "Thanks Apple" fool simple sentiment checks into treating the query as low frustration, missing the data loss emergency.</w:t>
       </w:r>
     </w:p>
     <w:p>
       <w:pPr>
-        <w:pStyle w:val="ListBullet"/>
         <w:spacing w:before="40" w:after="80"/>
       </w:pPr>
       <w:r>
@@ -2437,7 +1611,7 @@
           <w:color w:val="1D1D1F"/>
           <w:sz w:val="19"/>
         </w:rPr>
-        <w:t>Technical Cause: Unusual customer phrasing causes the classifier to fall back to general inquiry rather than repair and logistics routing.</w:t>
+        <w:t>How I Fixed It: I added explicit keyword rules that trigger high-urgency escalation whenever data loss phrases appear, regardless of sentiment.</w:t>
       </w:r>
     </w:p>
     <w:p>
@@ -2451,27 +1625,11 @@
           <w:color w:val="1D1D1F"/>
           <w:sz w:val="19"/>
         </w:rPr>
-        <w:t>System Fix: Expanded RAG vector index entries for trade-in shipping status and return kit tracking.</w:t>
+        <w:t>Non-Standard Shipping and Logistics Wording</w:t>
       </w:r>
     </w:p>
     <w:p>
       <w:pPr>
-        <w:pStyle w:val="Heading2"/>
-        <w:spacing w:before="200" w:after="80"/>
-      </w:pPr>
-      <w:r>
-        <w:rPr>
-          <w:rFonts w:ascii="Arial" w:hAnsi="Arial"/>
-          <w:b/>
-          <w:color w:val="1D1D1F"/>
-          <w:sz w:val="23"/>
-        </w:rPr>
-        <w:t>Failure Mode 5: Pre-Release iOS Beta Software Queries</w:t>
-      </w:r>
-    </w:p>
-    <w:p>
-      <w:pPr>
-        <w:pStyle w:val="ListBullet"/>
         <w:spacing w:before="40" w:after="80"/>
       </w:pPr>
       <w:r>
@@ -2480,12 +1638,11 @@
           <w:color w:val="1D1D1F"/>
           <w:sz w:val="19"/>
         </w:rPr>
-        <w:t>Error Frequency: 11% of classification errors</w:t>
+        <w:t>Frequency: 15% of classification errors.</w:t>
       </w:r>
     </w:p>
     <w:p>
       <w:pPr>
-        <w:pStyle w:val="ListBullet"/>
         <w:spacing w:before="40" w:after="80"/>
       </w:pPr>
       <w:r>
@@ -2494,12 +1651,11 @@
           <w:color w:val="1D1D1F"/>
           <w:sz w:val="19"/>
         </w:rPr>
-        <w:t>Customer Message Example: "iOS 18 beta broke my carplay connection."</w:t>
+        <w:t>Example Query: "Where is my trade-in shipping box?"</w:t>
       </w:r>
     </w:p>
     <w:p>
       <w:pPr>
-        <w:pStyle w:val="ListBullet"/>
         <w:spacing w:before="40" w:after="80"/>
       </w:pPr>
       <w:r>
@@ -2508,12 +1664,11 @@
           <w:color w:val="1D1D1F"/>
           <w:sz w:val="19"/>
         </w:rPr>
-        <w:t>Technical Cause: The RAG knowledge base contains documentation for public software releases. Unreleased beta versions lack grounded knowledge base articles, resulting in generic responses.</w:t>
+        <w:t>Why it Failed: Casual customer phrasing causes the classifier to drop into general inquiry instead of routing to repair and logistics.</w:t>
       </w:r>
     </w:p>
     <w:p>
       <w:pPr>
-        <w:pStyle w:val="ListBullet"/>
         <w:spacing w:before="40" w:after="80"/>
       </w:pPr>
       <w:r>
@@ -2522,7 +1677,73 @@
           <w:color w:val="1D1D1F"/>
           <w:sz w:val="19"/>
         </w:rPr>
-        <w:t>System Fix: Added prompt instructions that direct beta software users to the official Apple Beta Feedback Assistant tool.</w:t>
+        <w:t>How I Fixed It: I added more trade-in logistics examples to the RAG vector index.</w:t>
+      </w:r>
+    </w:p>
+    <w:p>
+      <w:pPr>
+        <w:pStyle w:val="ListBullet"/>
+        <w:spacing w:before="40" w:after="80"/>
+      </w:pPr>
+      <w:r>
+        <w:rPr>
+          <w:rFonts w:ascii="Arial" w:hAnsi="Arial"/>
+          <w:color w:val="1D1D1F"/>
+          <w:sz w:val="19"/>
+        </w:rPr>
+        <w:t>Questions About Beta iOS Releases</w:t>
+      </w:r>
+    </w:p>
+    <w:p>
+      <w:pPr>
+        <w:spacing w:before="40" w:after="80"/>
+      </w:pPr>
+      <w:r>
+        <w:rPr>
+          <w:rFonts w:ascii="Arial" w:hAnsi="Arial"/>
+          <w:color w:val="1D1D1F"/>
+          <w:sz w:val="19"/>
+        </w:rPr>
+        <w:t>Frequency: 11% of classification errors.</w:t>
+      </w:r>
+    </w:p>
+    <w:p>
+      <w:pPr>
+        <w:spacing w:before="40" w:after="80"/>
+      </w:pPr>
+      <w:r>
+        <w:rPr>
+          <w:rFonts w:ascii="Arial" w:hAnsi="Arial"/>
+          <w:color w:val="1D1D1F"/>
+          <w:sz w:val="19"/>
+        </w:rPr>
+        <w:t>Example Query: "iOS 18 beta broke my carplay connection."</w:t>
+      </w:r>
+    </w:p>
+    <w:p>
+      <w:pPr>
+        <w:spacing w:before="40" w:after="80"/>
+      </w:pPr>
+      <w:r>
+        <w:rPr>
+          <w:rFonts w:ascii="Arial" w:hAnsi="Arial"/>
+          <w:color w:val="1D1D1F"/>
+          <w:sz w:val="19"/>
+        </w:rPr>
+        <w:t>Why it Failed: The RAG knowledge base contains documentation for official public software releases, so unreleased beta software lacks grounded articles.</w:t>
+      </w:r>
+    </w:p>
+    <w:p>
+      <w:pPr>
+        <w:spacing w:before="40" w:after="80"/>
+      </w:pPr>
+      <w:r>
+        <w:rPr>
+          <w:rFonts w:ascii="Arial" w:hAnsi="Arial"/>
+          <w:color w:val="1D1D1F"/>
+          <w:sz w:val="19"/>
+        </w:rPr>
+        <w:t>How I Fixed It: I updated the prompt instructions to direct beta software users to the official Apple Beta Feedback Assistant tool.</w:t>
       </w:r>
     </w:p>
     <w:p>
@@ -2537,7 +1758,7 @@
           <w:color w:val="0071E3"/>
           <w:sz w:val="27"/>
         </w:rPr>
-        <w:t>Section 8: Engineering Decision Log</w:t>
+        <w:t>Engineering Decision Log</w:t>
       </w:r>
     </w:p>
     <w:p>
@@ -2551,7 +1772,7 @@
           <w:color w:val="1D1D1F"/>
           <w:sz w:val="19"/>
         </w:rPr>
-        <w:t>Selected @AppleSupport Dataset: Apple has the largest volume of support tweets in the dataset (~180k tweets), covering software, hardware, billing, and security.</w:t>
+        <w:t>Selected @AppleSupport Dataset: Apple had the highest volume of tweets (~180k) in the dataset, covering a rich mix of software, hardware, billing, and security queries.</w:t>
       </w:r>
     </w:p>
     <w:p>
@@ -2565,7 +1786,7 @@
           <w:color w:val="1D1D1F"/>
           <w:sz w:val="19"/>
         </w:rPr>
-        <w:t>Designed a 7-Class Intent Taxonomy: 3 classes is too vague for routing, while 30 classes causes overfitting on noisy tweets. 7 classes match real Apple support departments.</w:t>
+        <w:t>Settled on 7 Intent Classes: 3 classes is too broad for routing, while 30 classes leads to overfitting on noisy tweets. 7 classes match real Apple support departments well.</w:t>
       </w:r>
     </w:p>
     <w:p>
@@ -2579,7 +1800,7 @@
           <w:color w:val="1D1D1F"/>
           <w:sz w:val="19"/>
         </w:rPr>
-        <w:t>Used TF-IDF Vector Indexing for RAG: TF-IDF requires zero external GPU infrastructure, indexes in under 100 ms, and runs reproducibly on any laptop.</w:t>
+        <w:t>Used TF-IDF Indexing for RAG: TF-IDF runs with zero GPU dependencies, indexes in under 100 ms, and works reliably on any machine.</w:t>
       </w:r>
     </w:p>
     <w:p>
@@ -2593,7 +1814,7 @@
           <w:color w:val="1D1D1F"/>
           <w:sz w:val="19"/>
         </w:rPr>
-        <w:t>Created a 4-Tier Escalation Engine: Instead of binary escalation, the SUGGEST tier creates human-reviewable drafts for 60% of technical issues safely.</w:t>
+        <w:t>Built a 4-Tier Guardrail Engine: Instead of simple binary escalation, the SUGGEST tier creates human-reviewable drafts for 60% of technical queries safely.</w:t>
       </w:r>
     </w:p>
     <w:p>
@@ -2607,7 +1828,7 @@
           <w:color w:val="1D1D1F"/>
           <w:sz w:val="19"/>
         </w:rPr>
-        <w:t>Hand-Labelled a Stratified 150-Sample Dataset: 150 carefully audited, balanced examples provide tighter statistical confidence than 500 unverified tweets.</w:t>
+        <w:t>Hand-Labelled 150 Stratified Examples: A balanced 150-sample dataset provided clearer insights than 500 unverified raw tweets.</w:t>
       </w:r>
     </w:p>
     <w:p>
@@ -2621,7 +1842,7 @@
           <w:color w:val="1D1D1F"/>
           <w:sz w:val="19"/>
         </w:rPr>
-        <w:t>Split Gemini Models for Production vs Evaluation: Gemini 1.5 Flash provides sub-second latency for live chat, while Gemini 1.5 Pro provides thorough reasoning for offline evaluation.</w:t>
+        <w:t>Split Gemini Models for Production vs Evaluation: Gemini Flash handles live chat with sub-second latency, while Gemini Pro runs offline quality evaluation.</w:t>
       </w:r>
     </w:p>
     <w:p>
@@ -2635,7 +1856,7 @@
           <w:color w:val="1D1D1F"/>
           <w:sz w:val="19"/>
         </w:rPr>
-        <w:t>Included Keyword Fallback Rules: I built rule-based fallback logic so reviewers can test the application without needing an active API key.</w:t>
+        <w:t>Included Keyword Fallback Rules: I added rule-based fallback logic so reviewers can test the application even without an active API key.</w:t>
       </w:r>
     </w:p>
     <w:p>
@@ -2649,7 +1870,7 @@
           <w:color w:val="1D1D1F"/>
           <w:sz w:val="19"/>
         </w:rPr>
-        <w:t>Set Hardcoded Physical Safety Rules: Overheating or swelling battery queries immediately trigger FLAG_URGENT status, independent of LLM confidence.</w:t>
+        <w:t>Hardcoded Physical Safety Rules: Overheating or swelling battery queries immediately trigger FLAG_URGENT status regardless of model confidence.</w:t>
       </w:r>
     </w:p>
     <w:p>
@@ -2663,7 +1884,7 @@
           <w:color w:val="1D1D1F"/>
           <w:sz w:val="19"/>
         </w:rPr>
-        <w:t>Filtered RAG Retrieval at 0.65 Cosine Similarity: Context below 0.65 similarity introduces noisy context, so low-confidence queries default to core instructions.</w:t>
+        <w:t>Filtered RAG Results at 0.65 Cosine Similarity: Low similarity matches introduced noise, so queries below 0.65 default to core instructions.</w:t>
       </w:r>
     </w:p>
     <w:p>
@@ -2676,7 +1897,7 @@
           <w:color w:val="1D1D1F"/>
           <w:sz w:val="19"/>
         </w:rPr>
-        <w:t>10. Built an Interactive React Dashboard: Recharts visualization makes metrics, radar charts, and confusion matrices easy to explore interactively.</w:t>
+        <w:t>10. Built a Visual React Dashboard: Recharts components make metrics, radar charts, and confusion matrices easy to explore interactively.</w:t>
       </w:r>
     </w:p>
     <w:p>
@@ -2689,7 +1910,7 @@
           <w:color w:val="1D1D1F"/>
           <w:sz w:val="19"/>
         </w:rPr>
-        <w:t>11. Decoupled Intent Classification from Escalation Routing: Intent tracks the topic, while escalation tracks risk and frustration. Separating them allows updating safety thresholds independently.</w:t>
+        <w:t>11. Separated Intent Classification from Escalation Rules: Intent identifies the topic while escalation handles risk and frustration. Decoupling them lets me update safety rules independently.</w:t>
       </w:r>
     </w:p>
     <w:p>
@@ -2702,7 +1923,7 @@
           <w:color w:val="1D1D1F"/>
           <w:sz w:val="19"/>
         </w:rPr>
-        <w:t>12. Integrated Single-Service Architecture for Render: Bundling the compiled React app directly inside Express eliminated CORS issues and simplified cloud deployment.</w:t>
+        <w:t>12. Used a Unified Single-Service Setup for Render: Serving the React build directly from Express eliminated CORS issues and simplified cloud deployment.</w:t>
       </w:r>
     </w:p>
     <w:p>
@@ -2715,7 +1936,7 @@
           <w:color w:val="1D1D1F"/>
           <w:sz w:val="19"/>
         </w:rPr>
-        <w:t>13. Added Multi-Language Interface Support: Enabled customer UI language toggles (English, Spanish, French, Japanese, Hindi) for international testing.</w:t>
+        <w:t>13. Added Multi-Language UI Support: Included interface language toggles (English, Spanish, French, Japanese, Hindi) for international testing.</w:t>
       </w:r>
     </w:p>
     <w:p>
@@ -2728,7 +1949,7 @@
           <w:color w:val="1D1D1F"/>
           <w:sz w:val="19"/>
         </w:rPr>
-        <w:t>14. Implemented Native Speech Recognition and Synthesis: Integrated browser Web Speech APIs for hands-free voice input and Siri audio read-aloud without heavy third-party dependencies.</w:t>
+        <w:t>14. Used Native Browser Speech APIs: Built voice input and Siri read-aloud using native Web Speech APIs without adding heavy external dependencies.</w:t>
       </w:r>
     </w:p>
     <w:p>
@@ -2741,7 +1962,7 @@
           <w:color w:val="1D1D1F"/>
           <w:sz w:val="19"/>
         </w:rPr>
-        <w:t>15. Created PDF and Word Document Report Export Utilities: Built automated scripts to format technical documentation into clean PDF and Word artifacts.</w:t>
+        <w:t>15. Created PDF and Word Export Utilities: Added automated scripts to generate clean Word and PDF document reports from project documentation.</w:t>
       </w:r>
     </w:p>
     <w:p>
@@ -2756,7 +1977,7 @@
           <w:color w:val="0071E3"/>
           <w:sz w:val="27"/>
         </w:rPr>
-        <w:t>Section 9: Future Engineering Roadmap</w:t>
+        <w:t>What I Would Do Next With One More Week</w:t>
       </w:r>
     </w:p>
     <w:p>
@@ -2770,7 +1991,7 @@
           <w:color w:val="1D1D1F"/>
           <w:sz w:val="19"/>
         </w:rPr>
-        <w:t>Multi-Label Classification: Upgrade the intent classifier to output probability distributions across multiple categories simultaneously, handling compound queries (such as billing disputes paired with password lockouts) correctly.</w:t>
+        <w:t>Multi-Label Classification: I would upgrade the classifier to support multiple labels at once so compound requests (like billing issues combined with password lockouts) are handled properly.</w:t>
       </w:r>
     </w:p>
     <w:p>
@@ -2784,7 +2005,7 @@
           <w:color w:val="1D1D1F"/>
           <w:sz w:val="19"/>
         </w:rPr>
-        <w:t>Hybrid Sparse-Dense Vector Search: Combine lexical TF-IDF indexing with dense vector embeddings to improve semantic retrieval accuracy on misspelled or poorly phrased customer queries.</w:t>
+        <w:t>Hybrid Sparse-Dense RAG Search: I would combine TF-IDF keyword search with dense vector embeddings to handle misspelled words and awkward customer phrasing better.</w:t>
       </w:r>
     </w:p>
     <w:p>
@@ -2798,7 +2019,7 @@
           <w:color w:val="1D1D1F"/>
           <w:sz w:val="19"/>
         </w:rPr>
-        <w:t>Conformal Prediction Thresholds: Implement conformal prediction techniques to establish mathematical guarantees on auto-resolution safety thresholds.</w:t>
+        <w:t>Conformal Prediction Thresholds: I would implement conformal prediction techniques to provide mathematical confidence guarantees for auto-resolved queries.</w:t>
       </w:r>
     </w:p>
     <w:p>
@@ -2812,7 +2033,7 @@
           <w:color w:val="1D1D1F"/>
           <w:sz w:val="19"/>
         </w:rPr>
-        <w:t>Specialist Co-Pilot Workflows: Expand the admin dashboard to enable one-click execution of verified diagnostic actions with complete audit logging.</w:t>
+        <w:t>Specialist Co-Pilot Tools: I would expand the admin dashboard to allow support agents to execute verified diagnostic fixes with one click.</w:t>
       </w:r>
     </w:p>
     <w:p>
@@ -2827,7 +2048,7 @@
           <w:color w:val="0071E3"/>
           <w:sz w:val="27"/>
         </w:rPr>
-        <w:t>Section 10: Repository Structure</w:t>
+        <w:t>Repository Structure</w:t>
       </w:r>
     </w:p>
     <w:p>
@@ -2841,7 +2062,7 @@
           <w:color w:val="1D1D1F"/>
           <w:sz w:val="19"/>
         </w:rPr>
-        <w:t>backend/ - Node.js and Express API server handling classification, RAG, and escalation.</w:t>
+        <w:t>backend/ - Express server handling classification, RAG retrieval, and escalation logic.</w:t>
       </w:r>
     </w:p>
     <w:p>
@@ -2855,7 +2076,7 @@
           <w:color w:val="1D1D1F"/>
           <w:sz w:val="19"/>
         </w:rPr>
-        <w:t>frontend/ - React and Vite user interface built with Apple HIG light theme styling.</w:t>
+        <w:t>frontend/ - React interface styled with an Apple HIG light theme.</w:t>
       </w:r>
     </w:p>
     <w:p>
@@ -2869,7 +2090,7 @@
           <w:color w:val="1D1D1F"/>
           <w:sz w:val="19"/>
         </w:rPr>
-        <w:t>data/ - Dataset files including sample_500.json, golden_set_150.json, and saved metrics.</w:t>
+        <w:t>data/ - Dataset files including sample_500.json, golden_set_150.json, and evaluation results.</w:t>
       </w:r>
     </w:p>
     <w:p>
@@ -2883,7 +2104,7 @@
           <w:color w:val="1D1D1F"/>
           <w:sz w:val="19"/>
         </w:rPr>
-        <w:t>data_pipeline/ - Python evaluation harness and dataset processing scripts.</w:t>
+        <w:t>data_pipeline/ - Python scripts for dataset sampling, RAG indexing, and evaluation.</w:t>
       </w:r>
     </w:p>
     <w:p>
@@ -2897,7 +2118,7 @@
           <w:color w:val="1D1D1F"/>
           <w:sz w:val="19"/>
         </w:rPr>
-        <w:t>package.json - Monorepo root build script for 1-click cloud deployment.</w:t>
+        <w:t>package.json - Monorepo root build script for deployment.</w:t>
       </w:r>
     </w:p>
     <w:p>
@@ -2911,7 +2132,7 @@
           <w:color w:val="1D1D1F"/>
           <w:sz w:val="19"/>
         </w:rPr>
-        <w:t>render.yaml - Render Blueprint deployment configuration.</w:t>
+        <w:t>render.yaml - Render Blueprint deployment file.</w:t>
       </w:r>
     </w:p>
     <w:p>
@@ -2925,7 +2146,7 @@
           <w:color w:val="1D1D1F"/>
           <w:sz w:val="19"/>
         </w:rPr>
-        <w:t>README.md - Main technical documentation and report.</w:t>
+        <w:t>README.md - Primary documentation and project report.</w:t>
       </w:r>
     </w:p>
     <w:p>
@@ -2939,7 +2160,7 @@
           <w:color w:val="1D1D1F"/>
           <w:sz w:val="19"/>
         </w:rPr>
-        <w:t>Apple_Customer_Support_Assistant_Report.docx - Word Document report artifact.</w:t>
+        <w:t>Apple_Customer_Support_Assistant_Report.docx - Word document report.</w:t>
       </w:r>
     </w:p>
     <w:p>
@@ -2953,7 +2174,7 @@
           <w:color w:val="1D1D1F"/>
           <w:sz w:val="19"/>
         </w:rPr>
-        <w:t>Apple_Customer_Support_Assistant_Report.pdf - Printable PDF report artifact.</w:t>
+        <w:t>Apple_Customer_Support_Assistant_Report.pdf - PDF version of the technical report.</w:t>
       </w:r>
     </w:p>
     <w:sectPr>
